--- a/视频/对照文本/02-文本.docx
+++ b/视频/对照文本/02-文本.docx
@@ -4904,7 +4904,16 @@
                 <w:color w:val="F0F7F2"/>
                 <w:sz w:val="26"/>
               </w:rPr>
-              <w:t>The raw link</w:t>
+              <w:t xml:space="preserve">The raw </w:t>
+            </w:r>
+            <w:r>
+              <w:rPr>
+                <w:rFonts w:ascii="Calibri" w:hAnsi="Calibri" w:eastAsia="微软雅黑"/>
+                <w:b/>
+                <w:color w:val="38BDF8"/>
+                <w:sz w:val="26"/>
+              </w:rPr>
+              <w:t>link</w:t>
             </w:r>
           </w:p>
         </w:tc>
@@ -4926,7 +4935,16 @@
                 <w:color w:val="AAC4B6"/>
                 <w:sz w:val="21"/>
               </w:rPr>
-              <w:t>未经校正的相关</w:t>
+              <w:t>未经校正的</w:t>
+            </w:r>
+            <w:r>
+              <w:rPr>
+                <w:rFonts w:ascii="Calibri" w:hAnsi="Calibri" w:eastAsia="微软雅黑"/>
+                <w:b/>
+                <w:color w:val="38BDF8"/>
+                <w:sz w:val="21"/>
+              </w:rPr>
+              <w:t>相关</w:t>
             </w:r>
           </w:p>
         </w:tc>
@@ -4967,7 +4985,25 @@
                 <w:color w:val="F0F7F2"/>
                 <w:sz w:val="26"/>
               </w:rPr>
-              <w:t>was roughly half as strong as the original finding.</w:t>
+              <w:t xml:space="preserve">was </w:t>
+            </w:r>
+            <w:r>
+              <w:rPr>
+                <w:rFonts w:ascii="Calibri" w:hAnsi="Calibri" w:eastAsia="微软雅黑"/>
+                <w:b/>
+                <w:color w:val="F472B6"/>
+                <w:sz w:val="26"/>
+              </w:rPr>
+              <w:t>roughly</w:t>
+            </w:r>
+            <w:r>
+              <w:rPr>
+                <w:rFonts w:ascii="Calibri" w:hAnsi="Calibri" w:eastAsia="微软雅黑"/>
+                <w:b w:val="0"/>
+                <w:color w:val="F0F7F2"/>
+                <w:sz w:val="26"/>
+              </w:rPr>
+              <w:t xml:space="preserve"> half as strong as the original finding.</w:t>
             </w:r>
           </w:p>
         </w:tc>
@@ -4989,7 +5025,25 @@
                 <w:color w:val="AAC4B6"/>
                 <w:sz w:val="21"/>
               </w:rPr>
-              <w:t>强度大约只有原研究结果的一半。</w:t>
+              <w:t>强度</w:t>
+            </w:r>
+            <w:r>
+              <w:rPr>
+                <w:rFonts w:ascii="Calibri" w:hAnsi="Calibri" w:eastAsia="微软雅黑"/>
+                <w:b/>
+                <w:color w:val="F472B6"/>
+                <w:sz w:val="21"/>
+              </w:rPr>
+              <w:t>大约</w:t>
+            </w:r>
+            <w:r>
+              <w:rPr>
+                <w:rFonts w:ascii="Calibri" w:hAnsi="Calibri" w:eastAsia="微软雅黑"/>
+                <w:b w:val="0"/>
+                <w:color w:val="AAC4B6"/>
+                <w:sz w:val="21"/>
+              </w:rPr>
+              <w:t>只有原研究结果的一半。</w:t>
             </w:r>
           </w:p>
         </w:tc>
@@ -5033,7 +5087,7 @@
               <w:rPr>
                 <w:rFonts w:ascii="Calibri" w:hAnsi="Calibri" w:eastAsia="微软雅黑"/>
                 <w:b/>
-                <w:color w:val="38BDF8"/>
+                <w:color w:val="BEF264"/>
                 <w:sz w:val="26"/>
               </w:rPr>
               <w:t>Adjusting for</w:t>
@@ -5084,7 +5138,7 @@
               <w:rPr>
                 <w:rFonts w:ascii="Calibri" w:hAnsi="Calibri" w:eastAsia="微软雅黑"/>
                 <w:b/>
-                <w:color w:val="38BDF8"/>
+                <w:color w:val="BEF264"/>
                 <w:sz w:val="21"/>
               </w:rPr>
               <w:t>校正</w:t>
@@ -5187,7 +5241,7 @@
               <w:rPr>
                 <w:rFonts w:ascii="Calibri" w:hAnsi="Calibri" w:eastAsia="微软雅黑"/>
                 <w:b/>
-                <w:color w:val="F472B6"/>
+                <w:color w:val="C4B5FD"/>
                 <w:sz w:val="26"/>
               </w:rPr>
               <w:t>cognitive</w:t>
@@ -5258,7 +5312,7 @@
               <w:rPr>
                 <w:rFonts w:ascii="Calibri" w:hAnsi="Calibri" w:eastAsia="微软雅黑"/>
                 <w:b/>
-                <w:color w:val="F472B6"/>
+                <w:color w:val="C4B5FD"/>
                 <w:sz w:val="21"/>
               </w:rPr>
               <w:t>认知</w:t>
@@ -5469,7 +5523,7 @@
               <w:rPr>
                 <w:rFonts w:ascii="Calibri" w:hAnsi="Calibri" w:eastAsia="微软雅黑"/>
                 <w:b/>
-                <w:color w:val="BEF264"/>
+                <w:color w:val="FB923C"/>
                 <w:sz w:val="26"/>
               </w:rPr>
               <w:t>statistically</w:t>
@@ -5489,7 +5543,7 @@
               <w:rPr>
                 <w:rFonts w:ascii="Calibri" w:hAnsi="Calibri" w:eastAsia="微软雅黑"/>
                 <w:b/>
-                <w:color w:val="C4B5FD"/>
+                <w:color w:val="5EEAD4"/>
                 <w:sz w:val="26"/>
               </w:rPr>
               <w:t>insignificant</w:t>
@@ -5569,7 +5623,7 @@
               <w:rPr>
                 <w:rFonts w:ascii="Calibri" w:hAnsi="Calibri" w:eastAsia="微软雅黑"/>
                 <w:b/>
-                <w:color w:val="BEF264"/>
+                <w:color w:val="FB923C"/>
                 <w:sz w:val="21"/>
               </w:rPr>
               <w:t>统计上</w:t>
@@ -5589,7 +5643,7 @@
               <w:rPr>
                 <w:rFonts w:ascii="Calibri" w:hAnsi="Calibri" w:eastAsia="微软雅黑"/>
                 <w:b/>
-                <w:color w:val="C4B5FD"/>
+                <w:color w:val="5EEAD4"/>
                 <w:sz w:val="21"/>
               </w:rPr>
               <w:t>不显著</w:t>
@@ -5687,7 +5741,7 @@
               <w:rPr>
                 <w:rFonts w:ascii="Calibri" w:hAnsi="Calibri" w:eastAsia="微软雅黑"/>
                 <w:b/>
-                <w:color w:val="FB923C"/>
+                <w:color w:val="FCA5A5"/>
                 <w:sz w:val="26"/>
               </w:rPr>
               <w:t>worthless</w:t>
@@ -5758,7 +5812,7 @@
               <w:rPr>
                 <w:rFonts w:ascii="Calibri" w:hAnsi="Calibri" w:eastAsia="微软雅黑"/>
                 <w:b/>
-                <w:color w:val="FB923C"/>
+                <w:color w:val="FCA5A5"/>
                 <w:sz w:val="21"/>
               </w:rPr>
               <w:t>毫无价值</w:t>
@@ -5851,7 +5905,7 @@
               <w:rPr>
                 <w:rFonts w:ascii="Calibri" w:hAnsi="Calibri" w:eastAsia="微软雅黑"/>
                 <w:b/>
-                <w:color w:val="5EEAD4"/>
+                <w:color w:val="FBBF24"/>
                 <w:sz w:val="26"/>
               </w:rPr>
               <w:t>reflect</w:t>
@@ -5880,7 +5934,7 @@
               <w:rPr>
                 <w:rFonts w:ascii="Calibri" w:hAnsi="Calibri" w:eastAsia="微软雅黑"/>
                 <w:b/>
-                <w:color w:val="FCA5A5"/>
+                <w:color w:val="38BDF8"/>
                 <w:sz w:val="26"/>
               </w:rPr>
               <w:t>substantive</w:t>
@@ -5951,7 +6005,7 @@
               <w:rPr>
                 <w:rFonts w:ascii="Calibri" w:hAnsi="Calibri" w:eastAsia="微软雅黑"/>
                 <w:b/>
-                <w:color w:val="5EEAD4"/>
+                <w:color w:val="FBBF24"/>
                 <w:sz w:val="21"/>
               </w:rPr>
               <w:t>反映</w:t>
@@ -5980,7 +6034,7 @@
               <w:rPr>
                 <w:rFonts w:ascii="Calibri" w:hAnsi="Calibri" w:eastAsia="微软雅黑"/>
                 <w:b/>
-                <w:color w:val="FCA5A5"/>
+                <w:color w:val="38BDF8"/>
                 <w:sz w:val="21"/>
               </w:rPr>
               <w:t>实质性的</w:t>
@@ -6119,7 +6173,7 @@
               <w:rPr>
                 <w:rFonts w:ascii="Calibri" w:hAnsi="Calibri" w:eastAsia="微软雅黑"/>
                 <w:b/>
-                <w:color w:val="FBBF24"/>
+                <w:color w:val="F472B6"/>
                 <w:sz w:val="26"/>
               </w:rPr>
               <w:t>context</w:t>
@@ -6179,7 +6233,7 @@
               <w:rPr>
                 <w:rFonts w:ascii="Calibri" w:hAnsi="Calibri" w:eastAsia="微软雅黑"/>
                 <w:b/>
-                <w:color w:val="FBBF24"/>
+                <w:color w:val="F472B6"/>
                 <w:sz w:val="21"/>
               </w:rPr>
               <w:t>背景</w:t>
@@ -6238,7 +6292,7 @@
               <w:rPr>
                 <w:rFonts w:ascii="Calibri" w:hAnsi="Calibri" w:eastAsia="微软雅黑"/>
                 <w:b/>
-                <w:color w:val="38BDF8"/>
+                <w:color w:val="BEF264"/>
                 <w:sz w:val="26"/>
               </w:rPr>
               <w:t>betrayed</w:t>
@@ -6269,7 +6323,7 @@
               <w:rPr>
                 <w:rFonts w:ascii="Calibri" w:hAnsi="Calibri" w:eastAsia="微软雅黑"/>
                 <w:b/>
-                <w:color w:val="38BDF8"/>
+                <w:color w:val="BEF264"/>
                 <w:sz w:val="21"/>
               </w:rPr>
               <w:t>辜负</w:t>
@@ -6340,7 +6394,7 @@
               <w:rPr>
                 <w:rFonts w:ascii="Calibri" w:hAnsi="Calibri" w:eastAsia="微软雅黑"/>
                 <w:b/>
-                <w:color w:val="F472B6"/>
+                <w:color w:val="C4B5FD"/>
                 <w:sz w:val="26"/>
               </w:rPr>
               <w:t>markedly</w:t>
@@ -6391,7 +6445,7 @@
               <w:rPr>
                 <w:rFonts w:ascii="Calibri" w:hAnsi="Calibri" w:eastAsia="微软雅黑"/>
                 <w:b/>
-                <w:color w:val="F472B6"/>
+                <w:color w:val="C4B5FD"/>
                 <w:sz w:val="21"/>
               </w:rPr>
               <w:t>明显</w:t>
@@ -6441,7 +6495,7 @@
               <w:rPr>
                 <w:rFonts w:ascii="Calibri" w:hAnsi="Calibri" w:eastAsia="微软雅黑"/>
                 <w:b/>
-                <w:color w:val="BEF264"/>
+                <w:color w:val="FB923C"/>
                 <w:sz w:val="26"/>
               </w:rPr>
               <w:t>peers</w:t>
@@ -6481,7 +6535,7 @@
               <w:rPr>
                 <w:rFonts w:ascii="Calibri" w:hAnsi="Calibri" w:eastAsia="微软雅黑"/>
                 <w:b/>
-                <w:color w:val="BEF264"/>
+                <w:color w:val="FB923C"/>
                 <w:sz w:val="21"/>
               </w:rPr>
               <w:t>同龄人</w:t>
@@ -6545,7 +6599,7 @@
               <w:rPr>
                 <w:rFonts w:ascii="Calibri" w:hAnsi="Calibri" w:eastAsia="微软雅黑"/>
                 <w:b/>
-                <w:color w:val="C4B5FD"/>
+                <w:color w:val="5EEAD4"/>
                 <w:sz w:val="26"/>
               </w:rPr>
               <w:t>perseveres</w:t>
@@ -6576,7 +6630,7 @@
               <w:rPr>
                 <w:rFonts w:ascii="Calibri" w:hAnsi="Calibri" w:eastAsia="微软雅黑"/>
                 <w:b/>
-                <w:color w:val="C4B5FD"/>
+                <w:color w:val="5EEAD4"/>
                 <w:sz w:val="21"/>
               </w:rPr>
               <w:t>坚持</w:t>
@@ -6698,7 +6752,7 @@
               <w:rPr>
                 <w:rFonts w:ascii="Calibri" w:hAnsi="Calibri" w:eastAsia="微软雅黑"/>
                 <w:b/>
-                <w:color w:val="FB923C"/>
+                <w:color w:val="FCA5A5"/>
                 <w:sz w:val="26"/>
               </w:rPr>
               <w:t>trustworthy</w:t>
@@ -6738,7 +6792,7 @@
               <w:rPr>
                 <w:rFonts w:ascii="Calibri" w:hAnsi="Calibri" w:eastAsia="微软雅黑"/>
                 <w:b/>
-                <w:color w:val="FB923C"/>
+                <w:color w:val="FCA5A5"/>
                 <w:sz w:val="21"/>
               </w:rPr>
               <w:t>可信</w:t>

--- a/视频/对照文本/02-文本.docx
+++ b/视频/对照文本/02-文本.docx
@@ -4885,12 +4885,14 @@
         </w:tblBorders>
       </w:tblPr>
       <w:tblGrid>
-        <w:gridCol w:w="10540"/>
+        <w:gridCol w:w="3513"/>
+        <w:gridCol w:w="3513"/>
+        <w:gridCol w:w="3513"/>
       </w:tblGrid>
       <w:tr>
         <w:tc>
           <w:tcPr>
-            <w:tcW w:type="dxa" w:w="10540"/>
+            <w:tcW w:type="dxa" w:w="3513"/>
           </w:tcPr>
           <w:p>
             <w:pPr>
@@ -4904,8 +4906,39 @@
                 <w:color w:val="F0F7F2"/>
                 <w:sz w:val="26"/>
               </w:rPr>
-              <w:t xml:space="preserve">The raw </w:t>
-            </w:r>
+              <w:t>The</w:t>
+            </w:r>
+          </w:p>
+        </w:tc>
+        <w:tc>
+          <w:tcPr>
+            <w:tcW w:type="dxa" w:w="3513"/>
+          </w:tcPr>
+          <w:p>
+            <w:pPr>
+              <w:spacing w:after="0"/>
+              <w:jc w:val="center"/>
+            </w:pPr>
+            <w:r>
+              <w:rPr>
+                <w:rFonts w:ascii="Calibri" w:hAnsi="Calibri" w:eastAsia="微软雅黑"/>
+                <w:b w:val="0"/>
+                <w:color w:val="F0F7F2"/>
+                <w:sz w:val="26"/>
+              </w:rPr>
+              <w:t>raw</w:t>
+            </w:r>
+          </w:p>
+        </w:tc>
+        <w:tc>
+          <w:tcPr>
+            <w:tcW w:type="dxa" w:w="3513"/>
+          </w:tcPr>
+          <w:p>
+            <w:pPr>
+              <w:spacing w:after="0"/>
+              <w:jc w:val="center"/>
+            </w:pPr>
             <w:r>
               <w:rPr>
                 <w:rFonts w:ascii="Calibri" w:hAnsi="Calibri" w:eastAsia="微软雅黑"/>
@@ -4921,7 +4954,7 @@
       <w:tr>
         <w:tc>
           <w:tcPr>
-            <w:tcW w:type="dxa" w:w="10540"/>
+            <w:tcW w:type="dxa" w:w="3513"/>
           </w:tcPr>
           <w:p>
             <w:pPr>
@@ -4935,43 +4968,13 @@
                 <w:color w:val="AAC4B6"/>
                 <w:sz w:val="21"/>
               </w:rPr>
-              <w:t>未经校正的</w:t>
-            </w:r>
-            <w:r>
-              <w:rPr>
-                <w:rFonts w:ascii="Calibri" w:hAnsi="Calibri" w:eastAsia="微软雅黑"/>
-                <w:b/>
-                <w:color w:val="38BDF8"/>
-                <w:sz w:val="21"/>
-              </w:rPr>
-              <w:t>相关</w:t>
+              <w:t>这个</w:t>
             </w:r>
           </w:p>
         </w:tc>
-      </w:tr>
-    </w:tbl>
-    <w:tbl>
-      <w:tblPr>
-        <w:tblW w:type="auto" w:w="0"/>
-        <w:jc w:val="center"/>
-        <w:tblLayout w:type="autofit"/>
-        <w:tblLook w:firstColumn="1" w:firstRow="1" w:lastColumn="0" w:lastRow="0" w:noHBand="0" w:noVBand="1" w:val="04A0"/>
-        <w:tblBorders>
-          <w:top w:val="nil"/>
-          <w:left w:val="nil"/>
-          <w:bottom w:val="nil"/>
-          <w:right w:val="nil"/>
-          <w:insideH w:val="nil"/>
-          <w:insideV w:val="nil"/>
-        </w:tblBorders>
-      </w:tblPr>
-      <w:tblGrid>
-        <w:gridCol w:w="10540"/>
-      </w:tblGrid>
-      <w:tr>
         <w:tc>
           <w:tcPr>
-            <w:tcW w:type="dxa" w:w="10540"/>
+            <w:tcW w:type="dxa" w:w="3513"/>
           </w:tcPr>
           <w:p>
             <w:pPr>
@@ -4982,36 +4985,16 @@
               <w:rPr>
                 <w:rFonts w:ascii="Calibri" w:hAnsi="Calibri" w:eastAsia="微软雅黑"/>
                 <w:b w:val="0"/>
-                <w:color w:val="F0F7F2"/>
-                <w:sz w:val="26"/>
-              </w:rPr>
-              <w:t xml:space="preserve">was </w:t>
-            </w:r>
-            <w:r>
-              <w:rPr>
-                <w:rFonts w:ascii="Calibri" w:hAnsi="Calibri" w:eastAsia="微软雅黑"/>
-                <w:b/>
-                <w:color w:val="F472B6"/>
-                <w:sz w:val="26"/>
-              </w:rPr>
-              <w:t>roughly</w:t>
-            </w:r>
-            <w:r>
-              <w:rPr>
-                <w:rFonts w:ascii="Calibri" w:hAnsi="Calibri" w:eastAsia="微软雅黑"/>
-                <w:b w:val="0"/>
-                <w:color w:val="F0F7F2"/>
-                <w:sz w:val="26"/>
-              </w:rPr>
-              <w:t xml:space="preserve"> half as strong as the original finding.</w:t>
+                <w:color w:val="AAC4B6"/>
+                <w:sz w:val="21"/>
+              </w:rPr>
+              <w:t>原始的（未经调整的）</w:t>
             </w:r>
           </w:p>
         </w:tc>
-      </w:tr>
-      <w:tr>
         <w:tc>
           <w:tcPr>
-            <w:tcW w:type="dxa" w:w="10540"/>
+            <w:tcW w:type="dxa" w:w="3513"/>
           </w:tcPr>
           <w:p>
             <w:pPr>
@@ -5021,147 +5004,20 @@
             <w:r>
               <w:rPr>
                 <w:rFonts w:ascii="Calibri" w:hAnsi="Calibri" w:eastAsia="微软雅黑"/>
+                <w:b/>
+                <w:color w:val="38BDF8"/>
+                <w:sz w:val="21"/>
+              </w:rPr>
+              <w:t>关联</w:t>
+            </w:r>
+            <w:r>
+              <w:rPr>
+                <w:rFonts w:ascii="Calibri" w:hAnsi="Calibri" w:eastAsia="微软雅黑"/>
                 <w:b w:val="0"/>
                 <w:color w:val="AAC4B6"/>
                 <w:sz w:val="21"/>
               </w:rPr>
-              <w:t>强度</w:t>
-            </w:r>
-            <w:r>
-              <w:rPr>
-                <w:rFonts w:ascii="Calibri" w:hAnsi="Calibri" w:eastAsia="微软雅黑"/>
-                <w:b/>
-                <w:color w:val="F472B6"/>
-                <w:sz w:val="21"/>
-              </w:rPr>
-              <w:t>大约</w:t>
-            </w:r>
-            <w:r>
-              <w:rPr>
-                <w:rFonts w:ascii="Calibri" w:hAnsi="Calibri" w:eastAsia="微软雅黑"/>
-                <w:b w:val="0"/>
-                <w:color w:val="AAC4B6"/>
-                <w:sz w:val="21"/>
-              </w:rPr>
-              <w:t>只有原研究结果的一半。</w:t>
-            </w:r>
-          </w:p>
-        </w:tc>
-      </w:tr>
-    </w:tbl>
-    <w:p>
-      <w:pPr>
-        <w:spacing w:after="40"/>
-      </w:pPr>
-    </w:p>
-    <w:tbl>
-      <w:tblPr>
-        <w:tblW w:type="auto" w:w="0"/>
-        <w:jc w:val="center"/>
-        <w:tblLayout w:type="autofit"/>
-        <w:tblLook w:firstColumn="1" w:firstRow="1" w:lastColumn="0" w:lastRow="0" w:noHBand="0" w:noVBand="1" w:val="04A0"/>
-        <w:tblBorders>
-          <w:top w:val="nil"/>
-          <w:left w:val="nil"/>
-          <w:bottom w:val="nil"/>
-          <w:right w:val="nil"/>
-          <w:insideH w:val="nil"/>
-          <w:insideV w:val="nil"/>
-        </w:tblBorders>
-      </w:tblPr>
-      <w:tblGrid>
-        <w:gridCol w:w="5270"/>
-        <w:gridCol w:w="5270"/>
-      </w:tblGrid>
-      <w:tr>
-        <w:tc>
-          <w:tcPr>
-            <w:tcW w:type="dxa" w:w="5270"/>
-          </w:tcPr>
-          <w:p>
-            <w:pPr>
-              <w:spacing w:after="0"/>
-              <w:jc w:val="center"/>
-            </w:pPr>
-            <w:r>
-              <w:rPr>
-                <w:rFonts w:ascii="Calibri" w:hAnsi="Calibri" w:eastAsia="微软雅黑"/>
-                <w:b/>
-                <w:color w:val="BEF264"/>
-                <w:sz w:val="26"/>
-              </w:rPr>
-              <w:t>Adjusting for</w:t>
-            </w:r>
-          </w:p>
-        </w:tc>
-        <w:tc>
-          <w:tcPr>
-            <w:tcW w:type="dxa" w:w="5270"/>
-          </w:tcPr>
-          <w:p>
-            <w:pPr>
-              <w:spacing w:after="0"/>
-              <w:jc w:val="center"/>
-            </w:pPr>
-            <w:r>
-              <w:rPr>
-                <w:rFonts w:ascii="Calibri" w:hAnsi="Calibri" w:eastAsia="微软雅黑"/>
-                <w:b w:val="0"/>
-                <w:color w:val="F0F7F2"/>
-                <w:sz w:val="26"/>
-              </w:rPr>
-              <w:t>family background</w:t>
-            </w:r>
-          </w:p>
-        </w:tc>
-      </w:tr>
-      <w:tr>
-        <w:tc>
-          <w:tcPr>
-            <w:tcW w:type="dxa" w:w="5270"/>
-          </w:tcPr>
-          <w:p>
-            <w:pPr>
-              <w:spacing w:after="0"/>
-              <w:jc w:val="center"/>
-            </w:pPr>
-            <w:r>
-              <w:rPr>
-                <w:rFonts w:ascii="Calibri" w:hAnsi="Calibri" w:eastAsia="微软雅黑"/>
-                <w:b w:val="0"/>
-                <w:color w:val="AAC4B6"/>
-                <w:sz w:val="21"/>
-              </w:rPr>
-              <w:t>在</w:t>
-            </w:r>
-            <w:r>
-              <w:rPr>
-                <w:rFonts w:ascii="Calibri" w:hAnsi="Calibri" w:eastAsia="微软雅黑"/>
-                <w:b/>
-                <w:color w:val="BEF264"/>
-                <w:sz w:val="21"/>
-              </w:rPr>
-              <w:t>校正</w:t>
-            </w:r>
-          </w:p>
-        </w:tc>
-        <w:tc>
-          <w:tcPr>
-            <w:tcW w:type="dxa" w:w="5270"/>
-          </w:tcPr>
-          <w:p>
-            <w:pPr>
-              <w:spacing w:after="0"/>
-              <w:jc w:val="center"/>
-            </w:pPr>
-            <w:r>
-              <w:rPr>
-                <w:rFonts w:ascii="Calibri" w:hAnsi="Calibri" w:eastAsia="微软雅黑"/>
-                <w:b w:val="0"/>
-                <w:color w:val="AAC4B6"/>
-                <w:sz w:val="21"/>
-              </w:rPr>
-              <w:t>家庭背景</w:t>
+              <w:t>（相关性）</w:t>
             </w:r>
           </w:p>
         </w:tc>
@@ -5204,7 +5060,7 @@
                 <w:color w:val="F0F7F2"/>
                 <w:sz w:val="26"/>
               </w:rPr>
-              <w:t>and</w:t>
+              <w:t>was</w:t>
             </w:r>
           </w:p>
         </w:tc>
@@ -5220,11 +5076,11 @@
             <w:r>
               <w:rPr>
                 <w:rFonts w:ascii="Calibri" w:hAnsi="Calibri" w:eastAsia="微软雅黑"/>
-                <w:b w:val="0"/>
-                <w:color w:val="F0F7F2"/>
+                <w:b/>
+                <w:color w:val="F472B6"/>
                 <w:sz w:val="26"/>
               </w:rPr>
-              <w:t>early</w:t>
+              <w:t>roughly</w:t>
             </w:r>
           </w:p>
         </w:tc>
@@ -5240,20 +5096,11 @@
             <w:r>
               <w:rPr>
                 <w:rFonts w:ascii="Calibri" w:hAnsi="Calibri" w:eastAsia="微软雅黑"/>
-                <w:b/>
-                <w:color w:val="C4B5FD"/>
-                <w:sz w:val="26"/>
-              </w:rPr>
-              <w:t>cognitive</w:t>
-            </w:r>
-            <w:r>
-              <w:rPr>
-                <w:rFonts w:ascii="Calibri" w:hAnsi="Calibri" w:eastAsia="微软雅黑"/>
                 <w:b w:val="0"/>
                 <w:color w:val="F0F7F2"/>
                 <w:sz w:val="26"/>
               </w:rPr>
-              <w:t xml:space="preserve"> ability</w:t>
+              <w:t>half as strong as the original finding.</w:t>
             </w:r>
           </w:p>
         </w:tc>
@@ -5275,7 +5122,7 @@
                 <w:color w:val="AAC4B6"/>
                 <w:sz w:val="21"/>
               </w:rPr>
-              <w:t>和</w:t>
+              <w:t>强度是</w:t>
             </w:r>
           </w:p>
         </w:tc>
@@ -5291,11 +5138,11 @@
             <w:r>
               <w:rPr>
                 <w:rFonts w:ascii="Calibri" w:hAnsi="Calibri" w:eastAsia="微软雅黑"/>
-                <w:b w:val="0"/>
-                <w:color w:val="AAC4B6"/>
+                <w:b/>
+                <w:color w:val="F472B6"/>
                 <w:sz w:val="21"/>
               </w:rPr>
-              <w:t>早期</w:t>
+              <w:t>大约</w:t>
             </w:r>
           </w:p>
         </w:tc>
@@ -5311,25 +5158,21 @@
             <w:r>
               <w:rPr>
                 <w:rFonts w:ascii="Calibri" w:hAnsi="Calibri" w:eastAsia="微软雅黑"/>
-                <w:b/>
-                <w:color w:val="C4B5FD"/>
-                <w:sz w:val="21"/>
-              </w:rPr>
-              <w:t>认知</w:t>
-            </w:r>
-            <w:r>
-              <w:rPr>
-                <w:rFonts w:ascii="Calibri" w:hAnsi="Calibri" w:eastAsia="微软雅黑"/>
                 <w:b w:val="0"/>
                 <w:color w:val="AAC4B6"/>
                 <w:sz w:val="21"/>
               </w:rPr>
-              <w:t>能力之后，</w:t>
+              <w:t>原研究结果的一半。</w:t>
             </w:r>
           </w:p>
         </w:tc>
       </w:tr>
     </w:tbl>
+    <w:p>
+      <w:pPr>
+        <w:spacing w:after="40"/>
+      </w:pPr>
+    </w:p>
     <w:tbl>
       <w:tblPr>
         <w:tblW w:type="auto" w:w="0"/>
@@ -5362,6 +5205,282 @@
             <w:r>
               <w:rPr>
                 <w:rFonts w:ascii="Calibri" w:hAnsi="Calibri" w:eastAsia="微软雅黑"/>
+                <w:b/>
+                <w:color w:val="BEF264"/>
+                <w:sz w:val="26"/>
+              </w:rPr>
+              <w:t>Adjusting for</w:t>
+            </w:r>
+          </w:p>
+        </w:tc>
+        <w:tc>
+          <w:tcPr>
+            <w:tcW w:type="dxa" w:w="5270"/>
+          </w:tcPr>
+          <w:p>
+            <w:pPr>
+              <w:spacing w:after="0"/>
+              <w:jc w:val="center"/>
+            </w:pPr>
+            <w:r>
+              <w:rPr>
+                <w:rFonts w:ascii="Calibri" w:hAnsi="Calibri" w:eastAsia="微软雅黑"/>
+                <w:b w:val="0"/>
+                <w:color w:val="F0F7F2"/>
+                <w:sz w:val="26"/>
+              </w:rPr>
+              <w:t>family background</w:t>
+            </w:r>
+          </w:p>
+        </w:tc>
+      </w:tr>
+      <w:tr>
+        <w:tc>
+          <w:tcPr>
+            <w:tcW w:type="dxa" w:w="5270"/>
+          </w:tcPr>
+          <w:p>
+            <w:pPr>
+              <w:spacing w:after="0"/>
+              <w:jc w:val="center"/>
+            </w:pPr>
+            <w:r>
+              <w:rPr>
+                <w:rFonts w:ascii="Calibri" w:hAnsi="Calibri" w:eastAsia="微软雅黑"/>
+                <w:b w:val="0"/>
+                <w:color w:val="AAC4B6"/>
+                <w:sz w:val="21"/>
+              </w:rPr>
+              <w:t>在</w:t>
+            </w:r>
+            <w:r>
+              <w:rPr>
+                <w:rFonts w:ascii="Calibri" w:hAnsi="Calibri" w:eastAsia="微软雅黑"/>
+                <w:b/>
+                <w:color w:val="BEF264"/>
+                <w:sz w:val="21"/>
+              </w:rPr>
+              <w:t>校正</w:t>
+            </w:r>
+          </w:p>
+        </w:tc>
+        <w:tc>
+          <w:tcPr>
+            <w:tcW w:type="dxa" w:w="5270"/>
+          </w:tcPr>
+          <w:p>
+            <w:pPr>
+              <w:spacing w:after="0"/>
+              <w:jc w:val="center"/>
+            </w:pPr>
+            <w:r>
+              <w:rPr>
+                <w:rFonts w:ascii="Calibri" w:hAnsi="Calibri" w:eastAsia="微软雅黑"/>
+                <w:b w:val="0"/>
+                <w:color w:val="AAC4B6"/>
+                <w:sz w:val="21"/>
+              </w:rPr>
+              <w:t>家庭背景</w:t>
+            </w:r>
+          </w:p>
+        </w:tc>
+      </w:tr>
+    </w:tbl>
+    <w:tbl>
+      <w:tblPr>
+        <w:tblW w:type="auto" w:w="0"/>
+        <w:jc w:val="center"/>
+        <w:tblLayout w:type="autofit"/>
+        <w:tblLook w:firstColumn="1" w:firstRow="1" w:lastColumn="0" w:lastRow="0" w:noHBand="0" w:noVBand="1" w:val="04A0"/>
+        <w:tblBorders>
+          <w:top w:val="nil"/>
+          <w:left w:val="nil"/>
+          <w:bottom w:val="nil"/>
+          <w:right w:val="nil"/>
+          <w:insideH w:val="nil"/>
+          <w:insideV w:val="nil"/>
+        </w:tblBorders>
+      </w:tblPr>
+      <w:tblGrid>
+        <w:gridCol w:w="3513"/>
+        <w:gridCol w:w="3513"/>
+        <w:gridCol w:w="3513"/>
+      </w:tblGrid>
+      <w:tr>
+        <w:tc>
+          <w:tcPr>
+            <w:tcW w:type="dxa" w:w="3513"/>
+          </w:tcPr>
+          <w:p>
+            <w:pPr>
+              <w:spacing w:after="0"/>
+              <w:jc w:val="center"/>
+            </w:pPr>
+            <w:r>
+              <w:rPr>
+                <w:rFonts w:ascii="Calibri" w:hAnsi="Calibri" w:eastAsia="微软雅黑"/>
+                <w:b w:val="0"/>
+                <w:color w:val="F0F7F2"/>
+                <w:sz w:val="26"/>
+              </w:rPr>
+              <w:t>and</w:t>
+            </w:r>
+          </w:p>
+        </w:tc>
+        <w:tc>
+          <w:tcPr>
+            <w:tcW w:type="dxa" w:w="3513"/>
+          </w:tcPr>
+          <w:p>
+            <w:pPr>
+              <w:spacing w:after="0"/>
+              <w:jc w:val="center"/>
+            </w:pPr>
+            <w:r>
+              <w:rPr>
+                <w:rFonts w:ascii="Calibri" w:hAnsi="Calibri" w:eastAsia="微软雅黑"/>
+                <w:b w:val="0"/>
+                <w:color w:val="F0F7F2"/>
+                <w:sz w:val="26"/>
+              </w:rPr>
+              <w:t>early</w:t>
+            </w:r>
+          </w:p>
+        </w:tc>
+        <w:tc>
+          <w:tcPr>
+            <w:tcW w:type="dxa" w:w="3513"/>
+          </w:tcPr>
+          <w:p>
+            <w:pPr>
+              <w:spacing w:after="0"/>
+              <w:jc w:val="center"/>
+            </w:pPr>
+            <w:r>
+              <w:rPr>
+                <w:rFonts w:ascii="Calibri" w:hAnsi="Calibri" w:eastAsia="微软雅黑"/>
+                <w:b/>
+                <w:color w:val="C4B5FD"/>
+                <w:sz w:val="26"/>
+              </w:rPr>
+              <w:t>cognitive</w:t>
+            </w:r>
+            <w:r>
+              <w:rPr>
+                <w:rFonts w:ascii="Calibri" w:hAnsi="Calibri" w:eastAsia="微软雅黑"/>
+                <w:b w:val="0"/>
+                <w:color w:val="F0F7F2"/>
+                <w:sz w:val="26"/>
+              </w:rPr>
+              <w:t xml:space="preserve"> ability</w:t>
+            </w:r>
+          </w:p>
+        </w:tc>
+      </w:tr>
+      <w:tr>
+        <w:tc>
+          <w:tcPr>
+            <w:tcW w:type="dxa" w:w="3513"/>
+          </w:tcPr>
+          <w:p>
+            <w:pPr>
+              <w:spacing w:after="0"/>
+              <w:jc w:val="center"/>
+            </w:pPr>
+            <w:r>
+              <w:rPr>
+                <w:rFonts w:ascii="Calibri" w:hAnsi="Calibri" w:eastAsia="微软雅黑"/>
+                <w:b w:val="0"/>
+                <w:color w:val="AAC4B6"/>
+                <w:sz w:val="21"/>
+              </w:rPr>
+              <w:t>和</w:t>
+            </w:r>
+          </w:p>
+        </w:tc>
+        <w:tc>
+          <w:tcPr>
+            <w:tcW w:type="dxa" w:w="3513"/>
+          </w:tcPr>
+          <w:p>
+            <w:pPr>
+              <w:spacing w:after="0"/>
+              <w:jc w:val="center"/>
+            </w:pPr>
+            <w:r>
+              <w:rPr>
+                <w:rFonts w:ascii="Calibri" w:hAnsi="Calibri" w:eastAsia="微软雅黑"/>
+                <w:b w:val="0"/>
+                <w:color w:val="AAC4B6"/>
+                <w:sz w:val="21"/>
+              </w:rPr>
+              <w:t>早期</w:t>
+            </w:r>
+          </w:p>
+        </w:tc>
+        <w:tc>
+          <w:tcPr>
+            <w:tcW w:type="dxa" w:w="3513"/>
+          </w:tcPr>
+          <w:p>
+            <w:pPr>
+              <w:spacing w:after="0"/>
+              <w:jc w:val="center"/>
+            </w:pPr>
+            <w:r>
+              <w:rPr>
+                <w:rFonts w:ascii="Calibri" w:hAnsi="Calibri" w:eastAsia="微软雅黑"/>
+                <w:b/>
+                <w:color w:val="C4B5FD"/>
+                <w:sz w:val="21"/>
+              </w:rPr>
+              <w:t>认知</w:t>
+            </w:r>
+            <w:r>
+              <w:rPr>
+                <w:rFonts w:ascii="Calibri" w:hAnsi="Calibri" w:eastAsia="微软雅黑"/>
+                <w:b w:val="0"/>
+                <w:color w:val="AAC4B6"/>
+                <w:sz w:val="21"/>
+              </w:rPr>
+              <w:t>能力之后，</w:t>
+            </w:r>
+          </w:p>
+        </w:tc>
+      </w:tr>
+    </w:tbl>
+    <w:tbl>
+      <w:tblPr>
+        <w:tblW w:type="auto" w:w="0"/>
+        <w:jc w:val="center"/>
+        <w:tblLayout w:type="autofit"/>
+        <w:tblLook w:firstColumn="1" w:firstRow="1" w:lastColumn="0" w:lastRow="0" w:noHBand="0" w:noVBand="1" w:val="04A0"/>
+        <w:tblBorders>
+          <w:top w:val="nil"/>
+          <w:left w:val="nil"/>
+          <w:bottom w:val="nil"/>
+          <w:right w:val="nil"/>
+          <w:insideH w:val="nil"/>
+          <w:insideV w:val="nil"/>
+        </w:tblBorders>
+      </w:tblPr>
+      <w:tblGrid>
+        <w:gridCol w:w="5270"/>
+        <w:gridCol w:w="5270"/>
+      </w:tblGrid>
+      <w:tr>
+        <w:tc>
+          <w:tcPr>
+            <w:tcW w:type="dxa" w:w="5270"/>
+          </w:tcPr>
+          <w:p>
+            <w:pPr>
+              <w:spacing w:after="0"/>
+              <w:jc w:val="center"/>
+            </w:pPr>
+            <w:r>
+              <w:rPr>
+                <w:rFonts w:ascii="Calibri" w:hAnsi="Calibri" w:eastAsia="微软雅黑"/>
                 <w:b w:val="0"/>
                 <w:color w:val="F0F7F2"/>
                 <w:sz w:val="26"/>
@@ -5445,7 +5564,7 @@
           <w:color w:val="AAC4B6"/>
           <w:sz w:val="20"/>
         </w:rPr>
-        <w:t>（前文的 The raw link / 未经校正的相关）</w:t>
+        <w:t>（前文的 The raw link / 原始的关联）</w:t>
       </w:r>
     </w:p>
     <w:tbl>

--- a/视频/对照文本/02-文本.docx
+++ b/视频/对照文本/02-文本.docx
@@ -157,6 +157,15 @@
             <w:r>
               <w:rPr>
                 <w:rFonts w:ascii="Calibri" w:hAnsi="Calibri" w:eastAsia="微软雅黑"/>
+                <w:b w:val="0"/>
+                <w:color w:val="AAC4B6"/>
+                <w:sz w:val="21"/>
+              </w:rPr>
+              <w:t xml:space="preserve"> </w:t>
+            </w:r>
+            <w:r>
+              <w:rPr>
+                <w:rFonts w:ascii="Calibri" w:hAnsi="Calibri" w:eastAsia="微软雅黑"/>
                 <w:b/>
                 <w:color w:val="FBBF24"/>
                 <w:sz w:val="21"/>
@@ -247,11 +256,29 @@
             <w:r>
               <w:rPr>
                 <w:rFonts w:ascii="Calibri" w:hAnsi="Calibri" w:eastAsia="微软雅黑"/>
+                <w:b w:val="0"/>
+                <w:color w:val="AAC4B6"/>
+                <w:sz w:val="21"/>
+              </w:rPr>
+              <w:t xml:space="preserve"> </w:t>
+            </w:r>
+            <w:r>
+              <w:rPr>
+                <w:rFonts w:ascii="Calibri" w:hAnsi="Calibri" w:eastAsia="微软雅黑"/>
                 <w:b/>
                 <w:color w:val="38BDF8"/>
                 <w:sz w:val="21"/>
               </w:rPr>
               <w:t>校园</w:t>
+            </w:r>
+            <w:r>
+              <w:rPr>
+                <w:rFonts w:ascii="Calibri" w:hAnsi="Calibri" w:eastAsia="微软雅黑"/>
+                <w:b w:val="0"/>
+                <w:color w:val="AAC4B6"/>
+                <w:sz w:val="21"/>
+              </w:rPr>
+              <w:t xml:space="preserve"> </w:t>
             </w:r>
             <w:r>
               <w:rPr>
@@ -526,6 +553,15 @@
                 <w:sz w:val="21"/>
               </w:rPr>
               <w:t>独自</w:t>
+            </w:r>
+            <w:r>
+              <w:rPr>
+                <w:rFonts w:ascii="Calibri" w:hAnsi="Calibri" w:eastAsia="微软雅黑"/>
+                <w:b w:val="0"/>
+                <w:color w:val="AAC4B6"/>
+                <w:sz w:val="21"/>
+              </w:rPr>
+              <w:t xml:space="preserve"> </w:t>
             </w:r>
             <w:r>
               <w:rPr>
@@ -1375,6 +1411,15 @@
             <w:r>
               <w:rPr>
                 <w:rFonts w:ascii="Calibri" w:hAnsi="Calibri" w:eastAsia="微软雅黑"/>
+                <w:b w:val="0"/>
+                <w:color w:val="AAC4B6"/>
+                <w:sz w:val="21"/>
+              </w:rPr>
+              <w:t xml:space="preserve"> </w:t>
+            </w:r>
+            <w:r>
+              <w:rPr>
+                <w:rFonts w:ascii="Calibri" w:hAnsi="Calibri" w:eastAsia="微软雅黑"/>
                 <w:b/>
                 <w:color w:val="38BDF8"/>
                 <w:sz w:val="21"/>
@@ -1730,29 +1775,20 @@
             <w:r>
               <w:rPr>
                 <w:rFonts w:ascii="Calibri" w:hAnsi="Calibri" w:eastAsia="微软雅黑"/>
+                <w:b/>
+                <w:color w:val="FB923C"/>
+                <w:sz w:val="21"/>
+              </w:rPr>
+              <w:t>名声大噪</w:t>
+            </w:r>
+            <w:r>
+              <w:rPr>
+                <w:rFonts w:ascii="Calibri" w:hAnsi="Calibri" w:eastAsia="微软雅黑"/>
                 <w:b w:val="0"/>
                 <w:color w:val="AAC4B6"/>
                 <w:sz w:val="21"/>
               </w:rPr>
-              <w:t>变得</w:t>
-            </w:r>
-            <w:r>
-              <w:rPr>
-                <w:rFonts w:ascii="Calibri" w:hAnsi="Calibri" w:eastAsia="微软雅黑"/>
-                <w:b/>
-                <w:color w:val="FB923C"/>
-                <w:sz w:val="21"/>
-              </w:rPr>
-              <w:t>家喻户晓</w:t>
-            </w:r>
-            <w:r>
-              <w:rPr>
-                <w:rFonts w:ascii="Calibri" w:hAnsi="Calibri" w:eastAsia="微软雅黑"/>
-                <w:b w:val="0"/>
-                <w:color w:val="AAC4B6"/>
-                <w:sz w:val="21"/>
-              </w:rPr>
-              <w:t>。</w:t>
+              <w:t>（被传为经典）。</w:t>
             </w:r>
           </w:p>
         </w:tc>
@@ -1947,11 +1983,29 @@
             <w:r>
               <w:rPr>
                 <w:rFonts w:ascii="Calibri" w:hAnsi="Calibri" w:eastAsia="微软雅黑"/>
+                <w:b w:val="0"/>
+                <w:color w:val="AAC4B6"/>
+                <w:sz w:val="21"/>
+              </w:rPr>
+              <w:t xml:space="preserve"> </w:t>
+            </w:r>
+            <w:r>
+              <w:rPr>
+                <w:rFonts w:ascii="Calibri" w:hAnsi="Calibri" w:eastAsia="微软雅黑"/>
                 <w:b/>
                 <w:color w:val="5EEAD4"/>
                 <w:sz w:val="21"/>
               </w:rPr>
               <w:t>青少年</w:t>
+            </w:r>
+            <w:r>
+              <w:rPr>
+                <w:rFonts w:ascii="Calibri" w:hAnsi="Calibri" w:eastAsia="微软雅黑"/>
+                <w:b w:val="0"/>
+                <w:color w:val="AAC4B6"/>
+                <w:sz w:val="21"/>
+              </w:rPr>
+              <w:t xml:space="preserve"> </w:t>
             </w:r>
             <w:r>
               <w:rPr>
@@ -2119,11 +2173,29 @@
             <w:r>
               <w:rPr>
                 <w:rFonts w:ascii="Calibri" w:hAnsi="Calibri" w:eastAsia="微软雅黑"/>
+                <w:b w:val="0"/>
+                <w:color w:val="AAC4B6"/>
+                <w:sz w:val="21"/>
+              </w:rPr>
+              <w:t xml:space="preserve"> </w:t>
+            </w:r>
+            <w:r>
+              <w:rPr>
+                <w:rFonts w:ascii="Calibri" w:hAnsi="Calibri" w:eastAsia="微软雅黑"/>
                 <w:b/>
                 <w:color w:val="FCA5A5"/>
                 <w:sz w:val="21"/>
               </w:rPr>
               <w:t>取得</w:t>
+            </w:r>
+            <w:r>
+              <w:rPr>
+                <w:rFonts w:ascii="Calibri" w:hAnsi="Calibri" w:eastAsia="微软雅黑"/>
+                <w:b w:val="0"/>
+                <w:color w:val="AAC4B6"/>
+                <w:sz w:val="21"/>
+              </w:rPr>
+              <w:t xml:space="preserve"> </w:t>
             </w:r>
             <w:r>
               <w:rPr>
@@ -2494,7 +2566,25 @@
                 <w:color w:val="AAC4B6"/>
                 <w:sz w:val="21"/>
               </w:rPr>
+              <w:t xml:space="preserve"> </w:t>
+            </w:r>
+            <w:r>
+              <w:rPr>
+                <w:rFonts w:ascii="Calibri" w:hAnsi="Calibri" w:eastAsia="微软雅黑"/>
+                <w:b w:val="0"/>
+                <w:color w:val="AAC4B6"/>
+                <w:sz w:val="21"/>
+              </w:rPr>
               <w:t>的</w:t>
+            </w:r>
+            <w:r>
+              <w:rPr>
+                <w:rFonts w:ascii="Calibri" w:hAnsi="Calibri" w:eastAsia="微软雅黑"/>
+                <w:b w:val="0"/>
+                <w:color w:val="AAC4B6"/>
+                <w:sz w:val="21"/>
+              </w:rPr>
+              <w:t xml:space="preserve"> </w:t>
             </w:r>
             <w:r>
               <w:rPr>
@@ -2630,6 +2720,15 @@
             <w:r>
               <w:rPr>
                 <w:rFonts w:ascii="Calibri" w:hAnsi="Calibri" w:eastAsia="微软雅黑"/>
+                <w:b w:val="0"/>
+                <w:color w:val="AAC4B6"/>
+                <w:sz w:val="21"/>
+              </w:rPr>
+              <w:t xml:space="preserve"> </w:t>
+            </w:r>
+            <w:r>
+              <w:rPr>
+                <w:rFonts w:ascii="Calibri" w:hAnsi="Calibri" w:eastAsia="微软雅黑"/>
                 <w:b/>
                 <w:color w:val="C4B5FD"/>
                 <w:sz w:val="21"/>
@@ -2777,11 +2876,29 @@
             <w:r>
               <w:rPr>
                 <w:rFonts w:ascii="Calibri" w:hAnsi="Calibri" w:eastAsia="微软雅黑"/>
+                <w:b w:val="0"/>
+                <w:color w:val="AAC4B6"/>
+                <w:sz w:val="21"/>
+              </w:rPr>
+              <w:t xml:space="preserve"> </w:t>
+            </w:r>
+            <w:r>
+              <w:rPr>
+                <w:rFonts w:ascii="Calibri" w:hAnsi="Calibri" w:eastAsia="微软雅黑"/>
                 <w:b/>
                 <w:color w:val="FB923C"/>
                 <w:sz w:val="21"/>
               </w:rPr>
               <w:t>美化</w:t>
+            </w:r>
+            <w:r>
+              <w:rPr>
+                <w:rFonts w:ascii="Calibri" w:hAnsi="Calibri" w:eastAsia="微软雅黑"/>
+                <w:b w:val="0"/>
+                <w:color w:val="AAC4B6"/>
+                <w:sz w:val="21"/>
+              </w:rPr>
+              <w:t xml:space="preserve"> </w:t>
             </w:r>
             <w:r>
               <w:rPr>
@@ -2819,7 +2936,25 @@
                 <w:color w:val="AAC4B6"/>
                 <w:sz w:val="21"/>
               </w:rPr>
+              <w:t xml:space="preserve"> </w:t>
+            </w:r>
+            <w:r>
+              <w:rPr>
+                <w:rFonts w:ascii="Calibri" w:hAnsi="Calibri" w:eastAsia="微软雅黑"/>
+                <w:b w:val="0"/>
+                <w:color w:val="AAC4B6"/>
+                <w:sz w:val="21"/>
+              </w:rPr>
               <w:t>的</w:t>
+            </w:r>
+            <w:r>
+              <w:rPr>
+                <w:rFonts w:ascii="Calibri" w:hAnsi="Calibri" w:eastAsia="微软雅黑"/>
+                <w:b w:val="0"/>
+                <w:color w:val="AAC4B6"/>
+                <w:sz w:val="21"/>
+              </w:rPr>
+              <w:t xml:space="preserve"> </w:t>
             </w:r>
             <w:r>
               <w:rPr>
@@ -3000,6 +3135,15 @@
             <w:r>
               <w:rPr>
                 <w:rFonts w:ascii="Calibri" w:hAnsi="Calibri" w:eastAsia="微软雅黑"/>
+                <w:b w:val="0"/>
+                <w:color w:val="AAC4B6"/>
+                <w:sz w:val="21"/>
+              </w:rPr>
+              <w:t xml:space="preserve"> </w:t>
+            </w:r>
+            <w:r>
+              <w:rPr>
+                <w:rFonts w:ascii="Calibri" w:hAnsi="Calibri" w:eastAsia="微软雅黑"/>
                 <w:b/>
                 <w:color w:val="FBBF24"/>
                 <w:sz w:val="21"/>
@@ -3069,13 +3213,14 @@
         </w:tblBorders>
       </w:tblPr>
       <w:tblGrid>
-        <w:gridCol w:w="5270"/>
-        <w:gridCol w:w="5270"/>
+        <w:gridCol w:w="3513"/>
+        <w:gridCol w:w="3513"/>
+        <w:gridCol w:w="3513"/>
       </w:tblGrid>
       <w:tr>
         <w:tc>
           <w:tcPr>
-            <w:tcW w:type="dxa" w:w="5270"/>
+            <w:tcW w:type="dxa" w:w="3513"/>
           </w:tcPr>
           <w:p>
             <w:pPr>
@@ -3095,7 +3240,7 @@
         </w:tc>
         <w:tc>
           <w:tcPr>
-            <w:tcW w:type="dxa" w:w="5270"/>
+            <w:tcW w:type="dxa" w:w="3513"/>
           </w:tcPr>
           <w:p>
             <w:pPr>
@@ -3105,11 +3250,31 @@
             <w:r>
               <w:rPr>
                 <w:rFonts w:ascii="Calibri" w:hAnsi="Calibri" w:eastAsia="微软雅黑"/>
+                <w:b/>
+                <w:color w:val="F472B6"/>
+                <w:sz w:val="26"/>
+              </w:rPr>
+              <w:t>a few dozen</w:t>
+            </w:r>
+          </w:p>
+        </w:tc>
+        <w:tc>
+          <w:tcPr>
+            <w:tcW w:type="dxa" w:w="3513"/>
+          </w:tcPr>
+          <w:p>
+            <w:pPr>
+              <w:spacing w:after="0"/>
+              <w:jc w:val="center"/>
+            </w:pPr>
+            <w:r>
+              <w:rPr>
+                <w:rFonts w:ascii="Calibri" w:hAnsi="Calibri" w:eastAsia="微软雅黑"/>
                 <w:b w:val="0"/>
                 <w:color w:val="F0F7F2"/>
                 <w:sz w:val="26"/>
               </w:rPr>
-              <w:t>a few dozen children</w:t>
+              <w:t>children</w:t>
             </w:r>
           </w:p>
         </w:tc>
@@ -3117,7 +3282,7 @@
       <w:tr>
         <w:tc>
           <w:tcPr>
-            <w:tcW w:type="dxa" w:w="5270"/>
+            <w:tcW w:type="dxa" w:w="3513"/>
           </w:tcPr>
           <w:p>
             <w:pPr>
@@ -3137,7 +3302,7 @@
         </w:tc>
         <w:tc>
           <w:tcPr>
-            <w:tcW w:type="dxa" w:w="5270"/>
+            <w:tcW w:type="dxa" w:w="3513"/>
           </w:tcPr>
           <w:p>
             <w:pPr>
@@ -3147,11 +3312,31 @@
             <w:r>
               <w:rPr>
                 <w:rFonts w:ascii="Calibri" w:hAnsi="Calibri" w:eastAsia="微软雅黑"/>
+                <w:b/>
+                <w:color w:val="F472B6"/>
+                <w:sz w:val="21"/>
+              </w:rPr>
+              <w:t>几十个</w:t>
+            </w:r>
+          </w:p>
+        </w:tc>
+        <w:tc>
+          <w:tcPr>
+            <w:tcW w:type="dxa" w:w="3513"/>
+          </w:tcPr>
+          <w:p>
+            <w:pPr>
+              <w:spacing w:after="0"/>
+              <w:jc w:val="center"/>
+            </w:pPr>
+            <w:r>
+              <w:rPr>
+                <w:rFonts w:ascii="Calibri" w:hAnsi="Calibri" w:eastAsia="微软雅黑"/>
                 <w:b w:val="0"/>
                 <w:color w:val="AAC4B6"/>
                 <w:sz w:val="21"/>
               </w:rPr>
-              <w:t>几十个孩子</w:t>
+              <w:t>孩子</w:t>
             </w:r>
           </w:p>
         </w:tc>
@@ -3293,7 +3478,7 @@
               <w:rPr>
                 <w:rFonts w:ascii="Calibri" w:hAnsi="Calibri" w:eastAsia="微软雅黑"/>
                 <w:b/>
-                <w:color w:val="F472B6"/>
+                <w:color w:val="BEF264"/>
                 <w:sz w:val="26"/>
               </w:rPr>
               <w:t>predominantly</w:t>
@@ -3315,10 +3500,19 @@
               <w:rPr>
                 <w:rFonts w:ascii="Calibri" w:hAnsi="Calibri" w:eastAsia="微软雅黑"/>
                 <w:b/>
-                <w:color w:val="F472B6"/>
+                <w:color w:val="BEF264"/>
                 <w:sz w:val="21"/>
               </w:rPr>
               <w:t>主要</w:t>
+            </w:r>
+            <w:r>
+              <w:rPr>
+                <w:rFonts w:ascii="Calibri" w:hAnsi="Calibri" w:eastAsia="微软雅黑"/>
+                <w:b w:val="0"/>
+                <w:color w:val="AAC4B6"/>
+                <w:sz w:val="21"/>
+              </w:rPr>
+              <w:t xml:space="preserve"> </w:t>
             </w:r>
             <w:r>
               <w:rPr>
@@ -3374,7 +3568,7 @@
               <w:rPr>
                 <w:rFonts w:ascii="Calibri" w:hAnsi="Calibri" w:eastAsia="微软雅黑"/>
                 <w:b/>
-                <w:color w:val="BEF264"/>
+                <w:color w:val="C4B5FD"/>
                 <w:sz w:val="26"/>
               </w:rPr>
               <w:t>faculty</w:t>
@@ -3392,7 +3586,7 @@
               <w:rPr>
                 <w:rFonts w:ascii="Calibri" w:hAnsi="Calibri" w:eastAsia="微软雅黑"/>
                 <w:b/>
-                <w:color w:val="C4B5FD"/>
+                <w:color w:val="FB923C"/>
                 <w:sz w:val="26"/>
               </w:rPr>
               <w:t>postgraduate</w:t>
@@ -3431,20 +3625,11 @@
             <w:r>
               <w:rPr>
                 <w:rFonts w:ascii="Calibri" w:hAnsi="Calibri" w:eastAsia="微软雅黑"/>
-                <w:b/>
-                <w:color w:val="BEF264"/>
-                <w:sz w:val="21"/>
-              </w:rPr>
-              <w:t>教师</w:t>
-            </w:r>
-            <w:r>
-              <w:rPr>
-                <w:rFonts w:ascii="Calibri" w:hAnsi="Calibri" w:eastAsia="微软雅黑"/>
                 <w:b w:val="0"/>
                 <w:color w:val="AAC4B6"/>
                 <w:sz w:val="21"/>
               </w:rPr>
-              <w:t>（全体教员）和</w:t>
+              <w:t xml:space="preserve"> </w:t>
             </w:r>
             <w:r>
               <w:rPr>
@@ -3453,7 +3638,43 @@
                 <w:color w:val="C4B5FD"/>
                 <w:sz w:val="21"/>
               </w:rPr>
+              <w:t>教师</w:t>
+            </w:r>
+            <w:r>
+              <w:rPr>
+                <w:rFonts w:ascii="Calibri" w:hAnsi="Calibri" w:eastAsia="微软雅黑"/>
+                <w:b w:val="0"/>
+                <w:color w:val="AAC4B6"/>
+                <w:sz w:val="21"/>
+              </w:rPr>
+              <w:t>（全体教员）和</w:t>
+            </w:r>
+            <w:r>
+              <w:rPr>
+                <w:rFonts w:ascii="Calibri" w:hAnsi="Calibri" w:eastAsia="微软雅黑"/>
+                <w:b w:val="0"/>
+                <w:color w:val="AAC4B6"/>
+                <w:sz w:val="21"/>
+              </w:rPr>
+              <w:t xml:space="preserve"> </w:t>
+            </w:r>
+            <w:r>
+              <w:rPr>
+                <w:rFonts w:ascii="Calibri" w:hAnsi="Calibri" w:eastAsia="微软雅黑"/>
+                <w:b/>
+                <w:color w:val="FB923C"/>
+                <w:sz w:val="21"/>
+              </w:rPr>
               <w:t>研究生</w:t>
+            </w:r>
+            <w:r>
+              <w:rPr>
+                <w:rFonts w:ascii="Calibri" w:hAnsi="Calibri" w:eastAsia="微软雅黑"/>
+                <w:b w:val="0"/>
+                <w:color w:val="AAC4B6"/>
+                <w:sz w:val="21"/>
+              </w:rPr>
+              <w:t xml:space="preserve"> </w:t>
             </w:r>
             <w:r>
               <w:rPr>
@@ -3528,7 +3749,7 @@
               <w:rPr>
                 <w:rFonts w:ascii="Calibri" w:hAnsi="Calibri" w:eastAsia="微软雅黑"/>
                 <w:b/>
-                <w:color w:val="FB923C"/>
+                <w:color w:val="5EEAD4"/>
                 <w:sz w:val="26"/>
               </w:rPr>
               <w:t>homogeneous</w:t>
@@ -3557,7 +3778,7 @@
               <w:rPr>
                 <w:rFonts w:ascii="Calibri" w:hAnsi="Calibri" w:eastAsia="微软雅黑"/>
                 <w:b/>
-                <w:color w:val="5EEAD4"/>
+                <w:color w:val="FCA5A5"/>
                 <w:sz w:val="26"/>
               </w:rPr>
               <w:t>privileged</w:t>
@@ -3619,7 +3840,7 @@
               <w:rPr>
                 <w:rFonts w:ascii="Calibri" w:hAnsi="Calibri" w:eastAsia="微软雅黑"/>
                 <w:b/>
-                <w:color w:val="FB923C"/>
+                <w:color w:val="5EEAD4"/>
                 <w:sz w:val="21"/>
               </w:rPr>
               <w:t>同质的</w:t>
@@ -3648,7 +3869,7 @@
               <w:rPr>
                 <w:rFonts w:ascii="Calibri" w:hAnsi="Calibri" w:eastAsia="微软雅黑"/>
                 <w:b/>
-                <w:color w:val="5EEAD4"/>
+                <w:color w:val="FCA5A5"/>
                 <w:sz w:val="21"/>
               </w:rPr>
               <w:t>优越的</w:t>
@@ -3720,7 +3941,7 @@
               <w:rPr>
                 <w:rFonts w:ascii="Calibri" w:hAnsi="Calibri" w:eastAsia="微软雅黑"/>
                 <w:b/>
-                <w:color w:val="FCA5A5"/>
+                <w:color w:val="FBBF24"/>
                 <w:sz w:val="26"/>
               </w:rPr>
               <w:t>scarcely</w:t>
@@ -3760,7 +3981,7 @@
               <w:rPr>
                 <w:rFonts w:ascii="Calibri" w:hAnsi="Calibri" w:eastAsia="微软雅黑"/>
                 <w:b/>
-                <w:color w:val="FBBF24"/>
+                <w:color w:val="38BDF8"/>
                 <w:sz w:val="26"/>
               </w:rPr>
               <w:t>ordinary</w:t>
@@ -3791,7 +4012,7 @@
               <w:rPr>
                 <w:rFonts w:ascii="Calibri" w:hAnsi="Calibri" w:eastAsia="微软雅黑"/>
                 <w:b/>
-                <w:color w:val="FCA5A5"/>
+                <w:color w:val="FBBF24"/>
                 <w:sz w:val="21"/>
               </w:rPr>
               <w:t>很难</w:t>
@@ -3831,10 +4052,19 @@
               <w:rPr>
                 <w:rFonts w:ascii="Calibri" w:hAnsi="Calibri" w:eastAsia="微软雅黑"/>
                 <w:b/>
-                <w:color w:val="FBBF24"/>
+                <w:color w:val="38BDF8"/>
                 <w:sz w:val="21"/>
               </w:rPr>
               <w:t>普通的</w:t>
+            </w:r>
+            <w:r>
+              <w:rPr>
+                <w:rFonts w:ascii="Calibri" w:hAnsi="Calibri" w:eastAsia="微软雅黑"/>
+                <w:b w:val="0"/>
+                <w:color w:val="AAC4B6"/>
+                <w:sz w:val="21"/>
+              </w:rPr>
+              <w:t xml:space="preserve"> </w:t>
             </w:r>
             <w:r>
               <w:rPr>
@@ -3903,7 +4133,7 @@
               <w:rPr>
                 <w:rFonts w:ascii="Calibri" w:hAnsi="Calibri" w:eastAsia="微软雅黑"/>
                 <w:b/>
-                <w:color w:val="38BDF8"/>
+                <w:color w:val="F472B6"/>
                 <w:sz w:val="26"/>
               </w:rPr>
               <w:t>prosperous</w:t>
@@ -3974,10 +4204,19 @@
               <w:rPr>
                 <w:rFonts w:ascii="Calibri" w:hAnsi="Calibri" w:eastAsia="微软雅黑"/>
                 <w:b/>
-                <w:color w:val="38BDF8"/>
+                <w:color w:val="F472B6"/>
                 <w:sz w:val="21"/>
               </w:rPr>
               <w:t>富裕的</w:t>
+            </w:r>
+            <w:r>
+              <w:rPr>
+                <w:rFonts w:ascii="Calibri" w:hAnsi="Calibri" w:eastAsia="微软雅黑"/>
+                <w:b w:val="0"/>
+                <w:color w:val="AAC4B6"/>
+                <w:sz w:val="21"/>
+              </w:rPr>
+              <w:t xml:space="preserve"> </w:t>
             </w:r>
             <w:r>
               <w:rPr>
@@ -4044,7 +4283,7 @@
               <w:rPr>
                 <w:rFonts w:ascii="Calibri" w:hAnsi="Calibri" w:eastAsia="微软雅黑"/>
                 <w:b/>
-                <w:color w:val="F472B6"/>
+                <w:color w:val="BEF264"/>
                 <w:sz w:val="26"/>
               </w:rPr>
               <w:t>foster</w:t>
@@ -4083,11 +4322,29 @@
             <w:r>
               <w:rPr>
                 <w:rFonts w:ascii="Calibri" w:hAnsi="Calibri" w:eastAsia="微软雅黑"/>
+                <w:b w:val="0"/>
+                <w:color w:val="AAC4B6"/>
+                <w:sz w:val="21"/>
+              </w:rPr>
+              <w:t xml:space="preserve"> </w:t>
+            </w:r>
+            <w:r>
+              <w:rPr>
+                <w:rFonts w:ascii="Calibri" w:hAnsi="Calibri" w:eastAsia="微软雅黑"/>
                 <w:b/>
-                <w:color w:val="F472B6"/>
+                <w:color w:val="BEF264"/>
                 <w:sz w:val="21"/>
               </w:rPr>
               <w:t>培养出</w:t>
+            </w:r>
+            <w:r>
+              <w:rPr>
+                <w:rFonts w:ascii="Calibri" w:hAnsi="Calibri" w:eastAsia="微软雅黑"/>
+                <w:b w:val="0"/>
+                <w:color w:val="AAC4B6"/>
+                <w:sz w:val="21"/>
+              </w:rPr>
+              <w:t xml:space="preserve"> </w:t>
             </w:r>
             <w:r>
               <w:rPr>
@@ -4246,7 +4503,7 @@
               <w:rPr>
                 <w:rFonts w:ascii="Calibri" w:hAnsi="Calibri" w:eastAsia="微软雅黑"/>
                 <w:b/>
-                <w:color w:val="BEF264"/>
+                <w:color w:val="C4B5FD"/>
                 <w:sz w:val="26"/>
               </w:rPr>
               <w:t>conceptual</w:t>
@@ -4266,7 +4523,7 @@
               <w:rPr>
                 <w:rFonts w:ascii="Calibri" w:hAnsi="Calibri" w:eastAsia="微软雅黑"/>
                 <w:b/>
-                <w:color w:val="C4B5FD"/>
+                <w:color w:val="FB923C"/>
                 <w:sz w:val="26"/>
               </w:rPr>
               <w:t>replication</w:t>
@@ -4337,7 +4594,7 @@
               <w:rPr>
                 <w:rFonts w:ascii="Calibri" w:hAnsi="Calibri" w:eastAsia="微软雅黑"/>
                 <w:b/>
-                <w:color w:val="BEF264"/>
+                <w:color w:val="C4B5FD"/>
                 <w:sz w:val="21"/>
               </w:rPr>
               <w:t>概念性的</w:t>
@@ -4357,7 +4614,7 @@
               <w:rPr>
                 <w:rFonts w:ascii="Calibri" w:hAnsi="Calibri" w:eastAsia="微软雅黑"/>
                 <w:b/>
-                <w:color w:val="C4B5FD"/>
+                <w:color w:val="FB923C"/>
                 <w:sz w:val="21"/>
               </w:rPr>
               <w:t>重复验证</w:t>
@@ -4450,7 +4707,7 @@
               <w:rPr>
                 <w:rFonts w:ascii="Calibri" w:hAnsi="Calibri" w:eastAsia="微软雅黑"/>
                 <w:b/>
-                <w:color w:val="FB923C"/>
+                <w:color w:val="5EEAD4"/>
                 <w:sz w:val="26"/>
               </w:rPr>
               <w:t>modified</w:t>
@@ -4532,7 +4789,7 @@
               <w:rPr>
                 <w:rFonts w:ascii="Calibri" w:hAnsi="Calibri" w:eastAsia="微软雅黑"/>
                 <w:b/>
-                <w:color w:val="FB923C"/>
+                <w:color w:val="5EEAD4"/>
                 <w:sz w:val="21"/>
               </w:rPr>
               <w:t>调整过的</w:t>
@@ -4619,7 +4876,7 @@
               <w:rPr>
                 <w:rFonts w:ascii="Calibri" w:hAnsi="Calibri" w:eastAsia="微软雅黑"/>
                 <w:b/>
-                <w:color w:val="5EEAD4"/>
+                <w:color w:val="FCA5A5"/>
                 <w:sz w:val="26"/>
               </w:rPr>
               <w:t>youngsters</w:t>
@@ -4637,7 +4894,7 @@
               <w:rPr>
                 <w:rFonts w:ascii="Calibri" w:hAnsi="Calibri" w:eastAsia="微软雅黑"/>
                 <w:b/>
-                <w:color w:val="FCA5A5"/>
+                <w:color w:val="FBBF24"/>
                 <w:sz w:val="26"/>
               </w:rPr>
               <w:t>diverse</w:t>
@@ -4696,26 +4953,53 @@
             <w:r>
               <w:rPr>
                 <w:rFonts w:ascii="Calibri" w:hAnsi="Calibri" w:eastAsia="微软雅黑"/>
-                <w:b/>
-                <w:color w:val="FCA5A5"/>
-                <w:sz w:val="21"/>
-              </w:rPr>
-              <w:t>多种不同的</w:t>
-            </w:r>
-            <w:r>
-              <w:rPr>
-                <w:rFonts w:ascii="Calibri" w:hAnsi="Calibri" w:eastAsia="微软雅黑"/>
                 <w:b w:val="0"/>
                 <w:color w:val="AAC4B6"/>
                 <w:sz w:val="21"/>
               </w:rPr>
+              <w:t xml:space="preserve"> </w:t>
+            </w:r>
+            <w:r>
+              <w:rPr>
+                <w:rFonts w:ascii="Calibri" w:hAnsi="Calibri" w:eastAsia="微软雅黑"/>
+                <w:b/>
+                <w:color w:val="FBBF24"/>
+                <w:sz w:val="21"/>
+              </w:rPr>
+              <w:t>多种不同的</w:t>
+            </w:r>
+            <w:r>
+              <w:rPr>
+                <w:rFonts w:ascii="Calibri" w:hAnsi="Calibri" w:eastAsia="微软雅黑"/>
+                <w:b w:val="0"/>
+                <w:color w:val="AAC4B6"/>
+                <w:sz w:val="21"/>
+              </w:rPr>
+              <w:t xml:space="preserve"> </w:t>
+            </w:r>
+            <w:r>
+              <w:rPr>
+                <w:rFonts w:ascii="Calibri" w:hAnsi="Calibri" w:eastAsia="微软雅黑"/>
+                <w:b w:val="0"/>
+                <w:color w:val="AAC4B6"/>
+                <w:sz w:val="21"/>
+              </w:rPr>
               <w:t>背景的</w:t>
             </w:r>
             <w:r>
               <w:rPr>
                 <w:rFonts w:ascii="Calibri" w:hAnsi="Calibri" w:eastAsia="微软雅黑"/>
+                <w:b w:val="0"/>
+                <w:color w:val="AAC4B6"/>
+                <w:sz w:val="21"/>
+              </w:rPr>
+              <w:t xml:space="preserve"> </w:t>
+            </w:r>
+            <w:r>
+              <w:rPr>
+                <w:rFonts w:ascii="Calibri" w:hAnsi="Calibri" w:eastAsia="微软雅黑"/>
                 <w:b/>
-                <w:color w:val="5EEAD4"/>
+                <w:color w:val="FCA5A5"/>
                 <w:sz w:val="21"/>
               </w:rPr>
               <w:t>少年儿童</w:t>
@@ -4766,7 +5050,7 @@
               <w:rPr>
                 <w:rFonts w:ascii="Calibri" w:hAnsi="Calibri" w:eastAsia="微软雅黑"/>
                 <w:b/>
-                <w:color w:val="FBBF24"/>
+                <w:color w:val="38BDF8"/>
                 <w:sz w:val="26"/>
               </w:rPr>
               <w:t>assessed</w:t>
@@ -4825,8 +5109,17 @@
             <w:r>
               <w:rPr>
                 <w:rFonts w:ascii="Calibri" w:hAnsi="Calibri" w:eastAsia="微软雅黑"/>
+                <w:b w:val="0"/>
+                <w:color w:val="AAC4B6"/>
+                <w:sz w:val="21"/>
+              </w:rPr>
+              <w:t xml:space="preserve"> </w:t>
+            </w:r>
+            <w:r>
+              <w:rPr>
+                <w:rFonts w:ascii="Calibri" w:hAnsi="Calibri" w:eastAsia="微软雅黑"/>
                 <w:b/>
-                <w:color w:val="FBBF24"/>
+                <w:color w:val="38BDF8"/>
                 <w:sz w:val="21"/>
               </w:rPr>
               <w:t>评估</w:t>
@@ -4943,7 +5236,7 @@
               <w:rPr>
                 <w:rFonts w:ascii="Calibri" w:hAnsi="Calibri" w:eastAsia="微软雅黑"/>
                 <w:b/>
-                <w:color w:val="38BDF8"/>
+                <w:color w:val="F472B6"/>
                 <w:sz w:val="26"/>
               </w:rPr>
               <w:t>link</w:t>
@@ -5005,7 +5298,7 @@
               <w:rPr>
                 <w:rFonts w:ascii="Calibri" w:hAnsi="Calibri" w:eastAsia="微软雅黑"/>
                 <w:b/>
-                <w:color w:val="38BDF8"/>
+                <w:color w:val="F472B6"/>
                 <w:sz w:val="21"/>
               </w:rPr>
               <w:t>关联</w:t>
@@ -5077,7 +5370,7 @@
               <w:rPr>
                 <w:rFonts w:ascii="Calibri" w:hAnsi="Calibri" w:eastAsia="微软雅黑"/>
                 <w:b/>
-                <w:color w:val="F472B6"/>
+                <w:color w:val="BEF264"/>
                 <w:sz w:val="26"/>
               </w:rPr>
               <w:t>roughly</w:t>
@@ -5139,7 +5432,7 @@
               <w:rPr>
                 <w:rFonts w:ascii="Calibri" w:hAnsi="Calibri" w:eastAsia="微软雅黑"/>
                 <w:b/>
-                <w:color w:val="F472B6"/>
+                <w:color w:val="BEF264"/>
                 <w:sz w:val="21"/>
               </w:rPr>
               <w:t>大约</w:t>
@@ -5206,7 +5499,7 @@
               <w:rPr>
                 <w:rFonts w:ascii="Calibri" w:hAnsi="Calibri" w:eastAsia="微软雅黑"/>
                 <w:b/>
-                <w:color w:val="BEF264"/>
+                <w:color w:val="C4B5FD"/>
                 <w:sz w:val="26"/>
               </w:rPr>
               <w:t>Adjusting for</w:t>
@@ -5256,8 +5549,17 @@
             <w:r>
               <w:rPr>
                 <w:rFonts w:ascii="Calibri" w:hAnsi="Calibri" w:eastAsia="微软雅黑"/>
+                <w:b w:val="0"/>
+                <w:color w:val="AAC4B6"/>
+                <w:sz w:val="21"/>
+              </w:rPr>
+              <w:t xml:space="preserve"> </w:t>
+            </w:r>
+            <w:r>
+              <w:rPr>
+                <w:rFonts w:ascii="Calibri" w:hAnsi="Calibri" w:eastAsia="微软雅黑"/>
                 <w:b/>
-                <w:color w:val="BEF264"/>
+                <w:color w:val="C4B5FD"/>
                 <w:sz w:val="21"/>
               </w:rPr>
               <w:t>校正</w:t>
@@ -5360,7 +5662,7 @@
               <w:rPr>
                 <w:rFonts w:ascii="Calibri" w:hAnsi="Calibri" w:eastAsia="微软雅黑"/>
                 <w:b/>
-                <w:color w:val="C4B5FD"/>
+                <w:color w:val="FB923C"/>
                 <w:sz w:val="26"/>
               </w:rPr>
               <w:t>cognitive</w:t>
@@ -5431,10 +5733,19 @@
               <w:rPr>
                 <w:rFonts w:ascii="Calibri" w:hAnsi="Calibri" w:eastAsia="微软雅黑"/>
                 <w:b/>
-                <w:color w:val="C4B5FD"/>
+                <w:color w:val="FB923C"/>
                 <w:sz w:val="21"/>
               </w:rPr>
               <w:t>认知</w:t>
+            </w:r>
+            <w:r>
+              <w:rPr>
+                <w:rFonts w:ascii="Calibri" w:hAnsi="Calibri" w:eastAsia="微软雅黑"/>
+                <w:b w:val="0"/>
+                <w:color w:val="AAC4B6"/>
+                <w:sz w:val="21"/>
+              </w:rPr>
+              <w:t xml:space="preserve"> </w:t>
             </w:r>
             <w:r>
               <w:rPr>
@@ -5642,7 +5953,7 @@
               <w:rPr>
                 <w:rFonts w:ascii="Calibri" w:hAnsi="Calibri" w:eastAsia="微软雅黑"/>
                 <w:b/>
-                <w:color w:val="FB923C"/>
+                <w:color w:val="5EEAD4"/>
                 <w:sz w:val="26"/>
               </w:rPr>
               <w:t>statistically</w:t>
@@ -5662,7 +5973,7 @@
               <w:rPr>
                 <w:rFonts w:ascii="Calibri" w:hAnsi="Calibri" w:eastAsia="微软雅黑"/>
                 <w:b/>
-                <w:color w:val="5EEAD4"/>
+                <w:color w:val="FCA5A5"/>
                 <w:sz w:val="26"/>
               </w:rPr>
               <w:t>insignificant</w:t>
@@ -5741,8 +6052,17 @@
             <w:r>
               <w:rPr>
                 <w:rFonts w:ascii="Calibri" w:hAnsi="Calibri" w:eastAsia="微软雅黑"/>
+                <w:b w:val="0"/>
+                <w:color w:val="AAC4B6"/>
+                <w:sz w:val="21"/>
+              </w:rPr>
+              <w:t xml:space="preserve"> </w:t>
+            </w:r>
+            <w:r>
+              <w:rPr>
+                <w:rFonts w:ascii="Calibri" w:hAnsi="Calibri" w:eastAsia="微软雅黑"/>
                 <w:b/>
-                <w:color w:val="FB923C"/>
+                <w:color w:val="5EEAD4"/>
                 <w:sz w:val="21"/>
               </w:rPr>
               <w:t>统计上</w:t>
@@ -5762,7 +6082,7 @@
               <w:rPr>
                 <w:rFonts w:ascii="Calibri" w:hAnsi="Calibri" w:eastAsia="微软雅黑"/>
                 <w:b/>
-                <w:color w:val="5EEAD4"/>
+                <w:color w:val="FCA5A5"/>
                 <w:sz w:val="21"/>
               </w:rPr>
               <w:t>不显著</w:t>
@@ -5860,7 +6180,7 @@
               <w:rPr>
                 <w:rFonts w:ascii="Calibri" w:hAnsi="Calibri" w:eastAsia="微软雅黑"/>
                 <w:b/>
-                <w:color w:val="FCA5A5"/>
+                <w:color w:val="FBBF24"/>
                 <w:sz w:val="26"/>
               </w:rPr>
               <w:t>worthless</w:t>
@@ -5931,7 +6251,7 @@
               <w:rPr>
                 <w:rFonts w:ascii="Calibri" w:hAnsi="Calibri" w:eastAsia="微软雅黑"/>
                 <w:b/>
-                <w:color w:val="FCA5A5"/>
+                <w:color w:val="FBBF24"/>
                 <w:sz w:val="21"/>
               </w:rPr>
               <w:t>毫无价值</w:t>
@@ -6024,7 +6344,7 @@
               <w:rPr>
                 <w:rFonts w:ascii="Calibri" w:hAnsi="Calibri" w:eastAsia="微软雅黑"/>
                 <w:b/>
-                <w:color w:val="FBBF24"/>
+                <w:color w:val="38BDF8"/>
                 <w:sz w:val="26"/>
               </w:rPr>
               <w:t>reflect</w:t>
@@ -6053,7 +6373,7 @@
               <w:rPr>
                 <w:rFonts w:ascii="Calibri" w:hAnsi="Calibri" w:eastAsia="微软雅黑"/>
                 <w:b/>
-                <w:color w:val="38BDF8"/>
+                <w:color w:val="F472B6"/>
                 <w:sz w:val="26"/>
               </w:rPr>
               <w:t>substantive</w:t>
@@ -6124,7 +6444,7 @@
               <w:rPr>
                 <w:rFonts w:ascii="Calibri" w:hAnsi="Calibri" w:eastAsia="微软雅黑"/>
                 <w:b/>
-                <w:color w:val="FBBF24"/>
+                <w:color w:val="38BDF8"/>
                 <w:sz w:val="21"/>
               </w:rPr>
               <w:t>反映</w:t>
@@ -6152,11 +6472,29 @@
             <w:r>
               <w:rPr>
                 <w:rFonts w:ascii="Calibri" w:hAnsi="Calibri" w:eastAsia="微软雅黑"/>
+                <w:b w:val="0"/>
+                <w:color w:val="AAC4B6"/>
+                <w:sz w:val="21"/>
+              </w:rPr>
+              <w:t xml:space="preserve"> </w:t>
+            </w:r>
+            <w:r>
+              <w:rPr>
+                <w:rFonts w:ascii="Calibri" w:hAnsi="Calibri" w:eastAsia="微软雅黑"/>
                 <w:b/>
-                <w:color w:val="38BDF8"/>
+                <w:color w:val="F472B6"/>
                 <w:sz w:val="21"/>
               </w:rPr>
               <w:t>实质性的</w:t>
+            </w:r>
+            <w:r>
+              <w:rPr>
+                <w:rFonts w:ascii="Calibri" w:hAnsi="Calibri" w:eastAsia="微软雅黑"/>
+                <w:b w:val="0"/>
+                <w:color w:val="AAC4B6"/>
+                <w:sz w:val="21"/>
+              </w:rPr>
+              <w:t xml:space="preserve"> </w:t>
             </w:r>
             <w:r>
               <w:rPr>
@@ -6292,7 +6630,7 @@
               <w:rPr>
                 <w:rFonts w:ascii="Calibri" w:hAnsi="Calibri" w:eastAsia="微软雅黑"/>
                 <w:b/>
-                <w:color w:val="F472B6"/>
+                <w:color w:val="BEF264"/>
                 <w:sz w:val="26"/>
               </w:rPr>
               <w:t>context</w:t>
@@ -6352,7 +6690,7 @@
               <w:rPr>
                 <w:rFonts w:ascii="Calibri" w:hAnsi="Calibri" w:eastAsia="微软雅黑"/>
                 <w:b/>
-                <w:color w:val="F472B6"/>
+                <w:color w:val="BEF264"/>
                 <w:sz w:val="21"/>
               </w:rPr>
               <w:t>背景</w:t>
@@ -6411,7 +6749,7 @@
               <w:rPr>
                 <w:rFonts w:ascii="Calibri" w:hAnsi="Calibri" w:eastAsia="微软雅黑"/>
                 <w:b/>
-                <w:color w:val="BEF264"/>
+                <w:color w:val="C4B5FD"/>
                 <w:sz w:val="26"/>
               </w:rPr>
               <w:t>betrayed</w:t>
@@ -6441,11 +6779,29 @@
             <w:r>
               <w:rPr>
                 <w:rFonts w:ascii="Calibri" w:hAnsi="Calibri" w:eastAsia="微软雅黑"/>
+                <w:b w:val="0"/>
+                <w:color w:val="AAC4B6"/>
+                <w:sz w:val="21"/>
+              </w:rPr>
+              <w:t xml:space="preserve"> </w:t>
+            </w:r>
+            <w:r>
+              <w:rPr>
+                <w:rFonts w:ascii="Calibri" w:hAnsi="Calibri" w:eastAsia="微软雅黑"/>
                 <w:b/>
-                <w:color w:val="BEF264"/>
+                <w:color w:val="C4B5FD"/>
                 <w:sz w:val="21"/>
               </w:rPr>
               <w:t>辜负</w:t>
+            </w:r>
+            <w:r>
+              <w:rPr>
+                <w:rFonts w:ascii="Calibri" w:hAnsi="Calibri" w:eastAsia="微软雅黑"/>
+                <w:b w:val="0"/>
+                <w:color w:val="AAC4B6"/>
+                <w:sz w:val="21"/>
+              </w:rPr>
+              <w:t xml:space="preserve"> </w:t>
             </w:r>
             <w:r>
               <w:rPr>
@@ -6513,7 +6869,7 @@
               <w:rPr>
                 <w:rFonts w:ascii="Calibri" w:hAnsi="Calibri" w:eastAsia="微软雅黑"/>
                 <w:b/>
-                <w:color w:val="C4B5FD"/>
+                <w:color w:val="FB923C"/>
                 <w:sz w:val="26"/>
               </w:rPr>
               <w:t>markedly</w:t>
@@ -6564,10 +6920,19 @@
               <w:rPr>
                 <w:rFonts w:ascii="Calibri" w:hAnsi="Calibri" w:eastAsia="微软雅黑"/>
                 <w:b/>
-                <w:color w:val="C4B5FD"/>
+                <w:color w:val="FB923C"/>
                 <w:sz w:val="21"/>
               </w:rPr>
               <w:t>明显</w:t>
+            </w:r>
+            <w:r>
+              <w:rPr>
+                <w:rFonts w:ascii="Calibri" w:hAnsi="Calibri" w:eastAsia="微软雅黑"/>
+                <w:b w:val="0"/>
+                <w:color w:val="AAC4B6"/>
+                <w:sz w:val="21"/>
+              </w:rPr>
+              <w:t xml:space="preserve"> </w:t>
             </w:r>
             <w:r>
               <w:rPr>
@@ -6614,7 +6979,7 @@
               <w:rPr>
                 <w:rFonts w:ascii="Calibri" w:hAnsi="Calibri" w:eastAsia="微软雅黑"/>
                 <w:b/>
-                <w:color w:val="FB923C"/>
+                <w:color w:val="5EEAD4"/>
                 <w:sz w:val="26"/>
               </w:rPr>
               <w:t>peers</w:t>
@@ -6653,8 +7018,17 @@
             <w:r>
               <w:rPr>
                 <w:rFonts w:ascii="Calibri" w:hAnsi="Calibri" w:eastAsia="微软雅黑"/>
+                <w:b w:val="0"/>
+                <w:color w:val="AAC4B6"/>
+                <w:sz w:val="21"/>
+              </w:rPr>
+              <w:t xml:space="preserve"> </w:t>
+            </w:r>
+            <w:r>
+              <w:rPr>
+                <w:rFonts w:ascii="Calibri" w:hAnsi="Calibri" w:eastAsia="微软雅黑"/>
                 <w:b/>
-                <w:color w:val="FB923C"/>
+                <w:color w:val="5EEAD4"/>
                 <w:sz w:val="21"/>
               </w:rPr>
               <w:t>同龄人</w:t>
@@ -6718,7 +7092,7 @@
               <w:rPr>
                 <w:rFonts w:ascii="Calibri" w:hAnsi="Calibri" w:eastAsia="微软雅黑"/>
                 <w:b/>
-                <w:color w:val="5EEAD4"/>
+                <w:color w:val="FCA5A5"/>
                 <w:sz w:val="26"/>
               </w:rPr>
               <w:t>perseveres</w:t>
@@ -6748,11 +7122,29 @@
             <w:r>
               <w:rPr>
                 <w:rFonts w:ascii="Calibri" w:hAnsi="Calibri" w:eastAsia="微软雅黑"/>
+                <w:b w:val="0"/>
+                <w:color w:val="AAC4B6"/>
+                <w:sz w:val="21"/>
+              </w:rPr>
+              <w:t xml:space="preserve"> </w:t>
+            </w:r>
+            <w:r>
+              <w:rPr>
+                <w:rFonts w:ascii="Calibri" w:hAnsi="Calibri" w:eastAsia="微软雅黑"/>
                 <w:b/>
-                <w:color w:val="5EEAD4"/>
+                <w:color w:val="FCA5A5"/>
                 <w:sz w:val="21"/>
               </w:rPr>
               <w:t>坚持</w:t>
+            </w:r>
+            <w:r>
+              <w:rPr>
+                <w:rFonts w:ascii="Calibri" w:hAnsi="Calibri" w:eastAsia="微软雅黑"/>
+                <w:b w:val="0"/>
+                <w:color w:val="AAC4B6"/>
+                <w:sz w:val="21"/>
+              </w:rPr>
+              <w:t xml:space="preserve"> </w:t>
             </w:r>
             <w:r>
               <w:rPr>
@@ -6871,7 +7263,7 @@
               <w:rPr>
                 <w:rFonts w:ascii="Calibri" w:hAnsi="Calibri" w:eastAsia="微软雅黑"/>
                 <w:b/>
-                <w:color w:val="FCA5A5"/>
+                <w:color w:val="FBBF24"/>
                 <w:sz w:val="26"/>
               </w:rPr>
               <w:t>trustworthy</w:t>
@@ -6910,8 +7302,17 @@
             <w:r>
               <w:rPr>
                 <w:rFonts w:ascii="Calibri" w:hAnsi="Calibri" w:eastAsia="微软雅黑"/>
+                <w:b w:val="0"/>
+                <w:color w:val="AAC4B6"/>
+                <w:sz w:val="21"/>
+              </w:rPr>
+              <w:t xml:space="preserve"> </w:t>
+            </w:r>
+            <w:r>
+              <w:rPr>
+                <w:rFonts w:ascii="Calibri" w:hAnsi="Calibri" w:eastAsia="微软雅黑"/>
                 <w:b/>
-                <w:color w:val="FCA5A5"/>
+                <w:color w:val="FBBF24"/>
                 <w:sz w:val="21"/>
               </w:rPr>
               <w:t>可信</w:t>

--- a/视频/对照文本/02-文本.docx
+++ b/视频/对照文本/02-文本.docx
@@ -5002,7 +5002,7 @@
                 <w:color w:val="FCA5A5"/>
                 <w:sz w:val="21"/>
               </w:rPr>
-              <w:t>少年儿童</w:t>
+              <w:t>儿童或青少年</w:t>
             </w:r>
           </w:p>
         </w:tc>
@@ -5281,7 +5281,7 @@
                 <w:color w:val="AAC4B6"/>
                 <w:sz w:val="21"/>
               </w:rPr>
-              <w:t>原始的（未经调整的）</w:t>
+              <w:t>原始的（不加任何干预的）</w:t>
             </w:r>
           </w:p>
         </w:tc>
@@ -5310,7 +5310,7 @@
                 <w:color w:val="AAC4B6"/>
                 <w:sz w:val="21"/>
               </w:rPr>
-              <w:t>（相关性）</w:t>
+              <w:t>，</w:t>
             </w:r>
           </w:p>
         </w:tc>
@@ -5332,14 +5332,13 @@
         </w:tblBorders>
       </w:tblPr>
       <w:tblGrid>
-        <w:gridCol w:w="3513"/>
-        <w:gridCol w:w="3513"/>
-        <w:gridCol w:w="3513"/>
+        <w:gridCol w:w="5270"/>
+        <w:gridCol w:w="5270"/>
       </w:tblGrid>
       <w:tr>
         <w:tc>
           <w:tcPr>
-            <w:tcW w:type="dxa" w:w="3513"/>
+            <w:tcW w:type="dxa" w:w="5270"/>
           </w:tcPr>
           <w:p>
             <w:pPr>
@@ -5353,13 +5352,22 @@
                 <w:color w:val="F0F7F2"/>
                 <w:sz w:val="26"/>
               </w:rPr>
-              <w:t>was</w:t>
+              <w:t xml:space="preserve">was </w:t>
+            </w:r>
+            <w:r>
+              <w:rPr>
+                <w:rFonts w:ascii="Calibri" w:hAnsi="Calibri" w:eastAsia="微软雅黑"/>
+                <w:b/>
+                <w:color w:val="BEF264"/>
+                <w:sz w:val="26"/>
+              </w:rPr>
+              <w:t>roughly</w:t>
             </w:r>
           </w:p>
         </w:tc>
         <w:tc>
           <w:tcPr>
-            <w:tcW w:type="dxa" w:w="3513"/>
+            <w:tcW w:type="dxa" w:w="5270"/>
           </w:tcPr>
           <w:p>
             <w:pPr>
@@ -5369,17 +5377,19 @@
             <w:r>
               <w:rPr>
                 <w:rFonts w:ascii="Calibri" w:hAnsi="Calibri" w:eastAsia="微软雅黑"/>
-                <w:b/>
-                <w:color w:val="BEF264"/>
+                <w:b w:val="0"/>
+                <w:color w:val="F0F7F2"/>
                 <w:sz w:val="26"/>
               </w:rPr>
-              <w:t>roughly</w:t>
+              <w:t>half as strong as the original finding.</w:t>
             </w:r>
           </w:p>
         </w:tc>
+      </w:tr>
+      <w:tr>
         <w:tc>
           <w:tcPr>
-            <w:tcW w:type="dxa" w:w="3513"/>
+            <w:tcW w:type="dxa" w:w="5270"/>
           </w:tcPr>
           <w:p>
             <w:pPr>
@@ -5390,24 +5400,20 @@
               <w:rPr>
                 <w:rFonts w:ascii="Calibri" w:hAnsi="Calibri" w:eastAsia="微软雅黑"/>
                 <w:b w:val="0"/>
-                <w:color w:val="F0F7F2"/>
-                <w:sz w:val="26"/>
-              </w:rPr>
-              <w:t>half as strong as the original finding.</w:t>
-            </w:r>
-          </w:p>
-        </w:tc>
-      </w:tr>
-      <w:tr>
-        <w:tc>
-          <w:tcPr>
-            <w:tcW w:type="dxa" w:w="3513"/>
-          </w:tcPr>
-          <w:p>
-            <w:pPr>
-              <w:spacing w:after="0"/>
-              <w:jc w:val="center"/>
-            </w:pPr>
+                <w:color w:val="AAC4B6"/>
+                <w:sz w:val="21"/>
+              </w:rPr>
+              <w:t>其预测强度（准确度）</w:t>
+            </w:r>
+            <w:r>
+              <w:rPr>
+                <w:rFonts w:ascii="Calibri" w:hAnsi="Calibri" w:eastAsia="微软雅黑"/>
+                <w:b/>
+                <w:color w:val="BEF264"/>
+                <w:sz w:val="21"/>
+              </w:rPr>
+              <w:t>大约</w:t>
+            </w:r>
             <w:r>
               <w:rPr>
                 <w:rFonts w:ascii="Calibri" w:hAnsi="Calibri" w:eastAsia="微软雅黑"/>
@@ -5415,33 +5421,22 @@
                 <w:color w:val="AAC4B6"/>
                 <w:sz w:val="21"/>
               </w:rPr>
-              <w:t>强度是</w:t>
+              <w:t xml:space="preserve"> </w:t>
+            </w:r>
+            <w:r>
+              <w:rPr>
+                <w:rFonts w:ascii="Calibri" w:hAnsi="Calibri" w:eastAsia="微软雅黑"/>
+                <w:b w:val="0"/>
+                <w:color w:val="AAC4B6"/>
+                <w:sz w:val="21"/>
+              </w:rPr>
+              <w:t>只有</w:t>
             </w:r>
           </w:p>
         </w:tc>
         <w:tc>
           <w:tcPr>
-            <w:tcW w:type="dxa" w:w="3513"/>
-          </w:tcPr>
-          <w:p>
-            <w:pPr>
-              <w:spacing w:after="0"/>
-              <w:jc w:val="center"/>
-            </w:pPr>
-            <w:r>
-              <w:rPr>
-                <w:rFonts w:ascii="Calibri" w:hAnsi="Calibri" w:eastAsia="微软雅黑"/>
-                <w:b/>
-                <w:color w:val="BEF264"/>
-                <w:sz w:val="21"/>
-              </w:rPr>
-              <w:t>大约</w:t>
-            </w:r>
-          </w:p>
-        </w:tc>
-        <w:tc>
-          <w:tcPr>
-            <w:tcW w:type="dxa" w:w="3513"/>
+            <w:tcW w:type="dxa" w:w="5270"/>
           </w:tcPr>
           <w:p>
             <w:pPr>

--- a/视频/对照文本/02-文本.docx
+++ b/视频/对照文本/02-文本.docx
@@ -5535,29 +5535,11 @@
             <w:r>
               <w:rPr>
                 <w:rFonts w:ascii="Calibri" w:hAnsi="Calibri" w:eastAsia="微软雅黑"/>
-                <w:b w:val="0"/>
-                <w:color w:val="AAC4B6"/>
-                <w:sz w:val="21"/>
-              </w:rPr>
-              <w:t>在</w:t>
-            </w:r>
-            <w:r>
-              <w:rPr>
-                <w:rFonts w:ascii="Calibri" w:hAnsi="Calibri" w:eastAsia="微软雅黑"/>
-                <w:b w:val="0"/>
-                <w:color w:val="AAC4B6"/>
-                <w:sz w:val="21"/>
-              </w:rPr>
-              <w:t xml:space="preserve"> </w:t>
-            </w:r>
-            <w:r>
-              <w:rPr>
-                <w:rFonts w:ascii="Calibri" w:hAnsi="Calibri" w:eastAsia="微软雅黑"/>
                 <w:b/>
                 <w:color w:val="C4B5FD"/>
                 <w:sz w:val="21"/>
               </w:rPr>
-              <w:t>校正</w:t>
+              <w:t>调整</w:t>
             </w:r>
           </w:p>
         </w:tc>
@@ -5578,6 +5560,164 @@
                 <w:sz w:val="21"/>
               </w:rPr>
               <w:t>家庭背景</w:t>
+            </w:r>
+          </w:p>
+        </w:tc>
+      </w:tr>
+    </w:tbl>
+    <w:tbl>
+      <w:tblPr>
+        <w:tblW w:type="auto" w:w="0"/>
+        <w:jc w:val="center"/>
+        <w:tblLayout w:type="autofit"/>
+        <w:tblLook w:firstColumn="1" w:firstRow="1" w:lastColumn="0" w:lastRow="0" w:noHBand="0" w:noVBand="1" w:val="04A0"/>
+        <w:tblBorders>
+          <w:top w:val="nil"/>
+          <w:left w:val="nil"/>
+          <w:bottom w:val="nil"/>
+          <w:right w:val="nil"/>
+          <w:insideH w:val="nil"/>
+          <w:insideV w:val="nil"/>
+        </w:tblBorders>
+      </w:tblPr>
+      <w:tblGrid>
+        <w:gridCol w:w="5270"/>
+        <w:gridCol w:w="5270"/>
+      </w:tblGrid>
+      <w:tr>
+        <w:tc>
+          <w:tcPr>
+            <w:tcW w:type="dxa" w:w="5270"/>
+          </w:tcPr>
+          <w:p>
+            <w:pPr>
+              <w:spacing w:after="0"/>
+              <w:jc w:val="center"/>
+            </w:pPr>
+            <w:r>
+              <w:rPr>
+                <w:rFonts w:ascii="Calibri" w:hAnsi="Calibri" w:eastAsia="微软雅黑"/>
+                <w:b w:val="0"/>
+                <w:color w:val="F0F7F2"/>
+                <w:sz w:val="26"/>
+              </w:rPr>
+              <w:t>and</w:t>
+            </w:r>
+          </w:p>
+        </w:tc>
+        <w:tc>
+          <w:tcPr>
+            <w:tcW w:type="dxa" w:w="5270"/>
+          </w:tcPr>
+          <w:p>
+            <w:pPr>
+              <w:spacing w:after="0"/>
+              <w:jc w:val="center"/>
+            </w:pPr>
+            <w:r>
+              <w:rPr>
+                <w:rFonts w:ascii="Calibri" w:hAnsi="Calibri" w:eastAsia="微软雅黑"/>
+                <w:b w:val="0"/>
+                <w:color w:val="F0F7F2"/>
+                <w:sz w:val="26"/>
+              </w:rPr>
+              <w:t xml:space="preserve">early </w:t>
+            </w:r>
+            <w:r>
+              <w:rPr>
+                <w:rFonts w:ascii="Calibri" w:hAnsi="Calibri" w:eastAsia="微软雅黑"/>
+                <w:b/>
+                <w:color w:val="FB923C"/>
+                <w:sz w:val="26"/>
+              </w:rPr>
+              <w:t>cognitive</w:t>
+            </w:r>
+            <w:r>
+              <w:rPr>
+                <w:rFonts w:ascii="Calibri" w:hAnsi="Calibri" w:eastAsia="微软雅黑"/>
+                <w:b w:val="0"/>
+                <w:color w:val="F0F7F2"/>
+                <w:sz w:val="26"/>
+              </w:rPr>
+              <w:t xml:space="preserve"> ability</w:t>
+            </w:r>
+          </w:p>
+        </w:tc>
+      </w:tr>
+      <w:tr>
+        <w:tc>
+          <w:tcPr>
+            <w:tcW w:type="dxa" w:w="5270"/>
+          </w:tcPr>
+          <w:p>
+            <w:pPr>
+              <w:spacing w:after="0"/>
+              <w:jc w:val="center"/>
+            </w:pPr>
+            <w:r>
+              <w:rPr>
+                <w:rFonts w:ascii="Calibri" w:hAnsi="Calibri" w:eastAsia="微软雅黑"/>
+                <w:b w:val="0"/>
+                <w:color w:val="AAC4B6"/>
+                <w:sz w:val="21"/>
+              </w:rPr>
+              <w:t>和</w:t>
+            </w:r>
+          </w:p>
+        </w:tc>
+        <w:tc>
+          <w:tcPr>
+            <w:tcW w:type="dxa" w:w="5270"/>
+          </w:tcPr>
+          <w:p>
+            <w:pPr>
+              <w:spacing w:after="0"/>
+              <w:jc w:val="center"/>
+            </w:pPr>
+            <w:r>
+              <w:rPr>
+                <w:rFonts w:ascii="Calibri" w:hAnsi="Calibri" w:eastAsia="微软雅黑"/>
+                <w:b w:val="0"/>
+                <w:color w:val="AAC4B6"/>
+                <w:sz w:val="21"/>
+              </w:rPr>
+              <w:t>早期</w:t>
+            </w:r>
+            <w:r>
+              <w:rPr>
+                <w:rFonts w:ascii="Calibri" w:hAnsi="Calibri" w:eastAsia="微软雅黑"/>
+                <w:b w:val="0"/>
+                <w:color w:val="AAC4B6"/>
+                <w:sz w:val="21"/>
+              </w:rPr>
+              <w:t xml:space="preserve"> </w:t>
+            </w:r>
+            <w:r>
+              <w:rPr>
+                <w:rFonts w:ascii="Calibri" w:hAnsi="Calibri" w:eastAsia="微软雅黑"/>
+                <w:b/>
+                <w:color w:val="FB923C"/>
+                <w:sz w:val="21"/>
+              </w:rPr>
+              <w:t>认知</w:t>
+            </w:r>
+            <w:r>
+              <w:rPr>
+                <w:rFonts w:ascii="Calibri" w:hAnsi="Calibri" w:eastAsia="微软雅黑"/>
+                <w:b w:val="0"/>
+                <w:color w:val="AAC4B6"/>
+                <w:sz w:val="21"/>
+              </w:rPr>
+              <w:t xml:space="preserve"> </w:t>
+            </w:r>
+            <w:r>
+              <w:rPr>
+                <w:rFonts w:ascii="Calibri" w:hAnsi="Calibri" w:eastAsia="微软雅黑"/>
+                <w:b w:val="0"/>
+                <w:color w:val="AAC4B6"/>
+                <w:sz w:val="21"/>
+              </w:rPr>
+              <w:t>能力（这些实验变量），</w:t>
             </w:r>
           </w:p>
         </w:tc>
@@ -5620,7 +5760,7 @@
                 <w:color w:val="F0F7F2"/>
                 <w:sz w:val="26"/>
               </w:rPr>
-              <w:t>and</w:t>
+              <w:t>shrank</w:t>
             </w:r>
           </w:p>
         </w:tc>
@@ -5640,7 +5780,7 @@
                 <w:color w:val="F0F7F2"/>
                 <w:sz w:val="26"/>
               </w:rPr>
-              <w:t>early</w:t>
+              <w:t>it</w:t>
             </w:r>
           </w:p>
         </w:tc>
@@ -5656,20 +5796,11 @@
             <w:r>
               <w:rPr>
                 <w:rFonts w:ascii="Calibri" w:hAnsi="Calibri" w:eastAsia="微软雅黑"/>
-                <w:b/>
-                <w:color w:val="FB923C"/>
-                <w:sz w:val="26"/>
-              </w:rPr>
-              <w:t>cognitive</w:t>
-            </w:r>
-            <w:r>
-              <w:rPr>
-                <w:rFonts w:ascii="Calibri" w:hAnsi="Calibri" w:eastAsia="微软雅黑"/>
                 <w:b w:val="0"/>
                 <w:color w:val="F0F7F2"/>
                 <w:sz w:val="26"/>
               </w:rPr>
-              <w:t xml:space="preserve"> ability</w:t>
+              <w:t>by about two thirds,</w:t>
             </w:r>
           </w:p>
         </w:tc>
@@ -5691,7 +5822,7 @@
                 <w:color w:val="AAC4B6"/>
                 <w:sz w:val="21"/>
               </w:rPr>
-              <w:t>和</w:t>
+              <w:t>缩小了</w:t>
             </w:r>
           </w:p>
         </w:tc>
@@ -5711,7 +5842,7 @@
                 <w:color w:val="AAC4B6"/>
                 <w:sz w:val="21"/>
               </w:rPr>
-              <w:t>早期</w:t>
+              <w:t>这个原始关联（raw link）</w:t>
             </w:r>
           </w:p>
         </w:tc>
@@ -5727,133 +5858,11 @@
             <w:r>
               <w:rPr>
                 <w:rFonts w:ascii="Calibri" w:hAnsi="Calibri" w:eastAsia="微软雅黑"/>
-                <w:b/>
-                <w:color w:val="FB923C"/>
-                <w:sz w:val="21"/>
-              </w:rPr>
-              <w:t>认知</w:t>
-            </w:r>
-            <w:r>
-              <w:rPr>
-                <w:rFonts w:ascii="Calibri" w:hAnsi="Calibri" w:eastAsia="微软雅黑"/>
                 <w:b w:val="0"/>
                 <w:color w:val="AAC4B6"/>
                 <w:sz w:val="21"/>
               </w:rPr>
-              <w:t xml:space="preserve"> </w:t>
-            </w:r>
-            <w:r>
-              <w:rPr>
-                <w:rFonts w:ascii="Calibri" w:hAnsi="Calibri" w:eastAsia="微软雅黑"/>
-                <w:b w:val="0"/>
-                <w:color w:val="AAC4B6"/>
-                <w:sz w:val="21"/>
-              </w:rPr>
-              <w:t>能力之后，</w:t>
-            </w:r>
-          </w:p>
-        </w:tc>
-      </w:tr>
-    </w:tbl>
-    <w:tbl>
-      <w:tblPr>
-        <w:tblW w:type="auto" w:w="0"/>
-        <w:jc w:val="center"/>
-        <w:tblLayout w:type="autofit"/>
-        <w:tblLook w:firstColumn="1" w:firstRow="1" w:lastColumn="0" w:lastRow="0" w:noHBand="0" w:noVBand="1" w:val="04A0"/>
-        <w:tblBorders>
-          <w:top w:val="nil"/>
-          <w:left w:val="nil"/>
-          <w:bottom w:val="nil"/>
-          <w:right w:val="nil"/>
-          <w:insideH w:val="nil"/>
-          <w:insideV w:val="nil"/>
-        </w:tblBorders>
-      </w:tblPr>
-      <w:tblGrid>
-        <w:gridCol w:w="5270"/>
-        <w:gridCol w:w="5270"/>
-      </w:tblGrid>
-      <w:tr>
-        <w:tc>
-          <w:tcPr>
-            <w:tcW w:type="dxa" w:w="5270"/>
-          </w:tcPr>
-          <w:p>
-            <w:pPr>
-              <w:spacing w:after="0"/>
-              <w:jc w:val="center"/>
-            </w:pPr>
-            <w:r>
-              <w:rPr>
-                <w:rFonts w:ascii="Calibri" w:hAnsi="Calibri" w:eastAsia="微软雅黑"/>
-                <w:b w:val="0"/>
-                <w:color w:val="F0F7F2"/>
-                <w:sz w:val="26"/>
-              </w:rPr>
-              <w:t>shrank it</w:t>
-            </w:r>
-          </w:p>
-        </w:tc>
-        <w:tc>
-          <w:tcPr>
-            <w:tcW w:type="dxa" w:w="5270"/>
-          </w:tcPr>
-          <w:p>
-            <w:pPr>
-              <w:spacing w:after="0"/>
-              <w:jc w:val="center"/>
-            </w:pPr>
-            <w:r>
-              <w:rPr>
-                <w:rFonts w:ascii="Calibri" w:hAnsi="Calibri" w:eastAsia="微软雅黑"/>
-                <w:b w:val="0"/>
-                <w:color w:val="F0F7F2"/>
-                <w:sz w:val="26"/>
-              </w:rPr>
-              <w:t>by about two thirds,</w:t>
-            </w:r>
-          </w:p>
-        </w:tc>
-      </w:tr>
-      <w:tr>
-        <w:tc>
-          <w:tcPr>
-            <w:tcW w:type="dxa" w:w="5270"/>
-          </w:tcPr>
-          <w:p>
-            <w:pPr>
-              <w:spacing w:after="0"/>
-              <w:jc w:val="center"/>
-            </w:pPr>
-            <w:r>
-              <w:rPr>
-                <w:rFonts w:ascii="Calibri" w:hAnsi="Calibri" w:eastAsia="微软雅黑"/>
-                <w:b w:val="0"/>
-                <w:color w:val="AAC4B6"/>
-                <w:sz w:val="21"/>
-              </w:rPr>
-              <w:t>这一相关缩小了</w:t>
-            </w:r>
-          </w:p>
-        </w:tc>
-        <w:tc>
-          <w:tcPr>
-            <w:tcW w:type="dxa" w:w="5270"/>
-          </w:tcPr>
-          <w:p>
-            <w:pPr>
-              <w:spacing w:after="0"/>
-              <w:jc w:val="center"/>
-            </w:pPr>
-            <w:r>
-              <w:rPr>
-                <w:rFonts w:ascii="Calibri" w:hAnsi="Calibri" w:eastAsia="微软雅黑"/>
-                <w:b w:val="0"/>
-                <w:color w:val="AAC4B6"/>
-                <w:sz w:val="21"/>
-              </w:rPr>
-              <w:t>约三分之二，</w:t>
+              <w:t>大约三分之二，</w:t>
             </w:r>
           </w:p>
         </w:tc>
@@ -5870,7 +5879,7 @@
           <w:color w:val="AAC4B6"/>
           <w:sz w:val="20"/>
         </w:rPr>
-        <w:t>（前文的 The raw link / 原始的关联）</w:t>
+        <w:t>（即缩小了【等得更久】与【SAT分数更高】之间的相关性）</w:t>
       </w:r>
     </w:p>
     <w:tbl>

--- a/视频/对照文本/02-文本.docx
+++ b/视频/对照文本/02-文本.docx
@@ -5756,8 +5756,8 @@
             <w:r>
               <w:rPr>
                 <w:rFonts w:ascii="Calibri" w:hAnsi="Calibri" w:eastAsia="微软雅黑"/>
-                <w:b w:val="0"/>
-                <w:color w:val="F0F7F2"/>
+                <w:b/>
+                <w:color w:val="5EEAD4"/>
                 <w:sz w:val="26"/>
               </w:rPr>
               <w:t>shrank</w:t>
@@ -5818,8 +5818,8 @@
             <w:r>
               <w:rPr>
                 <w:rFonts w:ascii="Calibri" w:hAnsi="Calibri" w:eastAsia="微软雅黑"/>
-                <w:b w:val="0"/>
-                <w:color w:val="AAC4B6"/>
+                <w:b/>
+                <w:color w:val="5EEAD4"/>
                 <w:sz w:val="21"/>
               </w:rPr>
               <w:t>缩小了</w:t>
@@ -5957,7 +5957,7 @@
               <w:rPr>
                 <w:rFonts w:ascii="Calibri" w:hAnsi="Calibri" w:eastAsia="微软雅黑"/>
                 <w:b/>
-                <w:color w:val="5EEAD4"/>
+                <w:color w:val="FCA5A5"/>
                 <w:sz w:val="26"/>
               </w:rPr>
               <w:t>statistically</w:t>
@@ -5977,7 +5977,7 @@
               <w:rPr>
                 <w:rFonts w:ascii="Calibri" w:hAnsi="Calibri" w:eastAsia="微软雅黑"/>
                 <w:b/>
-                <w:color w:val="FCA5A5"/>
+                <w:color w:val="FBBF24"/>
                 <w:sz w:val="26"/>
               </w:rPr>
               <w:t>insignificant</w:t>
@@ -6066,7 +6066,7 @@
               <w:rPr>
                 <w:rFonts w:ascii="Calibri" w:hAnsi="Calibri" w:eastAsia="微软雅黑"/>
                 <w:b/>
-                <w:color w:val="5EEAD4"/>
+                <w:color w:val="FCA5A5"/>
                 <w:sz w:val="21"/>
               </w:rPr>
               <w:t>统计上</w:t>
@@ -6086,7 +6086,7 @@
               <w:rPr>
                 <w:rFonts w:ascii="Calibri" w:hAnsi="Calibri" w:eastAsia="微软雅黑"/>
                 <w:b/>
-                <w:color w:val="FCA5A5"/>
+                <w:color w:val="FBBF24"/>
                 <w:sz w:val="21"/>
               </w:rPr>
               <w:t>不显著</w:t>
@@ -6184,7 +6184,7 @@
               <w:rPr>
                 <w:rFonts w:ascii="Calibri" w:hAnsi="Calibri" w:eastAsia="微软雅黑"/>
                 <w:b/>
-                <w:color w:val="FBBF24"/>
+                <w:color w:val="38BDF8"/>
                 <w:sz w:val="26"/>
               </w:rPr>
               <w:t>worthless</w:t>
@@ -6255,7 +6255,7 @@
               <w:rPr>
                 <w:rFonts w:ascii="Calibri" w:hAnsi="Calibri" w:eastAsia="微软雅黑"/>
                 <w:b/>
-                <w:color w:val="FBBF24"/>
+                <w:color w:val="38BDF8"/>
                 <w:sz w:val="21"/>
               </w:rPr>
               <w:t>毫无价值</w:t>
@@ -6348,7 +6348,7 @@
               <w:rPr>
                 <w:rFonts w:ascii="Calibri" w:hAnsi="Calibri" w:eastAsia="微软雅黑"/>
                 <w:b/>
-                <w:color w:val="38BDF8"/>
+                <w:color w:val="F472B6"/>
                 <w:sz w:val="26"/>
               </w:rPr>
               <w:t>reflect</w:t>
@@ -6377,7 +6377,7 @@
               <w:rPr>
                 <w:rFonts w:ascii="Calibri" w:hAnsi="Calibri" w:eastAsia="微软雅黑"/>
                 <w:b/>
-                <w:color w:val="F472B6"/>
+                <w:color w:val="BEF264"/>
                 <w:sz w:val="26"/>
               </w:rPr>
               <w:t>substantive</w:t>
@@ -6448,7 +6448,7 @@
               <w:rPr>
                 <w:rFonts w:ascii="Calibri" w:hAnsi="Calibri" w:eastAsia="微软雅黑"/>
                 <w:b/>
-                <w:color w:val="38BDF8"/>
+                <w:color w:val="F472B6"/>
                 <w:sz w:val="21"/>
               </w:rPr>
               <w:t>反映</w:t>
@@ -6486,7 +6486,7 @@
               <w:rPr>
                 <w:rFonts w:ascii="Calibri" w:hAnsi="Calibri" w:eastAsia="微软雅黑"/>
                 <w:b/>
-                <w:color w:val="F472B6"/>
+                <w:color w:val="BEF264"/>
                 <w:sz w:val="21"/>
               </w:rPr>
               <w:t>实质性的</w:t>
@@ -6634,7 +6634,7 @@
               <w:rPr>
                 <w:rFonts w:ascii="Calibri" w:hAnsi="Calibri" w:eastAsia="微软雅黑"/>
                 <w:b/>
-                <w:color w:val="BEF264"/>
+                <w:color w:val="C4B5FD"/>
                 <w:sz w:val="26"/>
               </w:rPr>
               <w:t>context</w:t>
@@ -6694,7 +6694,7 @@
               <w:rPr>
                 <w:rFonts w:ascii="Calibri" w:hAnsi="Calibri" w:eastAsia="微软雅黑"/>
                 <w:b/>
-                <w:color w:val="BEF264"/>
+                <w:color w:val="C4B5FD"/>
                 <w:sz w:val="21"/>
               </w:rPr>
               <w:t>背景</w:t>
@@ -6753,7 +6753,7 @@
               <w:rPr>
                 <w:rFonts w:ascii="Calibri" w:hAnsi="Calibri" w:eastAsia="微软雅黑"/>
                 <w:b/>
-                <w:color w:val="C4B5FD"/>
+                <w:color w:val="FB923C"/>
                 <w:sz w:val="26"/>
               </w:rPr>
               <w:t>betrayed</w:t>
@@ -6793,7 +6793,7 @@
               <w:rPr>
                 <w:rFonts w:ascii="Calibri" w:hAnsi="Calibri" w:eastAsia="微软雅黑"/>
                 <w:b/>
-                <w:color w:val="C4B5FD"/>
+                <w:color w:val="FB923C"/>
                 <w:sz w:val="21"/>
               </w:rPr>
               <w:t>辜负</w:t>
@@ -6873,7 +6873,7 @@
               <w:rPr>
                 <w:rFonts w:ascii="Calibri" w:hAnsi="Calibri" w:eastAsia="微软雅黑"/>
                 <w:b/>
-                <w:color w:val="FB923C"/>
+                <w:color w:val="5EEAD4"/>
                 <w:sz w:val="26"/>
               </w:rPr>
               <w:t>markedly</w:t>
@@ -6924,7 +6924,7 @@
               <w:rPr>
                 <w:rFonts w:ascii="Calibri" w:hAnsi="Calibri" w:eastAsia="微软雅黑"/>
                 <w:b/>
-                <w:color w:val="FB923C"/>
+                <w:color w:val="5EEAD4"/>
                 <w:sz w:val="21"/>
               </w:rPr>
               <w:t>明显</w:t>
@@ -6983,7 +6983,7 @@
               <w:rPr>
                 <w:rFonts w:ascii="Calibri" w:hAnsi="Calibri" w:eastAsia="微软雅黑"/>
                 <w:b/>
-                <w:color w:val="5EEAD4"/>
+                <w:color w:val="FCA5A5"/>
                 <w:sz w:val="26"/>
               </w:rPr>
               <w:t>peers</w:t>
@@ -7032,7 +7032,7 @@
               <w:rPr>
                 <w:rFonts w:ascii="Calibri" w:hAnsi="Calibri" w:eastAsia="微软雅黑"/>
                 <w:b/>
-                <w:color w:val="5EEAD4"/>
+                <w:color w:val="FCA5A5"/>
                 <w:sz w:val="21"/>
               </w:rPr>
               <w:t>同龄人</w:t>
@@ -7096,7 +7096,7 @@
               <w:rPr>
                 <w:rFonts w:ascii="Calibri" w:hAnsi="Calibri" w:eastAsia="微软雅黑"/>
                 <w:b/>
-                <w:color w:val="FCA5A5"/>
+                <w:color w:val="FBBF24"/>
                 <w:sz w:val="26"/>
               </w:rPr>
               <w:t>perseveres</w:t>
@@ -7136,7 +7136,7 @@
               <w:rPr>
                 <w:rFonts w:ascii="Calibri" w:hAnsi="Calibri" w:eastAsia="微软雅黑"/>
                 <w:b/>
-                <w:color w:val="FCA5A5"/>
+                <w:color w:val="FBBF24"/>
                 <w:sz w:val="21"/>
               </w:rPr>
               <w:t>坚持</w:t>
@@ -7267,7 +7267,7 @@
               <w:rPr>
                 <w:rFonts w:ascii="Calibri" w:hAnsi="Calibri" w:eastAsia="微软雅黑"/>
                 <w:b/>
-                <w:color w:val="FBBF24"/>
+                <w:color w:val="38BDF8"/>
                 <w:sz w:val="26"/>
               </w:rPr>
               <w:t>trustworthy</w:t>
@@ -7316,7 +7316,7 @@
               <w:rPr>
                 <w:rFonts w:ascii="Calibri" w:hAnsi="Calibri" w:eastAsia="微软雅黑"/>
                 <w:b/>
-                <w:color w:val="FBBF24"/>
+                <w:color w:val="38BDF8"/>
                 <w:sz w:val="21"/>
               </w:rPr>
               <w:t>可信</w:t>

--- a/视频/对照文本/02-文本.docx
+++ b/视频/对照文本/02-文本.docx
@@ -7194,11 +7194,20 @@
             <w:r>
               <w:rPr>
                 <w:rFonts w:ascii="Calibri" w:hAnsi="Calibri" w:eastAsia="微软雅黑"/>
+                <w:b/>
+                <w:color w:val="38BDF8"/>
+                <w:sz w:val="26"/>
+              </w:rPr>
+              <w:t>depends</w:t>
+            </w:r>
+            <w:r>
+              <w:rPr>
+                <w:rFonts w:ascii="Calibri" w:hAnsi="Calibri" w:eastAsia="微软雅黑"/>
                 <w:b w:val="0"/>
                 <w:color w:val="F0F7F2"/>
                 <w:sz w:val="26"/>
               </w:rPr>
-              <w:t>depends partly on</w:t>
+              <w:t xml:space="preserve"> partly on</w:t>
             </w:r>
           </w:p>
         </w:tc>
@@ -7220,7 +7229,25 @@
                 <w:color w:val="AAC4B6"/>
                 <w:sz w:val="21"/>
               </w:rPr>
-              <w:t>部分取决于</w:t>
+              <w:t>部分</w:t>
+            </w:r>
+            <w:r>
+              <w:rPr>
+                <w:rFonts w:ascii="Calibri" w:hAnsi="Calibri" w:eastAsia="微软雅黑"/>
+                <w:b w:val="0"/>
+                <w:color w:val="AAC4B6"/>
+                <w:sz w:val="21"/>
+              </w:rPr>
+              <w:t xml:space="preserve"> </w:t>
+            </w:r>
+            <w:r>
+              <w:rPr>
+                <w:rFonts w:ascii="Calibri" w:hAnsi="Calibri" w:eastAsia="微软雅黑"/>
+                <w:b/>
+                <w:color w:val="38BDF8"/>
+                <w:sz w:val="21"/>
+              </w:rPr>
+              <w:t>取决于</w:t>
             </w:r>
           </w:p>
         </w:tc>
@@ -7267,7 +7294,7 @@
               <w:rPr>
                 <w:rFonts w:ascii="Calibri" w:hAnsi="Calibri" w:eastAsia="微软雅黑"/>
                 <w:b/>
-                <w:color w:val="38BDF8"/>
+                <w:color w:val="F472B6"/>
                 <w:sz w:val="26"/>
               </w:rPr>
               <w:t>trustworthy</w:t>
@@ -7316,7 +7343,7 @@
               <w:rPr>
                 <w:rFonts w:ascii="Calibri" w:hAnsi="Calibri" w:eastAsia="微软雅黑"/>
                 <w:b/>
-                <w:color w:val="38BDF8"/>
+                <w:color w:val="F472B6"/>
                 <w:sz w:val="21"/>
               </w:rPr>
               <w:t>可信</w:t>

--- a/视频/对照文本/02-文本.docx
+++ b/视频/对照文本/02-文本.docx
@@ -1512,11 +1512,20 @@
             <w:r>
               <w:rPr>
                 <w:rFonts w:ascii="Calibri" w:hAnsi="Calibri" w:eastAsia="微软雅黑"/>
+                <w:b/>
+                <w:color w:val="C4B5FD"/>
+                <w:sz w:val="26"/>
+              </w:rPr>
+              <w:t>hold out</w:t>
+            </w:r>
+            <w:r>
+              <w:rPr>
+                <w:rFonts w:ascii="Calibri" w:hAnsi="Calibri" w:eastAsia="微软雅黑"/>
                 <w:b w:val="0"/>
                 <w:color w:val="F0F7F2"/>
                 <w:sz w:val="26"/>
               </w:rPr>
-              <w:t>hold out.</w:t>
+              <w:t>.</w:t>
             </w:r>
           </w:p>
         </w:tc>
@@ -1578,7 +1587,34 @@
                 <w:color w:val="AAC4B6"/>
                 <w:sz w:val="21"/>
               </w:rPr>
-              <w:t>则坚持到底。</w:t>
+              <w:t>则</w:t>
+            </w:r>
+            <w:r>
+              <w:rPr>
+                <w:rFonts w:ascii="Calibri" w:hAnsi="Calibri" w:eastAsia="微软雅黑"/>
+                <w:b w:val="0"/>
+                <w:color w:val="AAC4B6"/>
+                <w:sz w:val="21"/>
+              </w:rPr>
+              <w:t xml:space="preserve"> </w:t>
+            </w:r>
+            <w:r>
+              <w:rPr>
+                <w:rFonts w:ascii="Calibri" w:hAnsi="Calibri" w:eastAsia="微软雅黑"/>
+                <w:b/>
+                <w:color w:val="C4B5FD"/>
+                <w:sz w:val="21"/>
+              </w:rPr>
+              <w:t>坚持抵抗，拒不妥协</w:t>
+            </w:r>
+            <w:r>
+              <w:rPr>
+                <w:rFonts w:ascii="Calibri" w:hAnsi="Calibri" w:eastAsia="微软雅黑"/>
+                <w:b w:val="0"/>
+                <w:color w:val="AAC4B6"/>
+                <w:sz w:val="21"/>
+              </w:rPr>
+              <w:t>。</w:t>
             </w:r>
           </w:p>
         </w:tc>
@@ -1625,7 +1661,7 @@
               <w:rPr>
                 <w:rFonts w:ascii="Calibri" w:hAnsi="Calibri" w:eastAsia="微软雅黑"/>
                 <w:b/>
-                <w:color w:val="C4B5FD"/>
+                <w:color w:val="FB923C"/>
                 <w:sz w:val="26"/>
               </w:rPr>
               <w:t>Follow-ups</w:t>
@@ -1685,7 +1721,7 @@
               <w:rPr>
                 <w:rFonts w:ascii="Calibri" w:hAnsi="Calibri" w:eastAsia="微软雅黑"/>
                 <w:b/>
-                <w:color w:val="FB923C"/>
+                <w:color w:val="5EEAD4"/>
                 <w:sz w:val="26"/>
               </w:rPr>
               <w:t>legendary</w:t>
@@ -1716,7 +1752,7 @@
               <w:rPr>
                 <w:rFonts w:ascii="Calibri" w:hAnsi="Calibri" w:eastAsia="微软雅黑"/>
                 <w:b/>
-                <w:color w:val="C4B5FD"/>
+                <w:color w:val="FB923C"/>
                 <w:sz w:val="21"/>
               </w:rPr>
               <w:t>后续研究</w:t>
@@ -1776,7 +1812,7 @@
               <w:rPr>
                 <w:rFonts w:ascii="Calibri" w:hAnsi="Calibri" w:eastAsia="微软雅黑"/>
                 <w:b/>
-                <w:color w:val="FB923C"/>
+                <w:color w:val="5EEAD4"/>
                 <w:sz w:val="21"/>
               </w:rPr>
               <w:t>名声大噪</w:t>
@@ -1924,7 +1960,7 @@
               <w:rPr>
                 <w:rFonts w:ascii="Calibri" w:hAnsi="Calibri" w:eastAsia="微软雅黑"/>
                 <w:b/>
-                <w:color w:val="5EEAD4"/>
+                <w:color w:val="FCA5A5"/>
                 <w:sz w:val="26"/>
               </w:rPr>
               <w:t>adolescents</w:t>
@@ -1993,7 +2029,7 @@
               <w:rPr>
                 <w:rFonts w:ascii="Calibri" w:hAnsi="Calibri" w:eastAsia="微软雅黑"/>
                 <w:b/>
-                <w:color w:val="5EEAD4"/>
+                <w:color w:val="FCA5A5"/>
                 <w:sz w:val="21"/>
               </w:rPr>
               <w:t>青少年</w:t>
@@ -2094,7 +2130,7 @@
               <w:rPr>
                 <w:rFonts w:ascii="Calibri" w:hAnsi="Calibri" w:eastAsia="微软雅黑"/>
                 <w:b/>
-                <w:color w:val="FCA5A5"/>
+                <w:color w:val="FBBF24"/>
                 <w:sz w:val="26"/>
               </w:rPr>
               <w:t>attain</w:t>
@@ -2183,7 +2219,7 @@
               <w:rPr>
                 <w:rFonts w:ascii="Calibri" w:hAnsi="Calibri" w:eastAsia="微软雅黑"/>
                 <w:b/>
-                <w:color w:val="FCA5A5"/>
+                <w:color w:val="FBBF24"/>
                 <w:sz w:val="21"/>
               </w:rPr>
               <w:t>取得</w:t>
@@ -2332,7 +2368,7 @@
               <w:rPr>
                 <w:rFonts w:ascii="Calibri" w:hAnsi="Calibri" w:eastAsia="微软雅黑"/>
                 <w:b/>
-                <w:color w:val="FBBF24"/>
+                <w:color w:val="38BDF8"/>
                 <w:sz w:val="26"/>
               </w:rPr>
               <w:t>trivial</w:t>
@@ -2352,7 +2388,7 @@
               <w:rPr>
                 <w:rFonts w:ascii="Calibri" w:hAnsi="Calibri" w:eastAsia="微软雅黑"/>
                 <w:b/>
-                <w:color w:val="38BDF8"/>
+                <w:color w:val="F472B6"/>
                 <w:sz w:val="26"/>
               </w:rPr>
               <w:t>snack</w:t>
@@ -2394,7 +2430,7 @@
               <w:rPr>
                 <w:rFonts w:ascii="Calibri" w:hAnsi="Calibri" w:eastAsia="微软雅黑"/>
                 <w:b/>
-                <w:color w:val="FBBF24"/>
+                <w:color w:val="38BDF8"/>
                 <w:sz w:val="21"/>
               </w:rPr>
               <w:t>微不足道的</w:t>
@@ -2414,7 +2450,7 @@
               <w:rPr>
                 <w:rFonts w:ascii="Calibri" w:hAnsi="Calibri" w:eastAsia="微软雅黑"/>
                 <w:b/>
-                <w:color w:val="38BDF8"/>
+                <w:color w:val="F472B6"/>
                 <w:sz w:val="21"/>
               </w:rPr>
               <w:t>零食</w:t>
@@ -2485,7 +2521,7 @@
               <w:rPr>
                 <w:rFonts w:ascii="Calibri" w:hAnsi="Calibri" w:eastAsia="微软雅黑"/>
                 <w:b/>
-                <w:color w:val="F472B6"/>
+                <w:color w:val="BEF264"/>
                 <w:sz w:val="26"/>
               </w:rPr>
               <w:t>emblem</w:t>
@@ -2503,7 +2539,7 @@
               <w:rPr>
                 <w:rFonts w:ascii="Calibri" w:hAnsi="Calibri" w:eastAsia="微软雅黑"/>
                 <w:b/>
-                <w:color w:val="BEF264"/>
+                <w:color w:val="C4B5FD"/>
                 <w:sz w:val="26"/>
               </w:rPr>
               <w:t>virtue</w:t>
@@ -2554,7 +2590,7 @@
               <w:rPr>
                 <w:rFonts w:ascii="Calibri" w:hAnsi="Calibri" w:eastAsia="微软雅黑"/>
                 <w:b/>
-                <w:color w:val="BEF264"/>
+                <w:color w:val="C4B5FD"/>
                 <w:sz w:val="21"/>
               </w:rPr>
               <w:t>美德</w:t>
@@ -2590,7 +2626,7 @@
               <w:rPr>
                 <w:rFonts w:ascii="Calibri" w:hAnsi="Calibri" w:eastAsia="微软雅黑"/>
                 <w:b/>
-                <w:color w:val="F472B6"/>
+                <w:color w:val="BEF264"/>
                 <w:sz w:val="21"/>
               </w:rPr>
               <w:t>象征</w:t>
@@ -2661,7 +2697,7 @@
               <w:rPr>
                 <w:rFonts w:ascii="Calibri" w:hAnsi="Calibri" w:eastAsia="微软雅黑"/>
                 <w:b/>
-                <w:color w:val="C4B5FD"/>
+                <w:color w:val="FB923C"/>
                 <w:sz w:val="26"/>
               </w:rPr>
               <w:t>restraint</w:t>
@@ -2730,7 +2766,7 @@
               <w:rPr>
                 <w:rFonts w:ascii="Calibri" w:hAnsi="Calibri" w:eastAsia="微软雅黑"/>
                 <w:b/>
-                <w:color w:val="C4B5FD"/>
+                <w:color w:val="FB923C"/>
                 <w:sz w:val="21"/>
               </w:rPr>
               <w:t>克制</w:t>
@@ -2781,7 +2817,7 @@
               <w:rPr>
                 <w:rFonts w:ascii="Calibri" w:hAnsi="Calibri" w:eastAsia="微软雅黑"/>
                 <w:b/>
-                <w:color w:val="FB923C"/>
+                <w:color w:val="5EEAD4"/>
                 <w:sz w:val="26"/>
               </w:rPr>
               <w:t>glorified</w:t>
@@ -2819,7 +2855,7 @@
               <w:rPr>
                 <w:rFonts w:ascii="Calibri" w:hAnsi="Calibri" w:eastAsia="微软雅黑"/>
                 <w:b/>
-                <w:color w:val="5EEAD4"/>
+                <w:color w:val="FCA5A5"/>
                 <w:sz w:val="26"/>
               </w:rPr>
               <w:t>predictor</w:t>
@@ -2837,7 +2873,7 @@
               <w:rPr>
                 <w:rFonts w:ascii="Calibri" w:hAnsi="Calibri" w:eastAsia="微软雅黑"/>
                 <w:b/>
-                <w:color w:val="FCA5A5"/>
+                <w:color w:val="FBBF24"/>
                 <w:sz w:val="26"/>
               </w:rPr>
               <w:t>destiny</w:t>
@@ -2886,7 +2922,7 @@
               <w:rPr>
                 <w:rFonts w:ascii="Calibri" w:hAnsi="Calibri" w:eastAsia="微软雅黑"/>
                 <w:b/>
-                <w:color w:val="FB923C"/>
+                <w:color w:val="5EEAD4"/>
                 <w:sz w:val="21"/>
               </w:rPr>
               <w:t>美化</w:t>
@@ -2924,7 +2960,7 @@
               <w:rPr>
                 <w:rFonts w:ascii="Calibri" w:hAnsi="Calibri" w:eastAsia="微软雅黑"/>
                 <w:b/>
-                <w:color w:val="FCA5A5"/>
+                <w:color w:val="FBBF24"/>
                 <w:sz w:val="21"/>
               </w:rPr>
               <w:t>命运</w:t>
@@ -2960,7 +2996,7 @@
               <w:rPr>
                 <w:rFonts w:ascii="Calibri" w:hAnsi="Calibri" w:eastAsia="微软雅黑"/>
                 <w:b/>
-                <w:color w:val="5EEAD4"/>
+                <w:color w:val="FCA5A5"/>
                 <w:sz w:val="21"/>
               </w:rPr>
               <w:t>预测指标</w:t>
@@ -3047,7 +3083,7 @@
               <w:rPr>
                 <w:rFonts w:ascii="Calibri" w:hAnsi="Calibri" w:eastAsia="微软雅黑"/>
                 <w:b/>
-                <w:color w:val="FBBF24"/>
+                <w:color w:val="38BDF8"/>
                 <w:sz w:val="26"/>
               </w:rPr>
               <w:t>foundation</w:t>
@@ -3076,7 +3112,7 @@
               <w:rPr>
                 <w:rFonts w:ascii="Calibri" w:hAnsi="Calibri" w:eastAsia="微软雅黑"/>
                 <w:b/>
-                <w:color w:val="38BDF8"/>
+                <w:color w:val="F472B6"/>
                 <w:sz w:val="26"/>
               </w:rPr>
               <w:t>precarious</w:t>
@@ -3145,7 +3181,7 @@
               <w:rPr>
                 <w:rFonts w:ascii="Calibri" w:hAnsi="Calibri" w:eastAsia="微软雅黑"/>
                 <w:b/>
-                <w:color w:val="FBBF24"/>
+                <w:color w:val="38BDF8"/>
                 <w:sz w:val="21"/>
               </w:rPr>
               <w:t>根据</w:t>
@@ -3174,7 +3210,7 @@
               <w:rPr>
                 <w:rFonts w:ascii="Calibri" w:hAnsi="Calibri" w:eastAsia="微软雅黑"/>
                 <w:b/>
-                <w:color w:val="38BDF8"/>
+                <w:color w:val="F472B6"/>
                 <w:sz w:val="21"/>
               </w:rPr>
               <w:t>并不牢靠</w:t>
@@ -3251,7 +3287,7 @@
               <w:rPr>
                 <w:rFonts w:ascii="Calibri" w:hAnsi="Calibri" w:eastAsia="微软雅黑"/>
                 <w:b/>
-                <w:color w:val="F472B6"/>
+                <w:color w:val="BEF264"/>
                 <w:sz w:val="26"/>
               </w:rPr>
               <w:t>a few dozen</w:t>
@@ -3313,7 +3349,7 @@
               <w:rPr>
                 <w:rFonts w:ascii="Calibri" w:hAnsi="Calibri" w:eastAsia="微软雅黑"/>
                 <w:b/>
-                <w:color w:val="F472B6"/>
+                <w:color w:val="BEF264"/>
                 <w:sz w:val="21"/>
               </w:rPr>
               <w:t>几十个</w:t>
@@ -3478,7 +3514,7 @@
               <w:rPr>
                 <w:rFonts w:ascii="Calibri" w:hAnsi="Calibri" w:eastAsia="微软雅黑"/>
                 <w:b/>
-                <w:color w:val="BEF264"/>
+                <w:color w:val="C4B5FD"/>
                 <w:sz w:val="26"/>
               </w:rPr>
               <w:t>predominantly</w:t>
@@ -3500,7 +3536,7 @@
               <w:rPr>
                 <w:rFonts w:ascii="Calibri" w:hAnsi="Calibri" w:eastAsia="微软雅黑"/>
                 <w:b/>
-                <w:color w:val="BEF264"/>
+                <w:color w:val="C4B5FD"/>
                 <w:sz w:val="21"/>
               </w:rPr>
               <w:t>主要</w:t>
@@ -3568,7 +3604,7 @@
               <w:rPr>
                 <w:rFonts w:ascii="Calibri" w:hAnsi="Calibri" w:eastAsia="微软雅黑"/>
                 <w:b/>
-                <w:color w:val="C4B5FD"/>
+                <w:color w:val="FB923C"/>
                 <w:sz w:val="26"/>
               </w:rPr>
               <w:t>faculty</w:t>
@@ -3586,7 +3622,7 @@
               <w:rPr>
                 <w:rFonts w:ascii="Calibri" w:hAnsi="Calibri" w:eastAsia="微软雅黑"/>
                 <w:b/>
-                <w:color w:val="FB923C"/>
+                <w:color w:val="5EEAD4"/>
                 <w:sz w:val="26"/>
               </w:rPr>
               <w:t>postgraduate</w:t>
@@ -3635,7 +3671,7 @@
               <w:rPr>
                 <w:rFonts w:ascii="Calibri" w:hAnsi="Calibri" w:eastAsia="微软雅黑"/>
                 <w:b/>
-                <w:color w:val="C4B5FD"/>
+                <w:color w:val="FB923C"/>
                 <w:sz w:val="21"/>
               </w:rPr>
               <w:t>教师</w:t>
@@ -3662,7 +3698,7 @@
               <w:rPr>
                 <w:rFonts w:ascii="Calibri" w:hAnsi="Calibri" w:eastAsia="微软雅黑"/>
                 <w:b/>
-                <w:color w:val="FB923C"/>
+                <w:color w:val="5EEAD4"/>
                 <w:sz w:val="21"/>
               </w:rPr>
               <w:t>研究生</w:t>
@@ -3749,7 +3785,7 @@
               <w:rPr>
                 <w:rFonts w:ascii="Calibri" w:hAnsi="Calibri" w:eastAsia="微软雅黑"/>
                 <w:b/>
-                <w:color w:val="5EEAD4"/>
+                <w:color w:val="FCA5A5"/>
                 <w:sz w:val="26"/>
               </w:rPr>
               <w:t>homogeneous</w:t>
@@ -3778,7 +3814,7 @@
               <w:rPr>
                 <w:rFonts w:ascii="Calibri" w:hAnsi="Calibri" w:eastAsia="微软雅黑"/>
                 <w:b/>
-                <w:color w:val="FCA5A5"/>
+                <w:color w:val="FBBF24"/>
                 <w:sz w:val="26"/>
               </w:rPr>
               <w:t>privileged</w:t>
@@ -3840,7 +3876,7 @@
               <w:rPr>
                 <w:rFonts w:ascii="Calibri" w:hAnsi="Calibri" w:eastAsia="微软雅黑"/>
                 <w:b/>
-                <w:color w:val="5EEAD4"/>
+                <w:color w:val="FCA5A5"/>
                 <w:sz w:val="21"/>
               </w:rPr>
               <w:t>同质的</w:t>
@@ -3869,7 +3905,7 @@
               <w:rPr>
                 <w:rFonts w:ascii="Calibri" w:hAnsi="Calibri" w:eastAsia="微软雅黑"/>
                 <w:b/>
-                <w:color w:val="FCA5A5"/>
+                <w:color w:val="FBBF24"/>
                 <w:sz w:val="21"/>
               </w:rPr>
               <w:t>优越的</w:t>
@@ -3941,7 +3977,7 @@
               <w:rPr>
                 <w:rFonts w:ascii="Calibri" w:hAnsi="Calibri" w:eastAsia="微软雅黑"/>
                 <w:b/>
-                <w:color w:val="FBBF24"/>
+                <w:color w:val="38BDF8"/>
                 <w:sz w:val="26"/>
               </w:rPr>
               <w:t>scarcely</w:t>
@@ -3981,7 +4017,7 @@
               <w:rPr>
                 <w:rFonts w:ascii="Calibri" w:hAnsi="Calibri" w:eastAsia="微软雅黑"/>
                 <w:b/>
-                <w:color w:val="38BDF8"/>
+                <w:color w:val="F472B6"/>
                 <w:sz w:val="26"/>
               </w:rPr>
               <w:t>ordinary</w:t>
@@ -4012,7 +4048,7 @@
               <w:rPr>
                 <w:rFonts w:ascii="Calibri" w:hAnsi="Calibri" w:eastAsia="微软雅黑"/>
                 <w:b/>
-                <w:color w:val="FBBF24"/>
+                <w:color w:val="38BDF8"/>
                 <w:sz w:val="21"/>
               </w:rPr>
               <w:t>很难</w:t>
@@ -4052,7 +4088,7 @@
               <w:rPr>
                 <w:rFonts w:ascii="Calibri" w:hAnsi="Calibri" w:eastAsia="微软雅黑"/>
                 <w:b/>
-                <w:color w:val="38BDF8"/>
+                <w:color w:val="F472B6"/>
                 <w:sz w:val="21"/>
               </w:rPr>
               <w:t>普通的</w:t>
@@ -4133,7 +4169,7 @@
               <w:rPr>
                 <w:rFonts w:ascii="Calibri" w:hAnsi="Calibri" w:eastAsia="微软雅黑"/>
                 <w:b/>
-                <w:color w:val="F472B6"/>
+                <w:color w:val="BEF264"/>
                 <w:sz w:val="26"/>
               </w:rPr>
               <w:t>prosperous</w:t>
@@ -4204,7 +4240,7 @@
               <w:rPr>
                 <w:rFonts w:ascii="Calibri" w:hAnsi="Calibri" w:eastAsia="微软雅黑"/>
                 <w:b/>
-                <w:color w:val="F472B6"/>
+                <w:color w:val="BEF264"/>
                 <w:sz w:val="21"/>
               </w:rPr>
               <w:t>富裕的</w:t>
@@ -4283,7 +4319,7 @@
               <w:rPr>
                 <w:rFonts w:ascii="Calibri" w:hAnsi="Calibri" w:eastAsia="微软雅黑"/>
                 <w:b/>
-                <w:color w:val="BEF264"/>
+                <w:color w:val="C4B5FD"/>
                 <w:sz w:val="26"/>
               </w:rPr>
               <w:t>foster</w:t>
@@ -4332,7 +4368,7 @@
               <w:rPr>
                 <w:rFonts w:ascii="Calibri" w:hAnsi="Calibri" w:eastAsia="微软雅黑"/>
                 <w:b/>
-                <w:color w:val="BEF264"/>
+                <w:color w:val="C4B5FD"/>
                 <w:sz w:val="21"/>
               </w:rPr>
               <w:t>培养出</w:t>
@@ -4503,7 +4539,7 @@
               <w:rPr>
                 <w:rFonts w:ascii="Calibri" w:hAnsi="Calibri" w:eastAsia="微软雅黑"/>
                 <w:b/>
-                <w:color w:val="C4B5FD"/>
+                <w:color w:val="FB923C"/>
                 <w:sz w:val="26"/>
               </w:rPr>
               <w:t>conceptual</w:t>
@@ -4523,7 +4559,7 @@
               <w:rPr>
                 <w:rFonts w:ascii="Calibri" w:hAnsi="Calibri" w:eastAsia="微软雅黑"/>
                 <w:b/>
-                <w:color w:val="FB923C"/>
+                <w:color w:val="5EEAD4"/>
                 <w:sz w:val="26"/>
               </w:rPr>
               <w:t>replication</w:t>
@@ -4594,7 +4630,7 @@
               <w:rPr>
                 <w:rFonts w:ascii="Calibri" w:hAnsi="Calibri" w:eastAsia="微软雅黑"/>
                 <w:b/>
-                <w:color w:val="C4B5FD"/>
+                <w:color w:val="FB923C"/>
                 <w:sz w:val="21"/>
               </w:rPr>
               <w:t>概念性的</w:t>
@@ -4614,7 +4650,7 @@
               <w:rPr>
                 <w:rFonts w:ascii="Calibri" w:hAnsi="Calibri" w:eastAsia="微软雅黑"/>
                 <w:b/>
-                <w:color w:val="FB923C"/>
+                <w:color w:val="5EEAD4"/>
                 <w:sz w:val="21"/>
               </w:rPr>
               <w:t>重复验证</w:t>
@@ -4707,7 +4743,7 @@
               <w:rPr>
                 <w:rFonts w:ascii="Calibri" w:hAnsi="Calibri" w:eastAsia="微软雅黑"/>
                 <w:b/>
-                <w:color w:val="5EEAD4"/>
+                <w:color w:val="FCA5A5"/>
                 <w:sz w:val="26"/>
               </w:rPr>
               <w:t>modified</w:t>
@@ -4789,7 +4825,7 @@
               <w:rPr>
                 <w:rFonts w:ascii="Calibri" w:hAnsi="Calibri" w:eastAsia="微软雅黑"/>
                 <w:b/>
-                <w:color w:val="5EEAD4"/>
+                <w:color w:val="FCA5A5"/>
                 <w:sz w:val="21"/>
               </w:rPr>
               <w:t>调整过的</w:t>
@@ -4876,7 +4912,7 @@
               <w:rPr>
                 <w:rFonts w:ascii="Calibri" w:hAnsi="Calibri" w:eastAsia="微软雅黑"/>
                 <w:b/>
-                <w:color w:val="FCA5A5"/>
+                <w:color w:val="FBBF24"/>
                 <w:sz w:val="26"/>
               </w:rPr>
               <w:t>youngsters</w:t>
@@ -4894,7 +4930,7 @@
               <w:rPr>
                 <w:rFonts w:ascii="Calibri" w:hAnsi="Calibri" w:eastAsia="微软雅黑"/>
                 <w:b/>
-                <w:color w:val="FBBF24"/>
+                <w:color w:val="38BDF8"/>
                 <w:sz w:val="26"/>
               </w:rPr>
               <w:t>diverse</w:t>
@@ -4963,7 +4999,7 @@
               <w:rPr>
                 <w:rFonts w:ascii="Calibri" w:hAnsi="Calibri" w:eastAsia="微软雅黑"/>
                 <w:b/>
-                <w:color w:val="FBBF24"/>
+                <w:color w:val="38BDF8"/>
                 <w:sz w:val="21"/>
               </w:rPr>
               <w:t>多种不同的</w:t>
@@ -4999,7 +5035,7 @@
               <w:rPr>
                 <w:rFonts w:ascii="Calibri" w:hAnsi="Calibri" w:eastAsia="微软雅黑"/>
                 <w:b/>
-                <w:color w:val="FCA5A5"/>
+                <w:color w:val="FBBF24"/>
                 <w:sz w:val="21"/>
               </w:rPr>
               <w:t>儿童或青少年</w:t>
@@ -5050,7 +5086,7 @@
               <w:rPr>
                 <w:rFonts w:ascii="Calibri" w:hAnsi="Calibri" w:eastAsia="微软雅黑"/>
                 <w:b/>
-                <w:color w:val="38BDF8"/>
+                <w:color w:val="F472B6"/>
                 <w:sz w:val="26"/>
               </w:rPr>
               <w:t>assessed</w:t>
@@ -5119,7 +5155,7 @@
               <w:rPr>
                 <w:rFonts w:ascii="Calibri" w:hAnsi="Calibri" w:eastAsia="微软雅黑"/>
                 <w:b/>
-                <w:color w:val="38BDF8"/>
+                <w:color w:val="F472B6"/>
                 <w:sz w:val="21"/>
               </w:rPr>
               <w:t>评估</w:t>
@@ -5236,7 +5272,7 @@
               <w:rPr>
                 <w:rFonts w:ascii="Calibri" w:hAnsi="Calibri" w:eastAsia="微软雅黑"/>
                 <w:b/>
-                <w:color w:val="F472B6"/>
+                <w:color w:val="BEF264"/>
                 <w:sz w:val="26"/>
               </w:rPr>
               <w:t>link</w:t>
@@ -5298,7 +5334,7 @@
               <w:rPr>
                 <w:rFonts w:ascii="Calibri" w:hAnsi="Calibri" w:eastAsia="微软雅黑"/>
                 <w:b/>
-                <w:color w:val="F472B6"/>
+                <w:color w:val="BEF264"/>
                 <w:sz w:val="21"/>
               </w:rPr>
               <w:t>关联</w:t>
@@ -5358,7 +5394,7 @@
               <w:rPr>
                 <w:rFonts w:ascii="Calibri" w:hAnsi="Calibri" w:eastAsia="微软雅黑"/>
                 <w:b/>
-                <w:color w:val="BEF264"/>
+                <w:color w:val="C4B5FD"/>
                 <w:sz w:val="26"/>
               </w:rPr>
               <w:t>roughly</w:t>
@@ -5409,7 +5445,7 @@
               <w:rPr>
                 <w:rFonts w:ascii="Calibri" w:hAnsi="Calibri" w:eastAsia="微软雅黑"/>
                 <w:b/>
-                <w:color w:val="BEF264"/>
+                <w:color w:val="C4B5FD"/>
                 <w:sz w:val="21"/>
               </w:rPr>
               <w:t>大约</w:t>
@@ -5494,7 +5530,7 @@
               <w:rPr>
                 <w:rFonts w:ascii="Calibri" w:hAnsi="Calibri" w:eastAsia="微软雅黑"/>
                 <w:b/>
-                <w:color w:val="C4B5FD"/>
+                <w:color w:val="FB923C"/>
                 <w:sz w:val="26"/>
               </w:rPr>
               <w:t>Adjusting for</w:t>
@@ -5536,7 +5572,7 @@
               <w:rPr>
                 <w:rFonts w:ascii="Calibri" w:hAnsi="Calibri" w:eastAsia="微软雅黑"/>
                 <w:b/>
-                <w:color w:val="C4B5FD"/>
+                <w:color w:val="FB923C"/>
                 <w:sz w:val="21"/>
               </w:rPr>
               <w:t>调整</w:t>
@@ -5627,7 +5663,7 @@
               <w:rPr>
                 <w:rFonts w:ascii="Calibri" w:hAnsi="Calibri" w:eastAsia="微软雅黑"/>
                 <w:b/>
-                <w:color w:val="FB923C"/>
+                <w:color w:val="5EEAD4"/>
                 <w:sz w:val="26"/>
               </w:rPr>
               <w:t>cognitive</w:t>
@@ -5696,7 +5732,7 @@
               <w:rPr>
                 <w:rFonts w:ascii="Calibri" w:hAnsi="Calibri" w:eastAsia="微软雅黑"/>
                 <w:b/>
-                <w:color w:val="FB923C"/>
+                <w:color w:val="5EEAD4"/>
                 <w:sz w:val="21"/>
               </w:rPr>
               <w:t>认知</w:t>
@@ -5757,7 +5793,7 @@
               <w:rPr>
                 <w:rFonts w:ascii="Calibri" w:hAnsi="Calibri" w:eastAsia="微软雅黑"/>
                 <w:b/>
-                <w:color w:val="5EEAD4"/>
+                <w:color w:val="FCA5A5"/>
                 <w:sz w:val="26"/>
               </w:rPr>
               <w:t>shrank</w:t>
@@ -5819,7 +5855,7 @@
               <w:rPr>
                 <w:rFonts w:ascii="Calibri" w:hAnsi="Calibri" w:eastAsia="微软雅黑"/>
                 <w:b/>
-                <w:color w:val="5EEAD4"/>
+                <w:color w:val="FCA5A5"/>
                 <w:sz w:val="21"/>
               </w:rPr>
               <w:t>缩小了</w:t>
@@ -5957,7 +5993,7 @@
               <w:rPr>
                 <w:rFonts w:ascii="Calibri" w:hAnsi="Calibri" w:eastAsia="微软雅黑"/>
                 <w:b/>
-                <w:color w:val="FCA5A5"/>
+                <w:color w:val="FBBF24"/>
                 <w:sz w:val="26"/>
               </w:rPr>
               <w:t>statistically</w:t>
@@ -5977,7 +6013,7 @@
               <w:rPr>
                 <w:rFonts w:ascii="Calibri" w:hAnsi="Calibri" w:eastAsia="微软雅黑"/>
                 <w:b/>
-                <w:color w:val="FBBF24"/>
+                <w:color w:val="38BDF8"/>
                 <w:sz w:val="26"/>
               </w:rPr>
               <w:t>insignificant</w:t>
@@ -6066,7 +6102,7 @@
               <w:rPr>
                 <w:rFonts w:ascii="Calibri" w:hAnsi="Calibri" w:eastAsia="微软雅黑"/>
                 <w:b/>
-                <w:color w:val="FCA5A5"/>
+                <w:color w:val="FBBF24"/>
                 <w:sz w:val="21"/>
               </w:rPr>
               <w:t>统计上</w:t>
@@ -6086,7 +6122,7 @@
               <w:rPr>
                 <w:rFonts w:ascii="Calibri" w:hAnsi="Calibri" w:eastAsia="微软雅黑"/>
                 <w:b/>
-                <w:color w:val="FBBF24"/>
+                <w:color w:val="38BDF8"/>
                 <w:sz w:val="21"/>
               </w:rPr>
               <w:t>不显著</w:t>
@@ -6184,7 +6220,7 @@
               <w:rPr>
                 <w:rFonts w:ascii="Calibri" w:hAnsi="Calibri" w:eastAsia="微软雅黑"/>
                 <w:b/>
-                <w:color w:val="38BDF8"/>
+                <w:color w:val="F472B6"/>
                 <w:sz w:val="26"/>
               </w:rPr>
               <w:t>worthless</w:t>
@@ -6255,7 +6291,7 @@
               <w:rPr>
                 <w:rFonts w:ascii="Calibri" w:hAnsi="Calibri" w:eastAsia="微软雅黑"/>
                 <w:b/>
-                <w:color w:val="38BDF8"/>
+                <w:color w:val="F472B6"/>
                 <w:sz w:val="21"/>
               </w:rPr>
               <w:t>毫无价值</w:t>
@@ -6348,7 +6384,7 @@
               <w:rPr>
                 <w:rFonts w:ascii="Calibri" w:hAnsi="Calibri" w:eastAsia="微软雅黑"/>
                 <w:b/>
-                <w:color w:val="F472B6"/>
+                <w:color w:val="BEF264"/>
                 <w:sz w:val="26"/>
               </w:rPr>
               <w:t>reflect</w:t>
@@ -6377,7 +6413,7 @@
               <w:rPr>
                 <w:rFonts w:ascii="Calibri" w:hAnsi="Calibri" w:eastAsia="微软雅黑"/>
                 <w:b/>
-                <w:color w:val="BEF264"/>
+                <w:color w:val="C4B5FD"/>
                 <w:sz w:val="26"/>
               </w:rPr>
               <w:t>substantive</w:t>
@@ -6448,7 +6484,7 @@
               <w:rPr>
                 <w:rFonts w:ascii="Calibri" w:hAnsi="Calibri" w:eastAsia="微软雅黑"/>
                 <w:b/>
-                <w:color w:val="F472B6"/>
+                <w:color w:val="BEF264"/>
                 <w:sz w:val="21"/>
               </w:rPr>
               <w:t>反映</w:t>
@@ -6486,7 +6522,7 @@
               <w:rPr>
                 <w:rFonts w:ascii="Calibri" w:hAnsi="Calibri" w:eastAsia="微软雅黑"/>
                 <w:b/>
-                <w:color w:val="BEF264"/>
+                <w:color w:val="C4B5FD"/>
                 <w:sz w:val="21"/>
               </w:rPr>
               <w:t>实质性的</w:t>
@@ -6634,7 +6670,7 @@
               <w:rPr>
                 <w:rFonts w:ascii="Calibri" w:hAnsi="Calibri" w:eastAsia="微软雅黑"/>
                 <w:b/>
-                <w:color w:val="C4B5FD"/>
+                <w:color w:val="FB923C"/>
                 <w:sz w:val="26"/>
               </w:rPr>
               <w:t>context</w:t>
@@ -6694,7 +6730,7 @@
               <w:rPr>
                 <w:rFonts w:ascii="Calibri" w:hAnsi="Calibri" w:eastAsia="微软雅黑"/>
                 <w:b/>
-                <w:color w:val="C4B5FD"/>
+                <w:color w:val="FB923C"/>
                 <w:sz w:val="21"/>
               </w:rPr>
               <w:t>背景</w:t>
@@ -6753,7 +6789,7 @@
               <w:rPr>
                 <w:rFonts w:ascii="Calibri" w:hAnsi="Calibri" w:eastAsia="微软雅黑"/>
                 <w:b/>
-                <w:color w:val="FB923C"/>
+                <w:color w:val="5EEAD4"/>
                 <w:sz w:val="26"/>
               </w:rPr>
               <w:t>betrayed</w:t>
@@ -6793,7 +6829,7 @@
               <w:rPr>
                 <w:rFonts w:ascii="Calibri" w:hAnsi="Calibri" w:eastAsia="微软雅黑"/>
                 <w:b/>
-                <w:color w:val="FB923C"/>
+                <w:color w:val="5EEAD4"/>
                 <w:sz w:val="21"/>
               </w:rPr>
               <w:t>辜负</w:t>
@@ -6873,7 +6909,7 @@
               <w:rPr>
                 <w:rFonts w:ascii="Calibri" w:hAnsi="Calibri" w:eastAsia="微软雅黑"/>
                 <w:b/>
-                <w:color w:val="5EEAD4"/>
+                <w:color w:val="FCA5A5"/>
                 <w:sz w:val="26"/>
               </w:rPr>
               <w:t>markedly</w:t>
@@ -6924,7 +6960,7 @@
               <w:rPr>
                 <w:rFonts w:ascii="Calibri" w:hAnsi="Calibri" w:eastAsia="微软雅黑"/>
                 <w:b/>
-                <w:color w:val="5EEAD4"/>
+                <w:color w:val="FCA5A5"/>
                 <w:sz w:val="21"/>
               </w:rPr>
               <w:t>明显</w:t>
@@ -6983,7 +7019,7 @@
               <w:rPr>
                 <w:rFonts w:ascii="Calibri" w:hAnsi="Calibri" w:eastAsia="微软雅黑"/>
                 <w:b/>
-                <w:color w:val="FCA5A5"/>
+                <w:color w:val="FBBF24"/>
                 <w:sz w:val="26"/>
               </w:rPr>
               <w:t>peers</w:t>
@@ -7032,7 +7068,7 @@
               <w:rPr>
                 <w:rFonts w:ascii="Calibri" w:hAnsi="Calibri" w:eastAsia="微软雅黑"/>
                 <w:b/>
-                <w:color w:val="FCA5A5"/>
+                <w:color w:val="FBBF24"/>
                 <w:sz w:val="21"/>
               </w:rPr>
               <w:t>同龄人</w:t>
@@ -7096,7 +7132,7 @@
               <w:rPr>
                 <w:rFonts w:ascii="Calibri" w:hAnsi="Calibri" w:eastAsia="微软雅黑"/>
                 <w:b/>
-                <w:color w:val="FBBF24"/>
+                <w:color w:val="38BDF8"/>
                 <w:sz w:val="26"/>
               </w:rPr>
               <w:t>perseveres</w:t>
@@ -7136,7 +7172,7 @@
               <w:rPr>
                 <w:rFonts w:ascii="Calibri" w:hAnsi="Calibri" w:eastAsia="微软雅黑"/>
                 <w:b/>
-                <w:color w:val="FBBF24"/>
+                <w:color w:val="38BDF8"/>
                 <w:sz w:val="21"/>
               </w:rPr>
               <w:t>坚持</w:t>
@@ -7195,7 +7231,7 @@
               <w:rPr>
                 <w:rFonts w:ascii="Calibri" w:hAnsi="Calibri" w:eastAsia="微软雅黑"/>
                 <w:b/>
-                <w:color w:val="38BDF8"/>
+                <w:color w:val="F472B6"/>
                 <w:sz w:val="26"/>
               </w:rPr>
               <w:t>depends</w:t>
@@ -7244,7 +7280,7 @@
               <w:rPr>
                 <w:rFonts w:ascii="Calibri" w:hAnsi="Calibri" w:eastAsia="微软雅黑"/>
                 <w:b/>
-                <w:color w:val="38BDF8"/>
+                <w:color w:val="F472B6"/>
                 <w:sz w:val="21"/>
               </w:rPr>
               <w:t>取决于</w:t>
@@ -7294,7 +7330,7 @@
               <w:rPr>
                 <w:rFonts w:ascii="Calibri" w:hAnsi="Calibri" w:eastAsia="微软雅黑"/>
                 <w:b/>
-                <w:color w:val="F472B6"/>
+                <w:color w:val="BEF264"/>
                 <w:sz w:val="26"/>
               </w:rPr>
               <w:t>trustworthy</w:t>
@@ -7343,7 +7379,7 @@
               <w:rPr>
                 <w:rFonts w:ascii="Calibri" w:hAnsi="Calibri" w:eastAsia="微软雅黑"/>
                 <w:b/>
-                <w:color w:val="F472B6"/>
+                <w:color w:val="BEF264"/>
                 <w:sz w:val="21"/>
               </w:rPr>
               <w:t>可信</w:t>

--- a/视频/对照文本/02-文本.docx
+++ b/视频/对照文本/02-文本.docx
@@ -5792,8 +5792,8 @@
             <w:r>
               <w:rPr>
                 <w:rFonts w:ascii="Calibri" w:hAnsi="Calibri" w:eastAsia="微软雅黑"/>
-                <w:b/>
-                <w:color w:val="FCA5A5"/>
+                <w:b w:val="0"/>
+                <w:color w:val="F0F7F2"/>
                 <w:sz w:val="26"/>
               </w:rPr>
               <w:t>shrank</w:t>
@@ -5854,8 +5854,8 @@
             <w:r>
               <w:rPr>
                 <w:rFonts w:ascii="Calibri" w:hAnsi="Calibri" w:eastAsia="微软雅黑"/>
-                <w:b/>
-                <w:color w:val="FCA5A5"/>
+                <w:b w:val="0"/>
+                <w:color w:val="AAC4B6"/>
                 <w:sz w:val="21"/>
               </w:rPr>
               <w:t>缩小了</w:t>
@@ -5993,7 +5993,7 @@
               <w:rPr>
                 <w:rFonts w:ascii="Calibri" w:hAnsi="Calibri" w:eastAsia="微软雅黑"/>
                 <w:b/>
-                <w:color w:val="FBBF24"/>
+                <w:color w:val="FCA5A5"/>
                 <w:sz w:val="26"/>
               </w:rPr>
               <w:t>statistically</w:t>
@@ -6013,7 +6013,7 @@
               <w:rPr>
                 <w:rFonts w:ascii="Calibri" w:hAnsi="Calibri" w:eastAsia="微软雅黑"/>
                 <w:b/>
-                <w:color w:val="38BDF8"/>
+                <w:color w:val="FBBF24"/>
                 <w:sz w:val="26"/>
               </w:rPr>
               <w:t>insignificant</w:t>
@@ -6102,7 +6102,7 @@
               <w:rPr>
                 <w:rFonts w:ascii="Calibri" w:hAnsi="Calibri" w:eastAsia="微软雅黑"/>
                 <w:b/>
-                <w:color w:val="FBBF24"/>
+                <w:color w:val="FCA5A5"/>
                 <w:sz w:val="21"/>
               </w:rPr>
               <w:t>统计上</w:t>
@@ -6122,7 +6122,7 @@
               <w:rPr>
                 <w:rFonts w:ascii="Calibri" w:hAnsi="Calibri" w:eastAsia="微软雅黑"/>
                 <w:b/>
-                <w:color w:val="38BDF8"/>
+                <w:color w:val="FBBF24"/>
                 <w:sz w:val="21"/>
               </w:rPr>
               <w:t>不显著</w:t>
@@ -6220,7 +6220,7 @@
               <w:rPr>
                 <w:rFonts w:ascii="Calibri" w:hAnsi="Calibri" w:eastAsia="微软雅黑"/>
                 <w:b/>
-                <w:color w:val="F472B6"/>
+                <w:color w:val="38BDF8"/>
                 <w:sz w:val="26"/>
               </w:rPr>
               <w:t>worthless</w:t>
@@ -6291,7 +6291,7 @@
               <w:rPr>
                 <w:rFonts w:ascii="Calibri" w:hAnsi="Calibri" w:eastAsia="微软雅黑"/>
                 <w:b/>
-                <w:color w:val="F472B6"/>
+                <w:color w:val="38BDF8"/>
                 <w:sz w:val="21"/>
               </w:rPr>
               <w:t>毫无价值</w:t>
@@ -6384,7 +6384,7 @@
               <w:rPr>
                 <w:rFonts w:ascii="Calibri" w:hAnsi="Calibri" w:eastAsia="微软雅黑"/>
                 <w:b/>
-                <w:color w:val="BEF264"/>
+                <w:color w:val="F472B6"/>
                 <w:sz w:val="26"/>
               </w:rPr>
               <w:t>reflect</w:t>
@@ -6413,7 +6413,7 @@
               <w:rPr>
                 <w:rFonts w:ascii="Calibri" w:hAnsi="Calibri" w:eastAsia="微软雅黑"/>
                 <w:b/>
-                <w:color w:val="C4B5FD"/>
+                <w:color w:val="BEF264"/>
                 <w:sz w:val="26"/>
               </w:rPr>
               <w:t>substantive</w:t>
@@ -6484,7 +6484,7 @@
               <w:rPr>
                 <w:rFonts w:ascii="Calibri" w:hAnsi="Calibri" w:eastAsia="微软雅黑"/>
                 <w:b/>
-                <w:color w:val="BEF264"/>
+                <w:color w:val="F472B6"/>
                 <w:sz w:val="21"/>
               </w:rPr>
               <w:t>反映</w:t>
@@ -6522,7 +6522,7 @@
               <w:rPr>
                 <w:rFonts w:ascii="Calibri" w:hAnsi="Calibri" w:eastAsia="微软雅黑"/>
                 <w:b/>
-                <w:color w:val="C4B5FD"/>
+                <w:color w:val="BEF264"/>
                 <w:sz w:val="21"/>
               </w:rPr>
               <w:t>实质性的</w:t>
@@ -6670,7 +6670,7 @@
               <w:rPr>
                 <w:rFonts w:ascii="Calibri" w:hAnsi="Calibri" w:eastAsia="微软雅黑"/>
                 <w:b/>
-                <w:color w:val="FB923C"/>
+                <w:color w:val="C4B5FD"/>
                 <w:sz w:val="26"/>
               </w:rPr>
               <w:t>context</w:t>
@@ -6730,7 +6730,7 @@
               <w:rPr>
                 <w:rFonts w:ascii="Calibri" w:hAnsi="Calibri" w:eastAsia="微软雅黑"/>
                 <w:b/>
-                <w:color w:val="FB923C"/>
+                <w:color w:val="C4B5FD"/>
                 <w:sz w:val="21"/>
               </w:rPr>
               <w:t>背景</w:t>
@@ -6789,7 +6789,7 @@
               <w:rPr>
                 <w:rFonts w:ascii="Calibri" w:hAnsi="Calibri" w:eastAsia="微软雅黑"/>
                 <w:b/>
-                <w:color w:val="5EEAD4"/>
+                <w:color w:val="FB923C"/>
                 <w:sz w:val="26"/>
               </w:rPr>
               <w:t>betrayed</w:t>
@@ -6829,7 +6829,7 @@
               <w:rPr>
                 <w:rFonts w:ascii="Calibri" w:hAnsi="Calibri" w:eastAsia="微软雅黑"/>
                 <w:b/>
-                <w:color w:val="5EEAD4"/>
+                <w:color w:val="FB923C"/>
                 <w:sz w:val="21"/>
               </w:rPr>
               <w:t>辜负</w:t>
@@ -6909,7 +6909,7 @@
               <w:rPr>
                 <w:rFonts w:ascii="Calibri" w:hAnsi="Calibri" w:eastAsia="微软雅黑"/>
                 <w:b/>
-                <w:color w:val="FCA5A5"/>
+                <w:color w:val="5EEAD4"/>
                 <w:sz w:val="26"/>
               </w:rPr>
               <w:t>markedly</w:t>
@@ -6960,7 +6960,7 @@
               <w:rPr>
                 <w:rFonts w:ascii="Calibri" w:hAnsi="Calibri" w:eastAsia="微软雅黑"/>
                 <w:b/>
-                <w:color w:val="FCA5A5"/>
+                <w:color w:val="5EEAD4"/>
                 <w:sz w:val="21"/>
               </w:rPr>
               <w:t>明显</w:t>
@@ -7019,7 +7019,7 @@
               <w:rPr>
                 <w:rFonts w:ascii="Calibri" w:hAnsi="Calibri" w:eastAsia="微软雅黑"/>
                 <w:b/>
-                <w:color w:val="FBBF24"/>
+                <w:color w:val="FCA5A5"/>
                 <w:sz w:val="26"/>
               </w:rPr>
               <w:t>peers</w:t>
@@ -7068,7 +7068,7 @@
               <w:rPr>
                 <w:rFonts w:ascii="Calibri" w:hAnsi="Calibri" w:eastAsia="微软雅黑"/>
                 <w:b/>
-                <w:color w:val="FBBF24"/>
+                <w:color w:val="FCA5A5"/>
                 <w:sz w:val="21"/>
               </w:rPr>
               <w:t>同龄人</w:t>
@@ -7132,7 +7132,7 @@
               <w:rPr>
                 <w:rFonts w:ascii="Calibri" w:hAnsi="Calibri" w:eastAsia="微软雅黑"/>
                 <w:b/>
-                <w:color w:val="38BDF8"/>
+                <w:color w:val="FBBF24"/>
                 <w:sz w:val="26"/>
               </w:rPr>
               <w:t>perseveres</w:t>
@@ -7172,7 +7172,7 @@
               <w:rPr>
                 <w:rFonts w:ascii="Calibri" w:hAnsi="Calibri" w:eastAsia="微软雅黑"/>
                 <w:b/>
-                <w:color w:val="38BDF8"/>
+                <w:color w:val="FBBF24"/>
                 <w:sz w:val="21"/>
               </w:rPr>
               <w:t>坚持</w:t>
@@ -7231,7 +7231,7 @@
               <w:rPr>
                 <w:rFonts w:ascii="Calibri" w:hAnsi="Calibri" w:eastAsia="微软雅黑"/>
                 <w:b/>
-                <w:color w:val="F472B6"/>
+                <w:color w:val="38BDF8"/>
                 <w:sz w:val="26"/>
               </w:rPr>
               <w:t>depends</w:t>
@@ -7280,7 +7280,7 @@
               <w:rPr>
                 <w:rFonts w:ascii="Calibri" w:hAnsi="Calibri" w:eastAsia="微软雅黑"/>
                 <w:b/>
-                <w:color w:val="F472B6"/>
+                <w:color w:val="38BDF8"/>
                 <w:sz w:val="21"/>
               </w:rPr>
               <w:t>取决于</w:t>
@@ -7330,7 +7330,7 @@
               <w:rPr>
                 <w:rFonts w:ascii="Calibri" w:hAnsi="Calibri" w:eastAsia="微软雅黑"/>
                 <w:b/>
-                <w:color w:val="BEF264"/>
+                <w:color w:val="F472B6"/>
                 <w:sz w:val="26"/>
               </w:rPr>
               <w:t>trustworthy</w:t>
@@ -7379,7 +7379,7 @@
               <w:rPr>
                 <w:rFonts w:ascii="Calibri" w:hAnsi="Calibri" w:eastAsia="微软雅黑"/>
                 <w:b/>
-                <w:color w:val="BEF264"/>
+                <w:color w:val="F472B6"/>
                 <w:sz w:val="21"/>
               </w:rPr>
               <w:t>可信</w:t>

--- a/视频/对照文本/02-文本.docx
+++ b/视频/对照文本/02-文本.docx
@@ -3286,8 +3286,8 @@
             <w:r>
               <w:rPr>
                 <w:rFonts w:ascii="Calibri" w:hAnsi="Calibri" w:eastAsia="微软雅黑"/>
-                <w:b/>
-                <w:color w:val="BEF264"/>
+                <w:b w:val="0"/>
+                <w:color w:val="F0F7F2"/>
                 <w:sz w:val="26"/>
               </w:rPr>
               <w:t>a few dozen</w:t>
@@ -3348,8 +3348,8 @@
             <w:r>
               <w:rPr>
                 <w:rFonts w:ascii="Calibri" w:hAnsi="Calibri" w:eastAsia="微软雅黑"/>
-                <w:b/>
-                <w:color w:val="BEF264"/>
+                <w:b w:val="0"/>
+                <w:color w:val="AAC4B6"/>
                 <w:sz w:val="21"/>
               </w:rPr>
               <w:t>几十个</w:t>
@@ -3514,7 +3514,7 @@
               <w:rPr>
                 <w:rFonts w:ascii="Calibri" w:hAnsi="Calibri" w:eastAsia="微软雅黑"/>
                 <w:b/>
-                <w:color w:val="C4B5FD"/>
+                <w:color w:val="BEF264"/>
                 <w:sz w:val="26"/>
               </w:rPr>
               <w:t>predominantly</w:t>
@@ -3536,7 +3536,7 @@
               <w:rPr>
                 <w:rFonts w:ascii="Calibri" w:hAnsi="Calibri" w:eastAsia="微软雅黑"/>
                 <w:b/>
-                <w:color w:val="C4B5FD"/>
+                <w:color w:val="BEF264"/>
                 <w:sz w:val="21"/>
               </w:rPr>
               <w:t>主要</w:t>
@@ -3604,7 +3604,7 @@
               <w:rPr>
                 <w:rFonts w:ascii="Calibri" w:hAnsi="Calibri" w:eastAsia="微软雅黑"/>
                 <w:b/>
-                <w:color w:val="FB923C"/>
+                <w:color w:val="C4B5FD"/>
                 <w:sz w:val="26"/>
               </w:rPr>
               <w:t>faculty</w:t>
@@ -3622,7 +3622,7 @@
               <w:rPr>
                 <w:rFonts w:ascii="Calibri" w:hAnsi="Calibri" w:eastAsia="微软雅黑"/>
                 <w:b/>
-                <w:color w:val="5EEAD4"/>
+                <w:color w:val="FB923C"/>
                 <w:sz w:val="26"/>
               </w:rPr>
               <w:t>postgraduate</w:t>
@@ -3671,7 +3671,7 @@
               <w:rPr>
                 <w:rFonts w:ascii="Calibri" w:hAnsi="Calibri" w:eastAsia="微软雅黑"/>
                 <w:b/>
-                <w:color w:val="FB923C"/>
+                <w:color w:val="C4B5FD"/>
                 <w:sz w:val="21"/>
               </w:rPr>
               <w:t>教师</w:t>
@@ -3698,7 +3698,7 @@
               <w:rPr>
                 <w:rFonts w:ascii="Calibri" w:hAnsi="Calibri" w:eastAsia="微软雅黑"/>
                 <w:b/>
-                <w:color w:val="5EEAD4"/>
+                <w:color w:val="FB923C"/>
                 <w:sz w:val="21"/>
               </w:rPr>
               <w:t>研究生</w:t>
@@ -3785,7 +3785,7 @@
               <w:rPr>
                 <w:rFonts w:ascii="Calibri" w:hAnsi="Calibri" w:eastAsia="微软雅黑"/>
                 <w:b/>
-                <w:color w:val="FCA5A5"/>
+                <w:color w:val="5EEAD4"/>
                 <w:sz w:val="26"/>
               </w:rPr>
               <w:t>homogeneous</w:t>
@@ -3814,7 +3814,7 @@
               <w:rPr>
                 <w:rFonts w:ascii="Calibri" w:hAnsi="Calibri" w:eastAsia="微软雅黑"/>
                 <w:b/>
-                <w:color w:val="FBBF24"/>
+                <w:color w:val="FCA5A5"/>
                 <w:sz w:val="26"/>
               </w:rPr>
               <w:t>privileged</w:t>
@@ -3876,7 +3876,7 @@
               <w:rPr>
                 <w:rFonts w:ascii="Calibri" w:hAnsi="Calibri" w:eastAsia="微软雅黑"/>
                 <w:b/>
-                <w:color w:val="FCA5A5"/>
+                <w:color w:val="5EEAD4"/>
                 <w:sz w:val="21"/>
               </w:rPr>
               <w:t>同质的</w:t>
@@ -3905,7 +3905,7 @@
               <w:rPr>
                 <w:rFonts w:ascii="Calibri" w:hAnsi="Calibri" w:eastAsia="微软雅黑"/>
                 <w:b/>
-                <w:color w:val="FBBF24"/>
+                <w:color w:val="FCA5A5"/>
                 <w:sz w:val="21"/>
               </w:rPr>
               <w:t>优越的</w:t>
@@ -3977,7 +3977,7 @@
               <w:rPr>
                 <w:rFonts w:ascii="Calibri" w:hAnsi="Calibri" w:eastAsia="微软雅黑"/>
                 <w:b/>
-                <w:color w:val="38BDF8"/>
+                <w:color w:val="FBBF24"/>
                 <w:sz w:val="26"/>
               </w:rPr>
               <w:t>scarcely</w:t>
@@ -4017,7 +4017,7 @@
               <w:rPr>
                 <w:rFonts w:ascii="Calibri" w:hAnsi="Calibri" w:eastAsia="微软雅黑"/>
                 <w:b/>
-                <w:color w:val="F472B6"/>
+                <w:color w:val="38BDF8"/>
                 <w:sz w:val="26"/>
               </w:rPr>
               <w:t>ordinary</w:t>
@@ -4048,10 +4048,28 @@
               <w:rPr>
                 <w:rFonts w:ascii="Calibri" w:hAnsi="Calibri" w:eastAsia="微软雅黑"/>
                 <w:b/>
-                <w:color w:val="38BDF8"/>
+                <w:color w:val="FBBF24"/>
                 <w:sz w:val="21"/>
               </w:rPr>
-              <w:t>很难</w:t>
+              <w:t>几乎不</w:t>
+            </w:r>
+            <w:r>
+              <w:rPr>
+                <w:rFonts w:ascii="Calibri" w:hAnsi="Calibri" w:eastAsia="微软雅黑"/>
+                <w:b w:val="0"/>
+                <w:color w:val="AAC4B6"/>
+                <w:sz w:val="21"/>
+              </w:rPr>
+              <w:t xml:space="preserve"> </w:t>
+            </w:r>
+            <w:r>
+              <w:rPr>
+                <w:rFonts w:ascii="Calibri" w:hAnsi="Calibri" w:eastAsia="微软雅黑"/>
+                <w:b w:val="0"/>
+                <w:color w:val="AAC4B6"/>
+                <w:sz w:val="21"/>
+              </w:rPr>
+              <w:t>能</w:t>
             </w:r>
           </w:p>
         </w:tc>
@@ -4088,7 +4106,7 @@
               <w:rPr>
                 <w:rFonts w:ascii="Calibri" w:hAnsi="Calibri" w:eastAsia="微软雅黑"/>
                 <w:b/>
-                <w:color w:val="F472B6"/>
+                <w:color w:val="38BDF8"/>
                 <w:sz w:val="21"/>
               </w:rPr>
               <w:t>普通的</w:t>
@@ -4169,7 +4187,7 @@
               <w:rPr>
                 <w:rFonts w:ascii="Calibri" w:hAnsi="Calibri" w:eastAsia="微软雅黑"/>
                 <w:b/>
-                <w:color w:val="BEF264"/>
+                <w:color w:val="F472B6"/>
                 <w:sz w:val="26"/>
               </w:rPr>
               <w:t>prosperous</w:t>
@@ -4240,7 +4258,7 @@
               <w:rPr>
                 <w:rFonts w:ascii="Calibri" w:hAnsi="Calibri" w:eastAsia="微软雅黑"/>
                 <w:b/>
-                <w:color w:val="BEF264"/>
+                <w:color w:val="F472B6"/>
                 <w:sz w:val="21"/>
               </w:rPr>
               <w:t>富裕的</w:t>
@@ -4319,7 +4337,7 @@
               <w:rPr>
                 <w:rFonts w:ascii="Calibri" w:hAnsi="Calibri" w:eastAsia="微软雅黑"/>
                 <w:b/>
-                <w:color w:val="C4B5FD"/>
+                <w:color w:val="BEF264"/>
                 <w:sz w:val="26"/>
               </w:rPr>
               <w:t>foster</w:t>
@@ -4368,7 +4386,7 @@
               <w:rPr>
                 <w:rFonts w:ascii="Calibri" w:hAnsi="Calibri" w:eastAsia="微软雅黑"/>
                 <w:b/>
-                <w:color w:val="C4B5FD"/>
+                <w:color w:val="BEF264"/>
                 <w:sz w:val="21"/>
               </w:rPr>
               <w:t>培养出</w:t>
@@ -4539,7 +4557,7 @@
               <w:rPr>
                 <w:rFonts w:ascii="Calibri" w:hAnsi="Calibri" w:eastAsia="微软雅黑"/>
                 <w:b/>
-                <w:color w:val="FB923C"/>
+                <w:color w:val="C4B5FD"/>
                 <w:sz w:val="26"/>
               </w:rPr>
               <w:t>conceptual</w:t>
@@ -4559,7 +4577,7 @@
               <w:rPr>
                 <w:rFonts w:ascii="Calibri" w:hAnsi="Calibri" w:eastAsia="微软雅黑"/>
                 <w:b/>
-                <w:color w:val="5EEAD4"/>
+                <w:color w:val="FB923C"/>
                 <w:sz w:val="26"/>
               </w:rPr>
               <w:t>replication</w:t>
@@ -4630,7 +4648,7 @@
               <w:rPr>
                 <w:rFonts w:ascii="Calibri" w:hAnsi="Calibri" w:eastAsia="微软雅黑"/>
                 <w:b/>
-                <w:color w:val="FB923C"/>
+                <w:color w:val="C4B5FD"/>
                 <w:sz w:val="21"/>
               </w:rPr>
               <w:t>概念性的</w:t>
@@ -4650,7 +4668,7 @@
               <w:rPr>
                 <w:rFonts w:ascii="Calibri" w:hAnsi="Calibri" w:eastAsia="微软雅黑"/>
                 <w:b/>
-                <w:color w:val="5EEAD4"/>
+                <w:color w:val="FB923C"/>
                 <w:sz w:val="21"/>
               </w:rPr>
               <w:t>重复验证</w:t>
@@ -4743,7 +4761,7 @@
               <w:rPr>
                 <w:rFonts w:ascii="Calibri" w:hAnsi="Calibri" w:eastAsia="微软雅黑"/>
                 <w:b/>
-                <w:color w:val="FCA5A5"/>
+                <w:color w:val="5EEAD4"/>
                 <w:sz w:val="26"/>
               </w:rPr>
               <w:t>modified</w:t>
@@ -4825,7 +4843,7 @@
               <w:rPr>
                 <w:rFonts w:ascii="Calibri" w:hAnsi="Calibri" w:eastAsia="微软雅黑"/>
                 <w:b/>
-                <w:color w:val="FCA5A5"/>
+                <w:color w:val="5EEAD4"/>
                 <w:sz w:val="21"/>
               </w:rPr>
               <w:t>调整过的</w:t>
@@ -4912,7 +4930,7 @@
               <w:rPr>
                 <w:rFonts w:ascii="Calibri" w:hAnsi="Calibri" w:eastAsia="微软雅黑"/>
                 <w:b/>
-                <w:color w:val="FBBF24"/>
+                <w:color w:val="FCA5A5"/>
                 <w:sz w:val="26"/>
               </w:rPr>
               <w:t>youngsters</w:t>
@@ -4930,7 +4948,7 @@
               <w:rPr>
                 <w:rFonts w:ascii="Calibri" w:hAnsi="Calibri" w:eastAsia="微软雅黑"/>
                 <w:b/>
-                <w:color w:val="38BDF8"/>
+                <w:color w:val="FBBF24"/>
                 <w:sz w:val="26"/>
               </w:rPr>
               <w:t>diverse</w:t>
@@ -4999,7 +5017,7 @@
               <w:rPr>
                 <w:rFonts w:ascii="Calibri" w:hAnsi="Calibri" w:eastAsia="微软雅黑"/>
                 <w:b/>
-                <w:color w:val="38BDF8"/>
+                <w:color w:val="FBBF24"/>
                 <w:sz w:val="21"/>
               </w:rPr>
               <w:t>多种不同的</w:t>
@@ -5035,7 +5053,7 @@
               <w:rPr>
                 <w:rFonts w:ascii="Calibri" w:hAnsi="Calibri" w:eastAsia="微软雅黑"/>
                 <w:b/>
-                <w:color w:val="FBBF24"/>
+                <w:color w:val="FCA5A5"/>
                 <w:sz w:val="21"/>
               </w:rPr>
               <w:t>儿童或青少年</w:t>
@@ -5086,7 +5104,7 @@
               <w:rPr>
                 <w:rFonts w:ascii="Calibri" w:hAnsi="Calibri" w:eastAsia="微软雅黑"/>
                 <w:b/>
-                <w:color w:val="F472B6"/>
+                <w:color w:val="38BDF8"/>
                 <w:sz w:val="26"/>
               </w:rPr>
               <w:t>assessed</w:t>
@@ -5155,7 +5173,7 @@
               <w:rPr>
                 <w:rFonts w:ascii="Calibri" w:hAnsi="Calibri" w:eastAsia="微软雅黑"/>
                 <w:b/>
-                <w:color w:val="F472B6"/>
+                <w:color w:val="38BDF8"/>
                 <w:sz w:val="21"/>
               </w:rPr>
               <w:t>评估</w:t>
@@ -5272,7 +5290,7 @@
               <w:rPr>
                 <w:rFonts w:ascii="Calibri" w:hAnsi="Calibri" w:eastAsia="微软雅黑"/>
                 <w:b/>
-                <w:color w:val="BEF264"/>
+                <w:color w:val="F472B6"/>
                 <w:sz w:val="26"/>
               </w:rPr>
               <w:t>link</w:t>
@@ -5334,7 +5352,7 @@
               <w:rPr>
                 <w:rFonts w:ascii="Calibri" w:hAnsi="Calibri" w:eastAsia="微软雅黑"/>
                 <w:b/>
-                <w:color w:val="BEF264"/>
+                <w:color w:val="F472B6"/>
                 <w:sz w:val="21"/>
               </w:rPr>
               <w:t>关联</w:t>
@@ -5388,16 +5406,7 @@
                 <w:color w:val="F0F7F2"/>
                 <w:sz w:val="26"/>
               </w:rPr>
-              <w:t xml:space="preserve">was </w:t>
-            </w:r>
-            <w:r>
-              <w:rPr>
-                <w:rFonts w:ascii="Calibri" w:hAnsi="Calibri" w:eastAsia="微软雅黑"/>
-                <w:b/>
-                <w:color w:val="C4B5FD"/>
-                <w:sz w:val="26"/>
-              </w:rPr>
-              <w:t>roughly</w:t>
+              <w:t>was roughly</w:t>
             </w:r>
           </w:p>
         </w:tc>
@@ -5439,34 +5448,7 @@
                 <w:color w:val="AAC4B6"/>
                 <w:sz w:val="21"/>
               </w:rPr>
-              <w:t>其预测强度（准确度）</w:t>
-            </w:r>
-            <w:r>
-              <w:rPr>
-                <w:rFonts w:ascii="Calibri" w:hAnsi="Calibri" w:eastAsia="微软雅黑"/>
-                <w:b/>
-                <w:color w:val="C4B5FD"/>
-                <w:sz w:val="21"/>
-              </w:rPr>
-              <w:t>大约</w:t>
-            </w:r>
-            <w:r>
-              <w:rPr>
-                <w:rFonts w:ascii="Calibri" w:hAnsi="Calibri" w:eastAsia="微软雅黑"/>
-                <w:b w:val="0"/>
-                <w:color w:val="AAC4B6"/>
-                <w:sz w:val="21"/>
-              </w:rPr>
-              <w:t xml:space="preserve"> </w:t>
-            </w:r>
-            <w:r>
-              <w:rPr>
-                <w:rFonts w:ascii="Calibri" w:hAnsi="Calibri" w:eastAsia="微软雅黑"/>
-                <w:b w:val="0"/>
-                <w:color w:val="AAC4B6"/>
-                <w:sz w:val="21"/>
-              </w:rPr>
-              <w:t>只有</w:t>
+              <w:t>其预测强度（准确度）大约只有</w:t>
             </w:r>
           </w:p>
         </w:tc>
@@ -5530,7 +5512,7 @@
               <w:rPr>
                 <w:rFonts w:ascii="Calibri" w:hAnsi="Calibri" w:eastAsia="微软雅黑"/>
                 <w:b/>
-                <w:color w:val="FB923C"/>
+                <w:color w:val="BEF264"/>
                 <w:sz w:val="26"/>
               </w:rPr>
               <w:t>Adjusting for</w:t>
@@ -5572,7 +5554,7 @@
               <w:rPr>
                 <w:rFonts w:ascii="Calibri" w:hAnsi="Calibri" w:eastAsia="微软雅黑"/>
                 <w:b/>
-                <w:color w:val="FB923C"/>
+                <w:color w:val="BEF264"/>
                 <w:sz w:val="21"/>
               </w:rPr>
               <w:t>调整</w:t>
@@ -5663,7 +5645,7 @@
               <w:rPr>
                 <w:rFonts w:ascii="Calibri" w:hAnsi="Calibri" w:eastAsia="微软雅黑"/>
                 <w:b/>
-                <w:color w:val="5EEAD4"/>
+                <w:color w:val="C4B5FD"/>
                 <w:sz w:val="26"/>
               </w:rPr>
               <w:t>cognitive</w:t>
@@ -5732,7 +5714,7 @@
               <w:rPr>
                 <w:rFonts w:ascii="Calibri" w:hAnsi="Calibri" w:eastAsia="微软雅黑"/>
                 <w:b/>
-                <w:color w:val="5EEAD4"/>
+                <w:color w:val="C4B5FD"/>
                 <w:sz w:val="21"/>
               </w:rPr>
               <w:t>认知</w:t>
@@ -5993,7 +5975,7 @@
               <w:rPr>
                 <w:rFonts w:ascii="Calibri" w:hAnsi="Calibri" w:eastAsia="微软雅黑"/>
                 <w:b/>
-                <w:color w:val="FCA5A5"/>
+                <w:color w:val="FB923C"/>
                 <w:sz w:val="26"/>
               </w:rPr>
               <w:t>statistically</w:t>
@@ -6013,7 +5995,7 @@
               <w:rPr>
                 <w:rFonts w:ascii="Calibri" w:hAnsi="Calibri" w:eastAsia="微软雅黑"/>
                 <w:b/>
-                <w:color w:val="FBBF24"/>
+                <w:color w:val="5EEAD4"/>
                 <w:sz w:val="26"/>
               </w:rPr>
               <w:t>insignificant</w:t>
@@ -6102,7 +6084,7 @@
               <w:rPr>
                 <w:rFonts w:ascii="Calibri" w:hAnsi="Calibri" w:eastAsia="微软雅黑"/>
                 <w:b/>
-                <w:color w:val="FCA5A5"/>
+                <w:color w:val="FB923C"/>
                 <w:sz w:val="21"/>
               </w:rPr>
               <w:t>统计上</w:t>
@@ -6122,7 +6104,7 @@
               <w:rPr>
                 <w:rFonts w:ascii="Calibri" w:hAnsi="Calibri" w:eastAsia="微软雅黑"/>
                 <w:b/>
-                <w:color w:val="FBBF24"/>
+                <w:color w:val="5EEAD4"/>
                 <w:sz w:val="21"/>
               </w:rPr>
               <w:t>不显著</w:t>
@@ -6220,7 +6202,7 @@
               <w:rPr>
                 <w:rFonts w:ascii="Calibri" w:hAnsi="Calibri" w:eastAsia="微软雅黑"/>
                 <w:b/>
-                <w:color w:val="38BDF8"/>
+                <w:color w:val="FCA5A5"/>
                 <w:sz w:val="26"/>
               </w:rPr>
               <w:t>worthless</w:t>
@@ -6291,7 +6273,7 @@
               <w:rPr>
                 <w:rFonts w:ascii="Calibri" w:hAnsi="Calibri" w:eastAsia="微软雅黑"/>
                 <w:b/>
-                <w:color w:val="38BDF8"/>
+                <w:color w:val="FCA5A5"/>
                 <w:sz w:val="21"/>
               </w:rPr>
               <w:t>毫无价值</w:t>
@@ -6384,7 +6366,7 @@
               <w:rPr>
                 <w:rFonts w:ascii="Calibri" w:hAnsi="Calibri" w:eastAsia="微软雅黑"/>
                 <w:b/>
-                <w:color w:val="F472B6"/>
+                <w:color w:val="FBBF24"/>
                 <w:sz w:val="26"/>
               </w:rPr>
               <w:t>reflect</w:t>
@@ -6413,7 +6395,7 @@
               <w:rPr>
                 <w:rFonts w:ascii="Calibri" w:hAnsi="Calibri" w:eastAsia="微软雅黑"/>
                 <w:b/>
-                <w:color w:val="BEF264"/>
+                <w:color w:val="38BDF8"/>
                 <w:sz w:val="26"/>
               </w:rPr>
               <w:t>substantive</w:t>
@@ -6484,7 +6466,7 @@
               <w:rPr>
                 <w:rFonts w:ascii="Calibri" w:hAnsi="Calibri" w:eastAsia="微软雅黑"/>
                 <w:b/>
-                <w:color w:val="F472B6"/>
+                <w:color w:val="FBBF24"/>
                 <w:sz w:val="21"/>
               </w:rPr>
               <w:t>反映</w:t>
@@ -6522,7 +6504,7 @@
               <w:rPr>
                 <w:rFonts w:ascii="Calibri" w:hAnsi="Calibri" w:eastAsia="微软雅黑"/>
                 <w:b/>
-                <w:color w:val="BEF264"/>
+                <w:color w:val="38BDF8"/>
                 <w:sz w:val="21"/>
               </w:rPr>
               <w:t>实质性的</w:t>
@@ -6670,7 +6652,7 @@
               <w:rPr>
                 <w:rFonts w:ascii="Calibri" w:hAnsi="Calibri" w:eastAsia="微软雅黑"/>
                 <w:b/>
-                <w:color w:val="C4B5FD"/>
+                <w:color w:val="F472B6"/>
                 <w:sz w:val="26"/>
               </w:rPr>
               <w:t>context</w:t>
@@ -6730,7 +6712,7 @@
               <w:rPr>
                 <w:rFonts w:ascii="Calibri" w:hAnsi="Calibri" w:eastAsia="微软雅黑"/>
                 <w:b/>
-                <w:color w:val="C4B5FD"/>
+                <w:color w:val="F472B6"/>
                 <w:sz w:val="21"/>
               </w:rPr>
               <w:t>背景</w:t>
@@ -6789,7 +6771,7 @@
               <w:rPr>
                 <w:rFonts w:ascii="Calibri" w:hAnsi="Calibri" w:eastAsia="微软雅黑"/>
                 <w:b/>
-                <w:color w:val="FB923C"/>
+                <w:color w:val="BEF264"/>
                 <w:sz w:val="26"/>
               </w:rPr>
               <w:t>betrayed</w:t>
@@ -6829,7 +6811,7 @@
               <w:rPr>
                 <w:rFonts w:ascii="Calibri" w:hAnsi="Calibri" w:eastAsia="微软雅黑"/>
                 <w:b/>
-                <w:color w:val="FB923C"/>
+                <w:color w:val="BEF264"/>
                 <w:sz w:val="21"/>
               </w:rPr>
               <w:t>辜负</w:t>
@@ -6909,7 +6891,7 @@
               <w:rPr>
                 <w:rFonts w:ascii="Calibri" w:hAnsi="Calibri" w:eastAsia="微软雅黑"/>
                 <w:b/>
-                <w:color w:val="5EEAD4"/>
+                <w:color w:val="C4B5FD"/>
                 <w:sz w:val="26"/>
               </w:rPr>
               <w:t>markedly</w:t>
@@ -6960,7 +6942,7 @@
               <w:rPr>
                 <w:rFonts w:ascii="Calibri" w:hAnsi="Calibri" w:eastAsia="微软雅黑"/>
                 <w:b/>
-                <w:color w:val="5EEAD4"/>
+                <w:color w:val="C4B5FD"/>
                 <w:sz w:val="21"/>
               </w:rPr>
               <w:t>明显</w:t>
@@ -7019,7 +7001,7 @@
               <w:rPr>
                 <w:rFonts w:ascii="Calibri" w:hAnsi="Calibri" w:eastAsia="微软雅黑"/>
                 <w:b/>
-                <w:color w:val="FCA5A5"/>
+                <w:color w:val="FB923C"/>
                 <w:sz w:val="26"/>
               </w:rPr>
               <w:t>peers</w:t>
@@ -7068,7 +7050,7 @@
               <w:rPr>
                 <w:rFonts w:ascii="Calibri" w:hAnsi="Calibri" w:eastAsia="微软雅黑"/>
                 <w:b/>
-                <w:color w:val="FCA5A5"/>
+                <w:color w:val="FB923C"/>
                 <w:sz w:val="21"/>
               </w:rPr>
               <w:t>同龄人</w:t>
@@ -7132,7 +7114,7 @@
               <w:rPr>
                 <w:rFonts w:ascii="Calibri" w:hAnsi="Calibri" w:eastAsia="微软雅黑"/>
                 <w:b/>
-                <w:color w:val="FBBF24"/>
+                <w:color w:val="5EEAD4"/>
                 <w:sz w:val="26"/>
               </w:rPr>
               <w:t>perseveres</w:t>
@@ -7172,7 +7154,7 @@
               <w:rPr>
                 <w:rFonts w:ascii="Calibri" w:hAnsi="Calibri" w:eastAsia="微软雅黑"/>
                 <w:b/>
-                <w:color w:val="FBBF24"/>
+                <w:color w:val="5EEAD4"/>
                 <w:sz w:val="21"/>
               </w:rPr>
               <w:t>坚持</w:t>
@@ -7231,7 +7213,7 @@
               <w:rPr>
                 <w:rFonts w:ascii="Calibri" w:hAnsi="Calibri" w:eastAsia="微软雅黑"/>
                 <w:b/>
-                <w:color w:val="38BDF8"/>
+                <w:color w:val="FCA5A5"/>
                 <w:sz w:val="26"/>
               </w:rPr>
               <w:t>depends</w:t>
@@ -7280,7 +7262,7 @@
               <w:rPr>
                 <w:rFonts w:ascii="Calibri" w:hAnsi="Calibri" w:eastAsia="微软雅黑"/>
                 <w:b/>
-                <w:color w:val="38BDF8"/>
+                <w:color w:val="FCA5A5"/>
                 <w:sz w:val="21"/>
               </w:rPr>
               <w:t>取决于</w:t>
@@ -7330,7 +7312,7 @@
               <w:rPr>
                 <w:rFonts w:ascii="Calibri" w:hAnsi="Calibri" w:eastAsia="微软雅黑"/>
                 <w:b/>
-                <w:color w:val="F472B6"/>
+                <w:color w:val="FBBF24"/>
                 <w:sz w:val="26"/>
               </w:rPr>
               <w:t>trustworthy</w:t>
@@ -7379,7 +7361,7 @@
               <w:rPr>
                 <w:rFonts w:ascii="Calibri" w:hAnsi="Calibri" w:eastAsia="微软雅黑"/>
                 <w:b/>
-                <w:color w:val="F472B6"/>
+                <w:color w:val="FBBF24"/>
                 <w:sz w:val="21"/>
               </w:rPr>
               <w:t>可信</w:t>

--- a/视频/对照文本/02-文本.docx
+++ b/视频/对照文本/02-文本.docx
@@ -4667,11 +4667,20 @@
             <w:r>
               <w:rPr>
                 <w:rFonts w:ascii="Calibri" w:hAnsi="Calibri" w:eastAsia="微软雅黑"/>
+                <w:b w:val="0"/>
+                <w:color w:val="AAC4B6"/>
+                <w:sz w:val="21"/>
+              </w:rPr>
+              <w:t>（科研）</w:t>
+            </w:r>
+            <w:r>
+              <w:rPr>
+                <w:rFonts w:ascii="Calibri" w:hAnsi="Calibri" w:eastAsia="微软雅黑"/>
                 <w:b/>
                 <w:color w:val="FB923C"/>
                 <w:sz w:val="21"/>
               </w:rPr>
-              <w:t>重复验证</w:t>
+              <w:t>重复实验</w:t>
             </w:r>
             <w:r>
               <w:rPr>
@@ -6103,11 +6112,20 @@
             <w:r>
               <w:rPr>
                 <w:rFonts w:ascii="Calibri" w:hAnsi="Calibri" w:eastAsia="微软雅黑"/>
+                <w:b w:val="0"/>
+                <w:color w:val="AAC4B6"/>
+                <w:sz w:val="21"/>
+              </w:rPr>
+              <w:t>（完全）</w:t>
+            </w:r>
+            <w:r>
+              <w:rPr>
+                <w:rFonts w:ascii="Calibri" w:hAnsi="Calibri" w:eastAsia="微软雅黑"/>
                 <w:b/>
                 <w:color w:val="5EEAD4"/>
                 <w:sz w:val="21"/>
               </w:rPr>
-              <w:t>不显著</w:t>
+              <w:t>微不足道</w:t>
             </w:r>
             <w:r>
               <w:rPr>

--- a/视频/对照文本/02-文本.docx
+++ b/视频/对照文本/02-文本.docx
@@ -5364,7 +5364,7 @@
                 <w:color w:val="F472B6"/>
                 <w:sz w:val="21"/>
               </w:rPr>
-              <w:t>关联</w:t>
+              <w:t>关联性</w:t>
             </w:r>
             <w:r>
               <w:rPr>
@@ -5457,7 +5457,7 @@
                 <w:color w:val="AAC4B6"/>
                 <w:sz w:val="21"/>
               </w:rPr>
-              <w:t>其预测强度（准确度）大约只有</w:t>
+              <w:t>大约只有</w:t>
             </w:r>
           </w:p>
         </w:tc>
@@ -5477,7 +5477,7 @@
                 <w:color w:val="AAC4B6"/>
                 <w:sz w:val="21"/>
               </w:rPr>
-              <w:t>原研究结果的一半。</w:t>
+              <w:t>原来研究结果关联性强度的一半。</w:t>
             </w:r>
           </w:p>
         </w:tc>
@@ -5869,7 +5869,7 @@
                 <w:color w:val="AAC4B6"/>
                 <w:sz w:val="21"/>
               </w:rPr>
-              <w:t>这个原始关联（raw link）</w:t>
+              <w:t>关联性</w:t>
             </w:r>
           </w:p>
         </w:tc>
@@ -5906,7 +5906,7 @@
           <w:color w:val="AAC4B6"/>
           <w:sz w:val="20"/>
         </w:rPr>
-        <w:t>（即缩小了【等得更久】与【SAT分数更高】之间的相关性）</w:t>
+        <w:t>（即缩小了【等得更久】与【SAT分数更高】之间的相关性：100% → 40%，下降了约 2/3）</w:t>
       </w:r>
     </w:p>
     <w:tbl>
@@ -7243,7 +7243,16 @@
                 <w:color w:val="F0F7F2"/>
                 <w:sz w:val="26"/>
               </w:rPr>
-              <w:t xml:space="preserve"> partly on</w:t>
+              <w:t xml:space="preserve"> partly </w:t>
+            </w:r>
+            <w:r>
+              <w:rPr>
+                <w:rFonts w:ascii="Calibri" w:hAnsi="Calibri" w:eastAsia="微软雅黑"/>
+                <w:b/>
+                <w:color w:val="FCA5A5"/>
+                <w:sz w:val="26"/>
+              </w:rPr>
+              <w:t>on</w:t>
             </w:r>
           </w:p>
         </w:tc>
@@ -7330,7 +7339,7 @@
               <w:rPr>
                 <w:rFonts w:ascii="Calibri" w:hAnsi="Calibri" w:eastAsia="微软雅黑"/>
                 <w:b/>
-                <w:color w:val="FBBF24"/>
+                <w:color w:val="38BDF8"/>
                 <w:sz w:val="26"/>
               </w:rPr>
               <w:t>trustworthy</w:t>
@@ -7379,7 +7388,7 @@
               <w:rPr>
                 <w:rFonts w:ascii="Calibri" w:hAnsi="Calibri" w:eastAsia="微软雅黑"/>
                 <w:b/>
-                <w:color w:val="FBBF24"/>
+                <w:color w:val="38BDF8"/>
                 <w:sz w:val="21"/>
               </w:rPr>
               <w:t>可信</w:t>

--- a/视频/对照文本/02-文本.docx
+++ b/视频/对照文本/02-文本.docx
@@ -5906,7 +5906,7 @@
           <w:color w:val="AAC4B6"/>
           <w:sz w:val="20"/>
         </w:rPr>
-        <w:t>（即缩小了【等得更久】与【SAT分数更高】之间的相关性：100% → 40%，下降了约 2/3）</w:t>
+        <w:t>（即缩小了【等得更久】与【SAT分数更高】之间的相关性：100% → 约 33%，下降了约 2/3）</w:t>
       </w:r>
     </w:p>
     <w:tbl>

--- a/视频/对照文本/02-文本.docx
+++ b/视频/对照文本/02-文本.docx
@@ -5087,13 +5087,12 @@
         </w:tblBorders>
       </w:tblPr>
       <w:tblGrid>
-        <w:gridCol w:w="5270"/>
-        <w:gridCol w:w="5270"/>
+        <w:gridCol w:w="10540"/>
       </w:tblGrid>
       <w:tr>
         <w:tc>
           <w:tcPr>
-            <w:tcW w:type="dxa" w:w="5270"/>
+            <w:tcW w:type="dxa" w:w="10540"/>
           </w:tcPr>
           <w:p>
             <w:pPr>
@@ -5129,9 +5128,11 @@
             </w:r>
           </w:p>
         </w:tc>
+      </w:tr>
+      <w:tr>
         <w:tc>
           <w:tcPr>
-            <w:tcW w:type="dxa" w:w="5270"/>
+            <w:tcW w:type="dxa" w:w="10540"/>
           </w:tcPr>
           <w:p>
             <w:pPr>
@@ -5142,6 +5143,74 @@
               <w:rPr>
                 <w:rFonts w:ascii="Calibri" w:hAnsi="Calibri" w:eastAsia="微软雅黑"/>
                 <w:b w:val="0"/>
+                <w:color w:val="AAC4B6"/>
+                <w:sz w:val="21"/>
+              </w:rPr>
+              <w:t>在四岁半时接受</w:t>
+            </w:r>
+            <w:r>
+              <w:rPr>
+                <w:rFonts w:ascii="Calibri" w:hAnsi="Calibri" w:eastAsia="微软雅黑"/>
+                <w:b w:val="0"/>
+                <w:color w:val="AAC4B6"/>
+                <w:sz w:val="21"/>
+              </w:rPr>
+              <w:t xml:space="preserve"> </w:t>
+            </w:r>
+            <w:r>
+              <w:rPr>
+                <w:rFonts w:ascii="Calibri" w:hAnsi="Calibri" w:eastAsia="微软雅黑"/>
+                <w:b/>
+                <w:color w:val="38BDF8"/>
+                <w:sz w:val="21"/>
+              </w:rPr>
+              <w:t>评估</w:t>
+            </w:r>
+            <w:r>
+              <w:rPr>
+                <w:rFonts w:ascii="Calibri" w:hAnsi="Calibri" w:eastAsia="微软雅黑"/>
+                <w:b w:val="0"/>
+                <w:color w:val="AAC4B6"/>
+                <w:sz w:val="21"/>
+              </w:rPr>
+              <w:t>，</w:t>
+            </w:r>
+          </w:p>
+        </w:tc>
+      </w:tr>
+    </w:tbl>
+    <w:tbl>
+      <w:tblPr>
+        <w:tblW w:type="auto" w:w="0"/>
+        <w:jc w:val="center"/>
+        <w:tblLayout w:type="autofit"/>
+        <w:tblLook w:firstColumn="1" w:firstRow="1" w:lastColumn="0" w:lastRow="0" w:noHBand="0" w:noVBand="1" w:val="04A0"/>
+        <w:tblBorders>
+          <w:top w:val="nil"/>
+          <w:left w:val="nil"/>
+          <w:bottom w:val="nil"/>
+          <w:right w:val="nil"/>
+          <w:insideH w:val="nil"/>
+          <w:insideV w:val="nil"/>
+        </w:tblBorders>
+      </w:tblPr>
+      <w:tblGrid>
+        <w:gridCol w:w="10540"/>
+      </w:tblGrid>
+      <w:tr>
+        <w:tc>
+          <w:tcPr>
+            <w:tcW w:type="dxa" w:w="10540"/>
+          </w:tcPr>
+          <w:p>
+            <w:pPr>
+              <w:spacing w:after="0"/>
+              <w:jc w:val="center"/>
+            </w:pPr>
+            <w:r>
+              <w:rPr>
+                <w:rFonts w:ascii="Calibri" w:hAnsi="Calibri" w:eastAsia="微软雅黑"/>
+                <w:b w:val="0"/>
                 <w:color w:val="F0F7F2"/>
                 <w:sz w:val="26"/>
               </w:rPr>
@@ -5153,54 +5222,7 @@
       <w:tr>
         <w:tc>
           <w:tcPr>
-            <w:tcW w:type="dxa" w:w="5270"/>
-          </w:tcPr>
-          <w:p>
-            <w:pPr>
-              <w:spacing w:after="0"/>
-              <w:jc w:val="center"/>
-            </w:pPr>
-            <w:r>
-              <w:rPr>
-                <w:rFonts w:ascii="Calibri" w:hAnsi="Calibri" w:eastAsia="微软雅黑"/>
-                <w:b w:val="0"/>
-                <w:color w:val="AAC4B6"/>
-                <w:sz w:val="21"/>
-              </w:rPr>
-              <w:t>在四岁半时接受</w:t>
-            </w:r>
-            <w:r>
-              <w:rPr>
-                <w:rFonts w:ascii="Calibri" w:hAnsi="Calibri" w:eastAsia="微软雅黑"/>
-                <w:b w:val="0"/>
-                <w:color w:val="AAC4B6"/>
-                <w:sz w:val="21"/>
-              </w:rPr>
-              <w:t xml:space="preserve"> </w:t>
-            </w:r>
-            <w:r>
-              <w:rPr>
-                <w:rFonts w:ascii="Calibri" w:hAnsi="Calibri" w:eastAsia="微软雅黑"/>
-                <w:b/>
-                <w:color w:val="38BDF8"/>
-                <w:sz w:val="21"/>
-              </w:rPr>
-              <w:t>评估</w:t>
-            </w:r>
-            <w:r>
-              <w:rPr>
-                <w:rFonts w:ascii="Calibri" w:hAnsi="Calibri" w:eastAsia="微软雅黑"/>
-                <w:b w:val="0"/>
-                <w:color w:val="AAC4B6"/>
-                <w:sz w:val="21"/>
-              </w:rPr>
-              <w:t>，</w:t>
-            </w:r>
-          </w:p>
-        </w:tc>
-        <w:tc>
-          <w:tcPr>
-            <w:tcW w:type="dxa" w:w="5270"/>
+            <w:tcW w:type="dxa" w:w="10540"/>
           </w:tcPr>
           <w:p>
             <w:pPr>

--- a/视频/对照文本/02-文本.docx
+++ b/视频/对照文本/02-文本.docx
@@ -5366,7 +5366,7 @@
                 <w:color w:val="AAC4B6"/>
                 <w:sz w:val="21"/>
               </w:rPr>
-              <w:t>原始的（不加任何干预的）</w:t>
+              <w:t>未经加工的</w:t>
             </w:r>
           </w:p>
         </w:tc>
@@ -5505,6 +5505,20 @@
         </w:tc>
       </w:tr>
     </w:tbl>
+    <w:p>
+      <w:pPr>
+        <w:jc w:val="center"/>
+      </w:pPr>
+      <w:r>
+        <w:rPr>
+          <w:rFonts w:ascii="Calibri" w:hAnsi="Calibri" w:eastAsia="微软雅黑"/>
+          <w:b w:val="0"/>
+          <w:color w:val="AAC4B6"/>
+          <w:sz w:val="20"/>
+        </w:rPr>
+        <w:t>（关联性：【面对棉花糖等得更久】与【SAT分数更高】之间有没有关系）</w:t>
+      </w:r>
+    </w:p>
     <w:p>
       <w:pPr>
         <w:spacing w:after="40"/>

--- a/视频/对照文本/02-文本.docx
+++ b/视频/对照文本/02-文本.docx
@@ -2303,7 +2303,7 @@
                 <w:color w:val="AAC4B6"/>
                 <w:sz w:val="21"/>
               </w:rPr>
-              <w:t>即美国的大学入学考试。</w:t>
+              <w:t>（也就是）美国的高考（大学录取考试）。</w:t>
             </w:r>
           </w:p>
         </w:tc>

--- a/视频/对照文本/02-文本.docx
+++ b/视频/对照文本/02-文本.docx
@@ -3286,8 +3286,8 @@
             <w:r>
               <w:rPr>
                 <w:rFonts w:ascii="Calibri" w:hAnsi="Calibri" w:eastAsia="微软雅黑"/>
-                <w:b w:val="0"/>
-                <w:color w:val="F0F7F2"/>
+                <w:b/>
+                <w:color w:val="BEF264"/>
                 <w:sz w:val="26"/>
               </w:rPr>
               <w:t>a few dozen</w:t>
@@ -3348,8 +3348,8 @@
             <w:r>
               <w:rPr>
                 <w:rFonts w:ascii="Calibri" w:hAnsi="Calibri" w:eastAsia="微软雅黑"/>
-                <w:b w:val="0"/>
-                <w:color w:val="AAC4B6"/>
+                <w:b/>
+                <w:color w:val="BEF264"/>
                 <w:sz w:val="21"/>
               </w:rPr>
               <w:t>几十个</w:t>
@@ -3514,7 +3514,7 @@
               <w:rPr>
                 <w:rFonts w:ascii="Calibri" w:hAnsi="Calibri" w:eastAsia="微软雅黑"/>
                 <w:b/>
-                <w:color w:val="BEF264"/>
+                <w:color w:val="C4B5FD"/>
                 <w:sz w:val="26"/>
               </w:rPr>
               <w:t>predominantly</w:t>
@@ -3536,7 +3536,7 @@
               <w:rPr>
                 <w:rFonts w:ascii="Calibri" w:hAnsi="Calibri" w:eastAsia="微软雅黑"/>
                 <w:b/>
-                <w:color w:val="BEF264"/>
+                <w:color w:val="C4B5FD"/>
                 <w:sz w:val="21"/>
               </w:rPr>
               <w:t>主要</w:t>
@@ -3604,7 +3604,7 @@
               <w:rPr>
                 <w:rFonts w:ascii="Calibri" w:hAnsi="Calibri" w:eastAsia="微软雅黑"/>
                 <w:b/>
-                <w:color w:val="C4B5FD"/>
+                <w:color w:val="FB923C"/>
                 <w:sz w:val="26"/>
               </w:rPr>
               <w:t>faculty</w:t>
@@ -3622,7 +3622,7 @@
               <w:rPr>
                 <w:rFonts w:ascii="Calibri" w:hAnsi="Calibri" w:eastAsia="微软雅黑"/>
                 <w:b/>
-                <w:color w:val="FB923C"/>
+                <w:color w:val="5EEAD4"/>
                 <w:sz w:val="26"/>
               </w:rPr>
               <w:t>postgraduate</w:t>
@@ -3671,7 +3671,7 @@
               <w:rPr>
                 <w:rFonts w:ascii="Calibri" w:hAnsi="Calibri" w:eastAsia="微软雅黑"/>
                 <w:b/>
-                <w:color w:val="C4B5FD"/>
+                <w:color w:val="FB923C"/>
                 <w:sz w:val="21"/>
               </w:rPr>
               <w:t>教师</w:t>
@@ -3698,7 +3698,7 @@
               <w:rPr>
                 <w:rFonts w:ascii="Calibri" w:hAnsi="Calibri" w:eastAsia="微软雅黑"/>
                 <w:b/>
-                <w:color w:val="FB923C"/>
+                <w:color w:val="5EEAD4"/>
                 <w:sz w:val="21"/>
               </w:rPr>
               <w:t>研究生</w:t>
@@ -3785,7 +3785,7 @@
               <w:rPr>
                 <w:rFonts w:ascii="Calibri" w:hAnsi="Calibri" w:eastAsia="微软雅黑"/>
                 <w:b/>
-                <w:color w:val="5EEAD4"/>
+                <w:color w:val="FCA5A5"/>
                 <w:sz w:val="26"/>
               </w:rPr>
               <w:t>homogeneous</w:t>
@@ -3814,7 +3814,7 @@
               <w:rPr>
                 <w:rFonts w:ascii="Calibri" w:hAnsi="Calibri" w:eastAsia="微软雅黑"/>
                 <w:b/>
-                <w:color w:val="FCA5A5"/>
+                <w:color w:val="FBBF24"/>
                 <w:sz w:val="26"/>
               </w:rPr>
               <w:t>privileged</w:t>
@@ -3876,7 +3876,7 @@
               <w:rPr>
                 <w:rFonts w:ascii="Calibri" w:hAnsi="Calibri" w:eastAsia="微软雅黑"/>
                 <w:b/>
-                <w:color w:val="5EEAD4"/>
+                <w:color w:val="FCA5A5"/>
                 <w:sz w:val="21"/>
               </w:rPr>
               <w:t>同质的</w:t>
@@ -3905,7 +3905,7 @@
               <w:rPr>
                 <w:rFonts w:ascii="Calibri" w:hAnsi="Calibri" w:eastAsia="微软雅黑"/>
                 <w:b/>
-                <w:color w:val="FCA5A5"/>
+                <w:color w:val="FBBF24"/>
                 <w:sz w:val="21"/>
               </w:rPr>
               <w:t>优越的</w:t>
@@ -3977,7 +3977,7 @@
               <w:rPr>
                 <w:rFonts w:ascii="Calibri" w:hAnsi="Calibri" w:eastAsia="微软雅黑"/>
                 <w:b/>
-                <w:color w:val="FBBF24"/>
+                <w:color w:val="38BDF8"/>
                 <w:sz w:val="26"/>
               </w:rPr>
               <w:t>scarcely</w:t>
@@ -4017,7 +4017,7 @@
               <w:rPr>
                 <w:rFonts w:ascii="Calibri" w:hAnsi="Calibri" w:eastAsia="微软雅黑"/>
                 <w:b/>
-                <w:color w:val="38BDF8"/>
+                <w:color w:val="F472B6"/>
                 <w:sz w:val="26"/>
               </w:rPr>
               <w:t>ordinary</w:t>
@@ -4048,7 +4048,7 @@
               <w:rPr>
                 <w:rFonts w:ascii="Calibri" w:hAnsi="Calibri" w:eastAsia="微软雅黑"/>
                 <w:b/>
-                <w:color w:val="FBBF24"/>
+                <w:color w:val="38BDF8"/>
                 <w:sz w:val="21"/>
               </w:rPr>
               <w:t>几乎不</w:t>
@@ -4106,7 +4106,7 @@
               <w:rPr>
                 <w:rFonts w:ascii="Calibri" w:hAnsi="Calibri" w:eastAsia="微软雅黑"/>
                 <w:b/>
-                <w:color w:val="38BDF8"/>
+                <w:color w:val="F472B6"/>
                 <w:sz w:val="21"/>
               </w:rPr>
               <w:t>普通的</w:t>
@@ -4187,7 +4187,7 @@
               <w:rPr>
                 <w:rFonts w:ascii="Calibri" w:hAnsi="Calibri" w:eastAsia="微软雅黑"/>
                 <w:b/>
-                <w:color w:val="F472B6"/>
+                <w:color w:val="BEF264"/>
                 <w:sz w:val="26"/>
               </w:rPr>
               <w:t>prosperous</w:t>
@@ -4258,7 +4258,7 @@
               <w:rPr>
                 <w:rFonts w:ascii="Calibri" w:hAnsi="Calibri" w:eastAsia="微软雅黑"/>
                 <w:b/>
-                <w:color w:val="F472B6"/>
+                <w:color w:val="BEF264"/>
                 <w:sz w:val="21"/>
               </w:rPr>
               <w:t>富裕的</w:t>
@@ -4337,7 +4337,7 @@
               <w:rPr>
                 <w:rFonts w:ascii="Calibri" w:hAnsi="Calibri" w:eastAsia="微软雅黑"/>
                 <w:b/>
-                <w:color w:val="BEF264"/>
+                <w:color w:val="C4B5FD"/>
                 <w:sz w:val="26"/>
               </w:rPr>
               <w:t>foster</w:t>
@@ -4386,7 +4386,7 @@
               <w:rPr>
                 <w:rFonts w:ascii="Calibri" w:hAnsi="Calibri" w:eastAsia="微软雅黑"/>
                 <w:b/>
-                <w:color w:val="BEF264"/>
+                <w:color w:val="C4B5FD"/>
                 <w:sz w:val="21"/>
               </w:rPr>
               <w:t>培养出</w:t>
@@ -4557,7 +4557,7 @@
               <w:rPr>
                 <w:rFonts w:ascii="Calibri" w:hAnsi="Calibri" w:eastAsia="微软雅黑"/>
                 <w:b/>
-                <w:color w:val="C4B5FD"/>
+                <w:color w:val="FB923C"/>
                 <w:sz w:val="26"/>
               </w:rPr>
               <w:t>conceptual</w:t>
@@ -4577,7 +4577,7 @@
               <w:rPr>
                 <w:rFonts w:ascii="Calibri" w:hAnsi="Calibri" w:eastAsia="微软雅黑"/>
                 <w:b/>
-                <w:color w:val="FB923C"/>
+                <w:color w:val="5EEAD4"/>
                 <w:sz w:val="26"/>
               </w:rPr>
               <w:t>replication</w:t>
@@ -4648,7 +4648,7 @@
               <w:rPr>
                 <w:rFonts w:ascii="Calibri" w:hAnsi="Calibri" w:eastAsia="微软雅黑"/>
                 <w:b/>
-                <w:color w:val="C4B5FD"/>
+                <w:color w:val="FB923C"/>
                 <w:sz w:val="21"/>
               </w:rPr>
               <w:t>概念性的</w:t>
@@ -4677,7 +4677,7 @@
               <w:rPr>
                 <w:rFonts w:ascii="Calibri" w:hAnsi="Calibri" w:eastAsia="微软雅黑"/>
                 <w:b/>
-                <w:color w:val="FB923C"/>
+                <w:color w:val="5EEAD4"/>
                 <w:sz w:val="21"/>
               </w:rPr>
               <w:t>重复实验</w:t>
@@ -4770,7 +4770,7 @@
               <w:rPr>
                 <w:rFonts w:ascii="Calibri" w:hAnsi="Calibri" w:eastAsia="微软雅黑"/>
                 <w:b/>
-                <w:color w:val="5EEAD4"/>
+                <w:color w:val="FCA5A5"/>
                 <w:sz w:val="26"/>
               </w:rPr>
               <w:t>modified</w:t>
@@ -4852,7 +4852,7 @@
               <w:rPr>
                 <w:rFonts w:ascii="Calibri" w:hAnsi="Calibri" w:eastAsia="微软雅黑"/>
                 <w:b/>
-                <w:color w:val="5EEAD4"/>
+                <w:color w:val="FCA5A5"/>
                 <w:sz w:val="21"/>
               </w:rPr>
               <w:t>调整过的</w:t>
@@ -4939,7 +4939,7 @@
               <w:rPr>
                 <w:rFonts w:ascii="Calibri" w:hAnsi="Calibri" w:eastAsia="微软雅黑"/>
                 <w:b/>
-                <w:color w:val="FCA5A5"/>
+                <w:color w:val="FBBF24"/>
                 <w:sz w:val="26"/>
               </w:rPr>
               <w:t>youngsters</w:t>
@@ -4957,7 +4957,7 @@
               <w:rPr>
                 <w:rFonts w:ascii="Calibri" w:hAnsi="Calibri" w:eastAsia="微软雅黑"/>
                 <w:b/>
-                <w:color w:val="FBBF24"/>
+                <w:color w:val="38BDF8"/>
                 <w:sz w:val="26"/>
               </w:rPr>
               <w:t>diverse</w:t>
@@ -5026,7 +5026,7 @@
               <w:rPr>
                 <w:rFonts w:ascii="Calibri" w:hAnsi="Calibri" w:eastAsia="微软雅黑"/>
                 <w:b/>
-                <w:color w:val="FBBF24"/>
+                <w:color w:val="38BDF8"/>
                 <w:sz w:val="21"/>
               </w:rPr>
               <w:t>多种不同的</w:t>
@@ -5062,7 +5062,7 @@
               <w:rPr>
                 <w:rFonts w:ascii="Calibri" w:hAnsi="Calibri" w:eastAsia="微软雅黑"/>
                 <w:b/>
-                <w:color w:val="FCA5A5"/>
+                <w:color w:val="FBBF24"/>
                 <w:sz w:val="21"/>
               </w:rPr>
               <w:t>儿童或青少年</w:t>
@@ -5112,7 +5112,7 @@
               <w:rPr>
                 <w:rFonts w:ascii="Calibri" w:hAnsi="Calibri" w:eastAsia="微软雅黑"/>
                 <w:b/>
-                <w:color w:val="38BDF8"/>
+                <w:color w:val="F472B6"/>
                 <w:sz w:val="26"/>
               </w:rPr>
               <w:t>assessed</w:t>
@@ -5161,7 +5161,7 @@
               <w:rPr>
                 <w:rFonts w:ascii="Calibri" w:hAnsi="Calibri" w:eastAsia="微软雅黑"/>
                 <w:b/>
-                <w:color w:val="38BDF8"/>
+                <w:color w:val="F472B6"/>
                 <w:sz w:val="21"/>
               </w:rPr>
               <w:t>评估</w:t>
@@ -5321,7 +5321,7 @@
               <w:rPr>
                 <w:rFonts w:ascii="Calibri" w:hAnsi="Calibri" w:eastAsia="微软雅黑"/>
                 <w:b/>
-                <w:color w:val="F472B6"/>
+                <w:color w:val="BEF264"/>
                 <w:sz w:val="26"/>
               </w:rPr>
               <w:t>link</w:t>
@@ -5383,7 +5383,7 @@
               <w:rPr>
                 <w:rFonts w:ascii="Calibri" w:hAnsi="Calibri" w:eastAsia="微软雅黑"/>
                 <w:b/>
-                <w:color w:val="F472B6"/>
+                <w:color w:val="BEF264"/>
                 <w:sz w:val="21"/>
               </w:rPr>
               <w:t>关联性</w:t>
@@ -5557,7 +5557,7 @@
               <w:rPr>
                 <w:rFonts w:ascii="Calibri" w:hAnsi="Calibri" w:eastAsia="微软雅黑"/>
                 <w:b/>
-                <w:color w:val="BEF264"/>
+                <w:color w:val="C4B5FD"/>
                 <w:sz w:val="26"/>
               </w:rPr>
               <w:t>Adjusting for</w:t>
@@ -5599,7 +5599,7 @@
               <w:rPr>
                 <w:rFonts w:ascii="Calibri" w:hAnsi="Calibri" w:eastAsia="微软雅黑"/>
                 <w:b/>
-                <w:color w:val="BEF264"/>
+                <w:color w:val="C4B5FD"/>
                 <w:sz w:val="21"/>
               </w:rPr>
               <w:t>调整</w:t>
@@ -5690,7 +5690,7 @@
               <w:rPr>
                 <w:rFonts w:ascii="Calibri" w:hAnsi="Calibri" w:eastAsia="微软雅黑"/>
                 <w:b/>
-                <w:color w:val="C4B5FD"/>
+                <w:color w:val="FB923C"/>
                 <w:sz w:val="26"/>
               </w:rPr>
               <w:t>cognitive</w:t>
@@ -5759,7 +5759,7 @@
               <w:rPr>
                 <w:rFonts w:ascii="Calibri" w:hAnsi="Calibri" w:eastAsia="微软雅黑"/>
                 <w:b/>
-                <w:color w:val="C4B5FD"/>
+                <w:color w:val="FB923C"/>
                 <w:sz w:val="21"/>
               </w:rPr>
               <w:t>认知</w:t>
@@ -6020,7 +6020,7 @@
               <w:rPr>
                 <w:rFonts w:ascii="Calibri" w:hAnsi="Calibri" w:eastAsia="微软雅黑"/>
                 <w:b/>
-                <w:color w:val="FB923C"/>
+                <w:color w:val="5EEAD4"/>
                 <w:sz w:val="26"/>
               </w:rPr>
               <w:t>statistically</w:t>
@@ -6040,7 +6040,7 @@
               <w:rPr>
                 <w:rFonts w:ascii="Calibri" w:hAnsi="Calibri" w:eastAsia="微软雅黑"/>
                 <w:b/>
-                <w:color w:val="5EEAD4"/>
+                <w:color w:val="FCA5A5"/>
                 <w:sz w:val="26"/>
               </w:rPr>
               <w:t>insignificant</w:t>
@@ -6129,7 +6129,7 @@
               <w:rPr>
                 <w:rFonts w:ascii="Calibri" w:hAnsi="Calibri" w:eastAsia="微软雅黑"/>
                 <w:b/>
-                <w:color w:val="FB923C"/>
+                <w:color w:val="5EEAD4"/>
                 <w:sz w:val="21"/>
               </w:rPr>
               <w:t>统计上</w:t>
@@ -6158,7 +6158,7 @@
               <w:rPr>
                 <w:rFonts w:ascii="Calibri" w:hAnsi="Calibri" w:eastAsia="微软雅黑"/>
                 <w:b/>
-                <w:color w:val="5EEAD4"/>
+                <w:color w:val="FCA5A5"/>
                 <w:sz w:val="21"/>
               </w:rPr>
               <w:t>微不足道</w:t>
@@ -6256,7 +6256,7 @@
               <w:rPr>
                 <w:rFonts w:ascii="Calibri" w:hAnsi="Calibri" w:eastAsia="微软雅黑"/>
                 <w:b/>
-                <w:color w:val="FCA5A5"/>
+                <w:color w:val="FBBF24"/>
                 <w:sz w:val="26"/>
               </w:rPr>
               <w:t>worthless</w:t>
@@ -6327,7 +6327,7 @@
               <w:rPr>
                 <w:rFonts w:ascii="Calibri" w:hAnsi="Calibri" w:eastAsia="微软雅黑"/>
                 <w:b/>
-                <w:color w:val="FCA5A5"/>
+                <w:color w:val="FBBF24"/>
                 <w:sz w:val="21"/>
               </w:rPr>
               <w:t>毫无价值</w:t>
@@ -6420,7 +6420,7 @@
               <w:rPr>
                 <w:rFonts w:ascii="Calibri" w:hAnsi="Calibri" w:eastAsia="微软雅黑"/>
                 <w:b/>
-                <w:color w:val="FBBF24"/>
+                <w:color w:val="38BDF8"/>
                 <w:sz w:val="26"/>
               </w:rPr>
               <w:t>reflect</w:t>
@@ -6449,7 +6449,7 @@
               <w:rPr>
                 <w:rFonts w:ascii="Calibri" w:hAnsi="Calibri" w:eastAsia="微软雅黑"/>
                 <w:b/>
-                <w:color w:val="38BDF8"/>
+                <w:color w:val="F472B6"/>
                 <w:sz w:val="26"/>
               </w:rPr>
               <w:t>substantive</w:t>
@@ -6520,7 +6520,7 @@
               <w:rPr>
                 <w:rFonts w:ascii="Calibri" w:hAnsi="Calibri" w:eastAsia="微软雅黑"/>
                 <w:b/>
-                <w:color w:val="FBBF24"/>
+                <w:color w:val="38BDF8"/>
                 <w:sz w:val="21"/>
               </w:rPr>
               <w:t>反映</w:t>
@@ -6558,7 +6558,7 @@
               <w:rPr>
                 <w:rFonts w:ascii="Calibri" w:hAnsi="Calibri" w:eastAsia="微软雅黑"/>
                 <w:b/>
-                <w:color w:val="38BDF8"/>
+                <w:color w:val="F472B6"/>
                 <w:sz w:val="21"/>
               </w:rPr>
               <w:t>实质性的</w:t>
@@ -6706,7 +6706,7 @@
               <w:rPr>
                 <w:rFonts w:ascii="Calibri" w:hAnsi="Calibri" w:eastAsia="微软雅黑"/>
                 <w:b/>
-                <w:color w:val="F472B6"/>
+                <w:color w:val="BEF264"/>
                 <w:sz w:val="26"/>
               </w:rPr>
               <w:t>context</w:t>
@@ -6766,7 +6766,7 @@
               <w:rPr>
                 <w:rFonts w:ascii="Calibri" w:hAnsi="Calibri" w:eastAsia="微软雅黑"/>
                 <w:b/>
-                <w:color w:val="F472B6"/>
+                <w:color w:val="BEF264"/>
                 <w:sz w:val="21"/>
               </w:rPr>
               <w:t>背景</w:t>
@@ -6825,7 +6825,7 @@
               <w:rPr>
                 <w:rFonts w:ascii="Calibri" w:hAnsi="Calibri" w:eastAsia="微软雅黑"/>
                 <w:b/>
-                <w:color w:val="BEF264"/>
+                <w:color w:val="C4B5FD"/>
                 <w:sz w:val="26"/>
               </w:rPr>
               <w:t>betrayed</w:t>
@@ -6865,7 +6865,7 @@
               <w:rPr>
                 <w:rFonts w:ascii="Calibri" w:hAnsi="Calibri" w:eastAsia="微软雅黑"/>
                 <w:b/>
-                <w:color w:val="BEF264"/>
+                <w:color w:val="C4B5FD"/>
                 <w:sz w:val="21"/>
               </w:rPr>
               <w:t>辜负</w:t>
@@ -6945,7 +6945,7 @@
               <w:rPr>
                 <w:rFonts w:ascii="Calibri" w:hAnsi="Calibri" w:eastAsia="微软雅黑"/>
                 <w:b/>
-                <w:color w:val="C4B5FD"/>
+                <w:color w:val="FB923C"/>
                 <w:sz w:val="26"/>
               </w:rPr>
               <w:t>markedly</w:t>
@@ -6996,7 +6996,7 @@
               <w:rPr>
                 <w:rFonts w:ascii="Calibri" w:hAnsi="Calibri" w:eastAsia="微软雅黑"/>
                 <w:b/>
-                <w:color w:val="C4B5FD"/>
+                <w:color w:val="FB923C"/>
                 <w:sz w:val="21"/>
               </w:rPr>
               <w:t>明显</w:t>
@@ -7055,7 +7055,7 @@
               <w:rPr>
                 <w:rFonts w:ascii="Calibri" w:hAnsi="Calibri" w:eastAsia="微软雅黑"/>
                 <w:b/>
-                <w:color w:val="FB923C"/>
+                <w:color w:val="5EEAD4"/>
                 <w:sz w:val="26"/>
               </w:rPr>
               <w:t>peers</w:t>
@@ -7104,7 +7104,7 @@
               <w:rPr>
                 <w:rFonts w:ascii="Calibri" w:hAnsi="Calibri" w:eastAsia="微软雅黑"/>
                 <w:b/>
-                <w:color w:val="FB923C"/>
+                <w:color w:val="5EEAD4"/>
                 <w:sz w:val="21"/>
               </w:rPr>
               <w:t>同龄人</w:t>
@@ -7168,7 +7168,7 @@
               <w:rPr>
                 <w:rFonts w:ascii="Calibri" w:hAnsi="Calibri" w:eastAsia="微软雅黑"/>
                 <w:b/>
-                <w:color w:val="5EEAD4"/>
+                <w:color w:val="FCA5A5"/>
                 <w:sz w:val="26"/>
               </w:rPr>
               <w:t>perseveres</w:t>
@@ -7208,7 +7208,7 @@
               <w:rPr>
                 <w:rFonts w:ascii="Calibri" w:hAnsi="Calibri" w:eastAsia="微软雅黑"/>
                 <w:b/>
-                <w:color w:val="5EEAD4"/>
+                <w:color w:val="FCA5A5"/>
                 <w:sz w:val="21"/>
               </w:rPr>
               <w:t>坚持</w:t>
@@ -7267,7 +7267,7 @@
               <w:rPr>
                 <w:rFonts w:ascii="Calibri" w:hAnsi="Calibri" w:eastAsia="微软雅黑"/>
                 <w:b/>
-                <w:color w:val="FCA5A5"/>
+                <w:color w:val="FBBF24"/>
                 <w:sz w:val="26"/>
               </w:rPr>
               <w:t>depends</w:t>
@@ -7285,7 +7285,7 @@
               <w:rPr>
                 <w:rFonts w:ascii="Calibri" w:hAnsi="Calibri" w:eastAsia="微软雅黑"/>
                 <w:b/>
-                <w:color w:val="FCA5A5"/>
+                <w:color w:val="FBBF24"/>
                 <w:sz w:val="26"/>
               </w:rPr>
               <w:t>on</w:t>
@@ -7325,7 +7325,7 @@
               <w:rPr>
                 <w:rFonts w:ascii="Calibri" w:hAnsi="Calibri" w:eastAsia="微软雅黑"/>
                 <w:b/>
-                <w:color w:val="FCA5A5"/>
+                <w:color w:val="FBBF24"/>
                 <w:sz w:val="21"/>
               </w:rPr>
               <w:t>取决于</w:t>
@@ -7375,7 +7375,7 @@
               <w:rPr>
                 <w:rFonts w:ascii="Calibri" w:hAnsi="Calibri" w:eastAsia="微软雅黑"/>
                 <w:b/>
-                <w:color w:val="38BDF8"/>
+                <w:color w:val="F472B6"/>
                 <w:sz w:val="26"/>
               </w:rPr>
               <w:t>trustworthy</w:t>
@@ -7424,7 +7424,7 @@
               <w:rPr>
                 <w:rFonts w:ascii="Calibri" w:hAnsi="Calibri" w:eastAsia="微软雅黑"/>
                 <w:b/>
-                <w:color w:val="38BDF8"/>
+                <w:color w:val="F472B6"/>
                 <w:sz w:val="21"/>
               </w:rPr>
               <w:t>可信</w:t>

--- a/视频/对照文本/02-文本.docx
+++ b/视频/对照文本/02-文本.docx
@@ -4321,12 +4321,16 @@
         </w:tblBorders>
       </w:tblPr>
       <w:tblGrid>
-        <w:gridCol w:w="10540"/>
+        <w:gridCol w:w="2108"/>
+        <w:gridCol w:w="2108"/>
+        <w:gridCol w:w="2108"/>
+        <w:gridCol w:w="2108"/>
+        <w:gridCol w:w="2108"/>
       </w:tblGrid>
       <w:tr>
         <w:tc>
           <w:tcPr>
-            <w:tcW w:type="dxa" w:w="10540"/>
+            <w:tcW w:type="dxa" w:w="2108"/>
           </w:tcPr>
           <w:p>
             <w:pPr>
@@ -4342,6 +4346,17 @@
               </w:rPr>
               <w:t>foster</w:t>
             </w:r>
+          </w:p>
+        </w:tc>
+        <w:tc>
+          <w:tcPr>
+            <w:tcW w:type="dxa" w:w="2108"/>
+          </w:tcPr>
+          <w:p>
+            <w:pPr>
+              <w:spacing w:after="0"/>
+              <w:jc w:val="center"/>
+            </w:pPr>
             <w:r>
               <w:rPr>
                 <w:rFonts w:ascii="Calibri" w:hAnsi="Calibri" w:eastAsia="微软雅黑"/>
@@ -4349,7 +4364,76 @@
                 <w:color w:val="F0F7F2"/>
                 <w:sz w:val="26"/>
               </w:rPr>
-              <w:t xml:space="preserve"> patience and academic success alike.</w:t>
+              <w:t>patience</w:t>
+            </w:r>
+          </w:p>
+        </w:tc>
+        <w:tc>
+          <w:tcPr>
+            <w:tcW w:type="dxa" w:w="2108"/>
+          </w:tcPr>
+          <w:p>
+            <w:pPr>
+              <w:spacing w:after="0"/>
+              <w:jc w:val="center"/>
+            </w:pPr>
+            <w:r>
+              <w:rPr>
+                <w:rFonts w:ascii="Calibri" w:hAnsi="Calibri" w:eastAsia="微软雅黑"/>
+                <w:b w:val="0"/>
+                <w:color w:val="F0F7F2"/>
+                <w:sz w:val="26"/>
+              </w:rPr>
+              <w:t>and</w:t>
+            </w:r>
+          </w:p>
+        </w:tc>
+        <w:tc>
+          <w:tcPr>
+            <w:tcW w:type="dxa" w:w="2108"/>
+          </w:tcPr>
+          <w:p>
+            <w:pPr>
+              <w:spacing w:after="0"/>
+              <w:jc w:val="center"/>
+            </w:pPr>
+            <w:r>
+              <w:rPr>
+                <w:rFonts w:ascii="Calibri" w:hAnsi="Calibri" w:eastAsia="微软雅黑"/>
+                <w:b w:val="0"/>
+                <w:color w:val="F0F7F2"/>
+                <w:sz w:val="26"/>
+              </w:rPr>
+              <w:t>academic success</w:t>
+            </w:r>
+          </w:p>
+        </w:tc>
+        <w:tc>
+          <w:tcPr>
+            <w:tcW w:type="dxa" w:w="2108"/>
+          </w:tcPr>
+          <w:p>
+            <w:pPr>
+              <w:spacing w:after="0"/>
+              <w:jc w:val="center"/>
+            </w:pPr>
+            <w:r>
+              <w:rPr>
+                <w:rFonts w:ascii="Calibri" w:hAnsi="Calibri" w:eastAsia="微软雅黑"/>
+                <w:b/>
+                <w:color w:val="FB923C"/>
+                <w:sz w:val="26"/>
+              </w:rPr>
+              <w:t>alike</w:t>
+            </w:r>
+            <w:r>
+              <w:rPr>
+                <w:rFonts w:ascii="Calibri" w:hAnsi="Calibri" w:eastAsia="微软雅黑"/>
+                <w:b w:val="0"/>
+                <w:color w:val="F0F7F2"/>
+                <w:sz w:val="26"/>
+              </w:rPr>
+              <w:t>.</w:t>
             </w:r>
           </w:p>
         </w:tc>
@@ -4357,7 +4441,7 @@
       <w:tr>
         <w:tc>
           <w:tcPr>
-            <w:tcW w:type="dxa" w:w="10540"/>
+            <w:tcW w:type="dxa" w:w="2108"/>
           </w:tcPr>
           <w:p>
             <w:pPr>
@@ -4367,12 +4451,43 @@
             <w:r>
               <w:rPr>
                 <w:rFonts w:ascii="Calibri" w:hAnsi="Calibri" w:eastAsia="微软雅黑"/>
+                <w:b/>
+                <w:color w:val="C4B5FD"/>
+                <w:sz w:val="21"/>
+              </w:rPr>
+              <w:t>既能培养</w:t>
+            </w:r>
+          </w:p>
+        </w:tc>
+        <w:tc>
+          <w:tcPr>
+            <w:tcW w:type="dxa" w:w="2108"/>
+          </w:tcPr>
+          <w:p>
+            <w:pPr>
+              <w:spacing w:after="0"/>
+              <w:jc w:val="center"/>
+            </w:pPr>
+            <w:r>
+              <w:rPr>
+                <w:rFonts w:ascii="Calibri" w:hAnsi="Calibri" w:eastAsia="微软雅黑"/>
                 <w:b w:val="0"/>
                 <w:color w:val="AAC4B6"/>
                 <w:sz w:val="21"/>
               </w:rPr>
-              <w:t>同时</w:t>
-            </w:r>
+              <w:t>耐心</w:t>
+            </w:r>
+          </w:p>
+        </w:tc>
+        <w:tc>
+          <w:tcPr>
+            <w:tcW w:type="dxa" w:w="2108"/>
+          </w:tcPr>
+          <w:p>
+            <w:pPr>
+              <w:spacing w:after="0"/>
+              <w:jc w:val="center"/>
+            </w:pPr>
             <w:r>
               <w:rPr>
                 <w:rFonts w:ascii="Calibri" w:hAnsi="Calibri" w:eastAsia="微软雅黑"/>
@@ -4380,17 +4495,19 @@
                 <w:color w:val="AAC4B6"/>
                 <w:sz w:val="21"/>
               </w:rPr>
-              <w:t xml:space="preserve"> </w:t>
-            </w:r>
-            <w:r>
-              <w:rPr>
-                <w:rFonts w:ascii="Calibri" w:hAnsi="Calibri" w:eastAsia="微软雅黑"/>
-                <w:b/>
-                <w:color w:val="C4B5FD"/>
-                <w:sz w:val="21"/>
-              </w:rPr>
-              <w:t>培养出</w:t>
-            </w:r>
+              <w:t>也能促成</w:t>
+            </w:r>
+          </w:p>
+        </w:tc>
+        <w:tc>
+          <w:tcPr>
+            <w:tcW w:type="dxa" w:w="2108"/>
+          </w:tcPr>
+          <w:p>
+            <w:pPr>
+              <w:spacing w:after="0"/>
+              <w:jc w:val="center"/>
+            </w:pPr>
             <w:r>
               <w:rPr>
                 <w:rFonts w:ascii="Calibri" w:hAnsi="Calibri" w:eastAsia="微软雅黑"/>
@@ -4398,8 +4515,19 @@
                 <w:color w:val="AAC4B6"/>
                 <w:sz w:val="21"/>
               </w:rPr>
-              <w:t xml:space="preserve"> </w:t>
-            </w:r>
+              <w:t>学业成就</w:t>
+            </w:r>
+          </w:p>
+        </w:tc>
+        <w:tc>
+          <w:tcPr>
+            <w:tcW w:type="dxa" w:w="2108"/>
+          </w:tcPr>
+          <w:p>
+            <w:pPr>
+              <w:spacing w:after="0"/>
+              <w:jc w:val="center"/>
+            </w:pPr>
             <w:r>
               <w:rPr>
                 <w:rFonts w:ascii="Calibri" w:hAnsi="Calibri" w:eastAsia="微软雅黑"/>
@@ -4407,7 +4535,25 @@
                 <w:color w:val="AAC4B6"/>
                 <w:sz w:val="21"/>
               </w:rPr>
-              <w:t>耐心与学业成就。</w:t>
+              <w:t>（</w:t>
+            </w:r>
+            <w:r>
+              <w:rPr>
+                <w:rFonts w:ascii="Calibri" w:hAnsi="Calibri" w:eastAsia="微软雅黑"/>
+                <w:b/>
+                <w:color w:val="FB923C"/>
+                <w:sz w:val="21"/>
+              </w:rPr>
+              <w:t>二者兼顾</w:t>
+            </w:r>
+            <w:r>
+              <w:rPr>
+                <w:rFonts w:ascii="Calibri" w:hAnsi="Calibri" w:eastAsia="微软雅黑"/>
+                <w:b w:val="0"/>
+                <w:color w:val="AAC4B6"/>
+                <w:sz w:val="21"/>
+              </w:rPr>
+              <w:t>）。</w:t>
             </w:r>
           </w:p>
         </w:tc>
@@ -4557,7 +4703,7 @@
               <w:rPr>
                 <w:rFonts w:ascii="Calibri" w:hAnsi="Calibri" w:eastAsia="微软雅黑"/>
                 <w:b/>
-                <w:color w:val="FB923C"/>
+                <w:color w:val="5EEAD4"/>
                 <w:sz w:val="26"/>
               </w:rPr>
               <w:t>conceptual</w:t>
@@ -4577,7 +4723,7 @@
               <w:rPr>
                 <w:rFonts w:ascii="Calibri" w:hAnsi="Calibri" w:eastAsia="微软雅黑"/>
                 <w:b/>
-                <w:color w:val="5EEAD4"/>
+                <w:color w:val="FCA5A5"/>
                 <w:sz w:val="26"/>
               </w:rPr>
               <w:t>replication</w:t>
@@ -4648,7 +4794,7 @@
               <w:rPr>
                 <w:rFonts w:ascii="Calibri" w:hAnsi="Calibri" w:eastAsia="微软雅黑"/>
                 <w:b/>
-                <w:color w:val="FB923C"/>
+                <w:color w:val="5EEAD4"/>
                 <w:sz w:val="21"/>
               </w:rPr>
               <w:t>概念性的</w:t>
@@ -4677,7 +4823,7 @@
               <w:rPr>
                 <w:rFonts w:ascii="Calibri" w:hAnsi="Calibri" w:eastAsia="微软雅黑"/>
                 <w:b/>
-                <w:color w:val="5EEAD4"/>
+                <w:color w:val="FCA5A5"/>
                 <w:sz w:val="21"/>
               </w:rPr>
               <w:t>重复实验</w:t>
@@ -4770,7 +4916,7 @@
               <w:rPr>
                 <w:rFonts w:ascii="Calibri" w:hAnsi="Calibri" w:eastAsia="微软雅黑"/>
                 <w:b/>
-                <w:color w:val="FCA5A5"/>
+                <w:color w:val="FBBF24"/>
                 <w:sz w:val="26"/>
               </w:rPr>
               <w:t>modified</w:t>
@@ -4852,7 +4998,7 @@
               <w:rPr>
                 <w:rFonts w:ascii="Calibri" w:hAnsi="Calibri" w:eastAsia="微软雅黑"/>
                 <w:b/>
-                <w:color w:val="FCA5A5"/>
+                <w:color w:val="FBBF24"/>
                 <w:sz w:val="21"/>
               </w:rPr>
               <w:t>调整过的</w:t>
@@ -4939,7 +5085,7 @@
               <w:rPr>
                 <w:rFonts w:ascii="Calibri" w:hAnsi="Calibri" w:eastAsia="微软雅黑"/>
                 <w:b/>
-                <w:color w:val="FBBF24"/>
+                <w:color w:val="38BDF8"/>
                 <w:sz w:val="26"/>
               </w:rPr>
               <w:t>youngsters</w:t>
@@ -4957,7 +5103,7 @@
               <w:rPr>
                 <w:rFonts w:ascii="Calibri" w:hAnsi="Calibri" w:eastAsia="微软雅黑"/>
                 <w:b/>
-                <w:color w:val="38BDF8"/>
+                <w:color w:val="F472B6"/>
                 <w:sz w:val="26"/>
               </w:rPr>
               <w:t>diverse</w:t>
@@ -5026,7 +5172,7 @@
               <w:rPr>
                 <w:rFonts w:ascii="Calibri" w:hAnsi="Calibri" w:eastAsia="微软雅黑"/>
                 <w:b/>
-                <w:color w:val="38BDF8"/>
+                <w:color w:val="F472B6"/>
                 <w:sz w:val="21"/>
               </w:rPr>
               <w:t>多种不同的</w:t>
@@ -5062,7 +5208,7 @@
               <w:rPr>
                 <w:rFonts w:ascii="Calibri" w:hAnsi="Calibri" w:eastAsia="微软雅黑"/>
                 <w:b/>
-                <w:color w:val="FBBF24"/>
+                <w:color w:val="38BDF8"/>
                 <w:sz w:val="21"/>
               </w:rPr>
               <w:t>儿童或青少年</w:t>
@@ -5112,7 +5258,7 @@
               <w:rPr>
                 <w:rFonts w:ascii="Calibri" w:hAnsi="Calibri" w:eastAsia="微软雅黑"/>
                 <w:b/>
-                <w:color w:val="F472B6"/>
+                <w:color w:val="BEF264"/>
                 <w:sz w:val="26"/>
               </w:rPr>
               <w:t>assessed</w:t>
@@ -5161,7 +5307,7 @@
               <w:rPr>
                 <w:rFonts w:ascii="Calibri" w:hAnsi="Calibri" w:eastAsia="微软雅黑"/>
                 <w:b/>
-                <w:color w:val="F472B6"/>
+                <w:color w:val="BEF264"/>
                 <w:sz w:val="21"/>
               </w:rPr>
               <w:t>评估</w:t>
@@ -5321,7 +5467,7 @@
               <w:rPr>
                 <w:rFonts w:ascii="Calibri" w:hAnsi="Calibri" w:eastAsia="微软雅黑"/>
                 <w:b/>
-                <w:color w:val="BEF264"/>
+                <w:color w:val="C4B5FD"/>
                 <w:sz w:val="26"/>
               </w:rPr>
               <w:t>link</w:t>
@@ -5383,7 +5529,7 @@
               <w:rPr>
                 <w:rFonts w:ascii="Calibri" w:hAnsi="Calibri" w:eastAsia="微软雅黑"/>
                 <w:b/>
-                <w:color w:val="BEF264"/>
+                <w:color w:val="C4B5FD"/>
                 <w:sz w:val="21"/>
               </w:rPr>
               <w:t>关联性</w:t>
@@ -5557,7 +5703,7 @@
               <w:rPr>
                 <w:rFonts w:ascii="Calibri" w:hAnsi="Calibri" w:eastAsia="微软雅黑"/>
                 <w:b/>
-                <w:color w:val="C4B5FD"/>
+                <w:color w:val="FB923C"/>
                 <w:sz w:val="26"/>
               </w:rPr>
               <w:t>Adjusting for</w:t>
@@ -5599,7 +5745,7 @@
               <w:rPr>
                 <w:rFonts w:ascii="Calibri" w:hAnsi="Calibri" w:eastAsia="微软雅黑"/>
                 <w:b/>
-                <w:color w:val="C4B5FD"/>
+                <w:color w:val="FB923C"/>
                 <w:sz w:val="21"/>
               </w:rPr>
               <w:t>调整</w:t>
@@ -5690,7 +5836,7 @@
               <w:rPr>
                 <w:rFonts w:ascii="Calibri" w:hAnsi="Calibri" w:eastAsia="微软雅黑"/>
                 <w:b/>
-                <w:color w:val="FB923C"/>
+                <w:color w:val="5EEAD4"/>
                 <w:sz w:val="26"/>
               </w:rPr>
               <w:t>cognitive</w:t>
@@ -5759,7 +5905,7 @@
               <w:rPr>
                 <w:rFonts w:ascii="Calibri" w:hAnsi="Calibri" w:eastAsia="微软雅黑"/>
                 <w:b/>
-                <w:color w:val="FB923C"/>
+                <w:color w:val="5EEAD4"/>
                 <w:sz w:val="21"/>
               </w:rPr>
               <w:t>认知</w:t>
@@ -6020,7 +6166,7 @@
               <w:rPr>
                 <w:rFonts w:ascii="Calibri" w:hAnsi="Calibri" w:eastAsia="微软雅黑"/>
                 <w:b/>
-                <w:color w:val="5EEAD4"/>
+                <w:color w:val="FCA5A5"/>
                 <w:sz w:val="26"/>
               </w:rPr>
               <w:t>statistically</w:t>
@@ -6040,7 +6186,7 @@
               <w:rPr>
                 <w:rFonts w:ascii="Calibri" w:hAnsi="Calibri" w:eastAsia="微软雅黑"/>
                 <w:b/>
-                <w:color w:val="FCA5A5"/>
+                <w:color w:val="FBBF24"/>
                 <w:sz w:val="26"/>
               </w:rPr>
               <w:t>insignificant</w:t>
@@ -6129,7 +6275,7 @@
               <w:rPr>
                 <w:rFonts w:ascii="Calibri" w:hAnsi="Calibri" w:eastAsia="微软雅黑"/>
                 <w:b/>
-                <w:color w:val="5EEAD4"/>
+                <w:color w:val="FCA5A5"/>
                 <w:sz w:val="21"/>
               </w:rPr>
               <w:t>统计上</w:t>
@@ -6158,7 +6304,7 @@
               <w:rPr>
                 <w:rFonts w:ascii="Calibri" w:hAnsi="Calibri" w:eastAsia="微软雅黑"/>
                 <w:b/>
-                <w:color w:val="FCA5A5"/>
+                <w:color w:val="FBBF24"/>
                 <w:sz w:val="21"/>
               </w:rPr>
               <w:t>微不足道</w:t>
@@ -6256,7 +6402,7 @@
               <w:rPr>
                 <w:rFonts w:ascii="Calibri" w:hAnsi="Calibri" w:eastAsia="微软雅黑"/>
                 <w:b/>
-                <w:color w:val="FBBF24"/>
+                <w:color w:val="38BDF8"/>
                 <w:sz w:val="26"/>
               </w:rPr>
               <w:t>worthless</w:t>
@@ -6327,7 +6473,7 @@
               <w:rPr>
                 <w:rFonts w:ascii="Calibri" w:hAnsi="Calibri" w:eastAsia="微软雅黑"/>
                 <w:b/>
-                <w:color w:val="FBBF24"/>
+                <w:color w:val="38BDF8"/>
                 <w:sz w:val="21"/>
               </w:rPr>
               <w:t>毫无价值</w:t>
@@ -6420,7 +6566,7 @@
               <w:rPr>
                 <w:rFonts w:ascii="Calibri" w:hAnsi="Calibri" w:eastAsia="微软雅黑"/>
                 <w:b/>
-                <w:color w:val="38BDF8"/>
+                <w:color w:val="F472B6"/>
                 <w:sz w:val="26"/>
               </w:rPr>
               <w:t>reflect</w:t>
@@ -6449,7 +6595,7 @@
               <w:rPr>
                 <w:rFonts w:ascii="Calibri" w:hAnsi="Calibri" w:eastAsia="微软雅黑"/>
                 <w:b/>
-                <w:color w:val="F472B6"/>
+                <w:color w:val="BEF264"/>
                 <w:sz w:val="26"/>
               </w:rPr>
               <w:t>substantive</w:t>
@@ -6520,7 +6666,7 @@
               <w:rPr>
                 <w:rFonts w:ascii="Calibri" w:hAnsi="Calibri" w:eastAsia="微软雅黑"/>
                 <w:b/>
-                <w:color w:val="38BDF8"/>
+                <w:color w:val="F472B6"/>
                 <w:sz w:val="21"/>
               </w:rPr>
               <w:t>反映</w:t>
@@ -6558,7 +6704,7 @@
               <w:rPr>
                 <w:rFonts w:ascii="Calibri" w:hAnsi="Calibri" w:eastAsia="微软雅黑"/>
                 <w:b/>
-                <w:color w:val="F472B6"/>
+                <w:color w:val="BEF264"/>
                 <w:sz w:val="21"/>
               </w:rPr>
               <w:t>实质性的</w:t>
@@ -6706,7 +6852,7 @@
               <w:rPr>
                 <w:rFonts w:ascii="Calibri" w:hAnsi="Calibri" w:eastAsia="微软雅黑"/>
                 <w:b/>
-                <w:color w:val="BEF264"/>
+                <w:color w:val="C4B5FD"/>
                 <w:sz w:val="26"/>
               </w:rPr>
               <w:t>context</w:t>
@@ -6766,7 +6912,7 @@
               <w:rPr>
                 <w:rFonts w:ascii="Calibri" w:hAnsi="Calibri" w:eastAsia="微软雅黑"/>
                 <w:b/>
-                <w:color w:val="BEF264"/>
+                <w:color w:val="C4B5FD"/>
                 <w:sz w:val="21"/>
               </w:rPr>
               <w:t>背景</w:t>
@@ -6825,7 +6971,7 @@
               <w:rPr>
                 <w:rFonts w:ascii="Calibri" w:hAnsi="Calibri" w:eastAsia="微软雅黑"/>
                 <w:b/>
-                <w:color w:val="C4B5FD"/>
+                <w:color w:val="FB923C"/>
                 <w:sz w:val="26"/>
               </w:rPr>
               <w:t>betrayed</w:t>
@@ -6865,7 +7011,7 @@
               <w:rPr>
                 <w:rFonts w:ascii="Calibri" w:hAnsi="Calibri" w:eastAsia="微软雅黑"/>
                 <w:b/>
-                <w:color w:val="C4B5FD"/>
+                <w:color w:val="FB923C"/>
                 <w:sz w:val="21"/>
               </w:rPr>
               <w:t>辜负</w:t>
@@ -6945,7 +7091,7 @@
               <w:rPr>
                 <w:rFonts w:ascii="Calibri" w:hAnsi="Calibri" w:eastAsia="微软雅黑"/>
                 <w:b/>
-                <w:color w:val="FB923C"/>
+                <w:color w:val="5EEAD4"/>
                 <w:sz w:val="26"/>
               </w:rPr>
               <w:t>markedly</w:t>
@@ -6996,7 +7142,7 @@
               <w:rPr>
                 <w:rFonts w:ascii="Calibri" w:hAnsi="Calibri" w:eastAsia="微软雅黑"/>
                 <w:b/>
-                <w:color w:val="FB923C"/>
+                <w:color w:val="5EEAD4"/>
                 <w:sz w:val="21"/>
               </w:rPr>
               <w:t>明显</w:t>
@@ -7055,7 +7201,7 @@
               <w:rPr>
                 <w:rFonts w:ascii="Calibri" w:hAnsi="Calibri" w:eastAsia="微软雅黑"/>
                 <w:b/>
-                <w:color w:val="5EEAD4"/>
+                <w:color w:val="FCA5A5"/>
                 <w:sz w:val="26"/>
               </w:rPr>
               <w:t>peers</w:t>
@@ -7104,7 +7250,7 @@
               <w:rPr>
                 <w:rFonts w:ascii="Calibri" w:hAnsi="Calibri" w:eastAsia="微软雅黑"/>
                 <w:b/>
-                <w:color w:val="5EEAD4"/>
+                <w:color w:val="FCA5A5"/>
                 <w:sz w:val="21"/>
               </w:rPr>
               <w:t>同龄人</w:t>
@@ -7168,7 +7314,7 @@
               <w:rPr>
                 <w:rFonts w:ascii="Calibri" w:hAnsi="Calibri" w:eastAsia="微软雅黑"/>
                 <w:b/>
-                <w:color w:val="FCA5A5"/>
+                <w:color w:val="FBBF24"/>
                 <w:sz w:val="26"/>
               </w:rPr>
               <w:t>perseveres</w:t>
@@ -7208,7 +7354,7 @@
               <w:rPr>
                 <w:rFonts w:ascii="Calibri" w:hAnsi="Calibri" w:eastAsia="微软雅黑"/>
                 <w:b/>
-                <w:color w:val="FCA5A5"/>
+                <w:color w:val="FBBF24"/>
                 <w:sz w:val="21"/>
               </w:rPr>
               <w:t>坚持</w:t>
@@ -7267,7 +7413,7 @@
               <w:rPr>
                 <w:rFonts w:ascii="Calibri" w:hAnsi="Calibri" w:eastAsia="微软雅黑"/>
                 <w:b/>
-                <w:color w:val="FBBF24"/>
+                <w:color w:val="38BDF8"/>
                 <w:sz w:val="26"/>
               </w:rPr>
               <w:t>depends</w:t>
@@ -7285,7 +7431,7 @@
               <w:rPr>
                 <w:rFonts w:ascii="Calibri" w:hAnsi="Calibri" w:eastAsia="微软雅黑"/>
                 <w:b/>
-                <w:color w:val="FBBF24"/>
+                <w:color w:val="38BDF8"/>
                 <w:sz w:val="26"/>
               </w:rPr>
               <w:t>on</w:t>
@@ -7325,7 +7471,7 @@
               <w:rPr>
                 <w:rFonts w:ascii="Calibri" w:hAnsi="Calibri" w:eastAsia="微软雅黑"/>
                 <w:b/>
-                <w:color w:val="FBBF24"/>
+                <w:color w:val="38BDF8"/>
                 <w:sz w:val="21"/>
               </w:rPr>
               <w:t>取决于</w:t>
@@ -7375,7 +7521,7 @@
               <w:rPr>
                 <w:rFonts w:ascii="Calibri" w:hAnsi="Calibri" w:eastAsia="微软雅黑"/>
                 <w:b/>
-                <w:color w:val="F472B6"/>
+                <w:color w:val="BEF264"/>
                 <w:sz w:val="26"/>
               </w:rPr>
               <w:t>trustworthy</w:t>
@@ -7424,7 +7570,7 @@
               <w:rPr>
                 <w:rFonts w:ascii="Calibri" w:hAnsi="Calibri" w:eastAsia="微软雅黑"/>
                 <w:b/>
-                <w:color w:val="F472B6"/>
+                <w:color w:val="BEF264"/>
                 <w:sz w:val="21"/>
               </w:rPr>
               <w:t>可信</w:t>
